--- a/docs/user-journeys/signup-to-booking.docx
+++ b/docs/user-journeys/signup-to-booking.docx
@@ -5715,7 +5715,7 @@
     </w:p>
     <w:bookmarkEnd w:id="86"/>
     <w:bookmarkEnd w:id="87"/>
-    <w:bookmarkStart w:id="88" w:name="issues-observed-during-the-walkthrough"/>
+    <w:bookmarkStart w:id="89" w:name="issues-observed-during-the-walkthrough"/>
     <w:p>
       <w:pPr>
         <w:pStyle w:val="Heading2"/>
@@ -5729,7 +5729,36 @@
         <w:pStyle w:val="FirstParagraph"/>
       </w:pPr>
       <w:r>
-        <w:t xml:space="preserve">These came up while recording the journeys on 30 Sep 2026. They are listed for follow-up. None of them stopped the booking from going through.</w:t>
+        <w:t xml:space="preserve">These came up while recording the journeys on 30 Sep 2026. None of them stopped the booking from going through.</w:t>
+      </w:r>
+      <w:r>
+        <w:t xml:space="preserve"> </w:t>
+      </w:r>
+      <w:r>
+        <w:rPr>
+          <w:bCs/>
+          <w:b/>
+        </w:rPr>
+        <w:t xml:space="preserve">Issues 1–7 and 9 were fixed the same day</w:t>
+      </w:r>
+      <w:r>
+        <w:t xml:space="preserve">; see</w:t>
+      </w:r>
+      <w:r>
+        <w:t xml:space="preserve"> </w:t>
+      </w:r>
+      <w:r>
+        <w:rPr>
+          <w:iCs/>
+          <w:i/>
+        </w:rPr>
+        <w:t xml:space="preserve">Fixes</w:t>
+      </w:r>
+      <w:r>
+        <w:t xml:space="preserve"> </w:t>
+      </w:r>
+      <w:r>
+        <w:t xml:space="preserve">below the table. The screenshots above were taken before the fixes.</w:t>
       </w:r>
     </w:p>
     <w:tbl>
@@ -6508,21 +6537,13 @@
         </w:tc>
       </w:tr>
     </w:tbl>
-    <w:p>
-      <w:r>
-        <w:pict>
-          <v:rect style="width:0;height:1.5pt" o:hralign="center" o:hrstd="t" o:hr="t"/>
-        </w:pict>
-      </w:r>
-    </w:p>
-    <w:bookmarkEnd w:id="88"/>
-    <w:bookmarkStart w:id="89" w:name="reproducing-this-walkthrough"/>
-    <w:p>
-      <w:pPr>
-        <w:pStyle w:val="Heading2"/>
-      </w:pPr>
-      <w:r>
-        <w:t xml:space="preserve">Reproducing this walkthrough</w:t>
+    <w:bookmarkStart w:id="88" w:name="fixes-30-sep-2026"/>
+    <w:p>
+      <w:pPr>
+        <w:pStyle w:val="Heading3"/>
+      </w:pPr>
+      <w:r>
+        <w:t xml:space="preserve">Fixes (30 Sep 2026)</w:t>
       </w:r>
     </w:p>
     <w:p>
@@ -6534,32 +6555,68 @@
         <w:pStyle w:val="Compact"/>
       </w:pPr>
       <w:r>
-        <w:t xml:space="preserve">Staging only lets in allowlisted emails. A superadmin adds them first at</w:t>
-      </w:r>
-      <w:r>
-        <w:t xml:space="preserve"> </w:t>
-      </w:r>
-      <w:r>
-        <w:rPr>
-          <w:bCs/>
-          <w:b/>
-        </w:rPr>
-        <w:t xml:space="preserve">Admin → Staging access</w:t>
-      </w:r>
-      <w:r>
-        <w:t xml:space="preserve"> </w:t>
-      </w:r>
-      <w:r>
-        <w:t xml:space="preserve">(</w:t>
+        <w:rPr>
+          <w:bCs/>
+          <w:b/>
+        </w:rPr>
+        <w:t xml:space="preserve">Search by name:</w:t>
+      </w:r>
+      <w:r>
+        <w:t xml:space="preserve"> </w:t>
+      </w:r>
+      <w:r>
+        <w:t xml:space="preserve">a trigger (</w:t>
       </w:r>
       <w:r>
         <w:rPr>
           <w:rStyle w:val="VerbatimChar"/>
         </w:rPr>
-        <w:t xml:space="preserve">/admin/staging-access</w:t>
-      </w:r>
-      <w:r>
-        <w:t xml:space="preserve">).</w:t>
+        <w:t xml:space="preserve">onInstructorWriteSearchIndex</w:t>
+      </w:r>
+      <w:r>
+        <w:t xml:space="preserve">) now keeps a</w:t>
+      </w:r>
+      <w:r>
+        <w:t xml:space="preserve"> </w:t>
+      </w:r>
+      <w:r>
+        <w:rPr>
+          <w:rStyle w:val="VerbatimChar"/>
+        </w:rPr>
+        <w:t xml:space="preserve">searchTerms</w:t>
+      </w:r>
+      <w:r>
+        <w:t xml:space="preserve"> </w:t>
+      </w:r>
+      <w:r>
+        <w:t xml:space="preserve">array of name, specialty and category prefixes on every provider. A typed query becomes one indexed</w:t>
+      </w:r>
+      <w:r>
+        <w:t xml:space="preserve"> </w:t>
+      </w:r>
+      <w:r>
+        <w:rPr>
+          <w:rStyle w:val="VerbatimChar"/>
+        </w:rPr>
+        <w:t xml:space="preserve">array-contains</w:t>
+      </w:r>
+      <w:r>
+        <w:t xml:space="preserve"> </w:t>
+      </w:r>
+      <w:r>
+        <w:t xml:space="preserve">lookup, so every provider is findable by name without a location. Existing providers are indexed by</w:t>
+      </w:r>
+      <w:r>
+        <w:t xml:space="preserve"> </w:t>
+      </w:r>
+      <w:r>
+        <w:rPr>
+          <w:rStyle w:val="VerbatimChar"/>
+        </w:rPr>
+        <w:t xml:space="preserve">scripts/backfill-provider-search.mjs</w:t>
+      </w:r>
+      <w:r>
+        <w:t xml:space="preserve">.</w:t>
       </w:r>
     </w:p>
     <w:p>
@@ -6571,7 +6628,17 @@
         <w:pStyle w:val="Compact"/>
       </w:pPr>
       <w:r>
-        <w:t xml:space="preserve">Run the app locally against staging with</w:t>
+        <w:rPr>
+          <w:bCs/>
+          <w:b/>
+        </w:rPr>
+        <w:t xml:space="preserve">Bookings on mobile:</w:t>
+      </w:r>
+      <w:r>
+        <w:t xml:space="preserve"> </w:t>
+      </w:r>
+      <w:r>
+        <w:t xml:space="preserve">below the</w:t>
       </w:r>
       <w:r>
         <w:t xml:space="preserve"> </w:t>
@@ -6580,49 +6647,13 @@
         <w:rPr>
           <w:rStyle w:val="VerbatimChar"/>
         </w:rPr>
-        <w:t xml:space="preserve">npm run dev</w:t>
-      </w:r>
-      <w:r>
-        <w:t xml:space="preserve"> </w:t>
-      </w:r>
-      <w:r>
-        <w:t xml:space="preserve">(</w:t>
-      </w:r>
-      <w:r>
-        <w:rPr>
-          <w:rStyle w:val="VerbatimChar"/>
-        </w:rPr>
-        <w:t xml:space="preserve">.env.local</w:t>
-      </w:r>
-      <w:r>
-        <w:t xml:space="preserve"> </w:t>
-      </w:r>
-      <w:r>
-        <w:t xml:space="preserve">points at</w:t>
-      </w:r>
-      <w:r>
-        <w:t xml:space="preserve"> </w:t>
-      </w:r>
-      <w:r>
-        <w:rPr>
-          <w:rStyle w:val="VerbatimChar"/>
-        </w:rPr>
-        <w:t xml:space="preserve">vfit-app-staging</w:t>
-      </w:r>
-      <w:r>
-        <w:t xml:space="preserve">). The staging gate is skipped on</w:t>
-      </w:r>
-      <w:r>
-        <w:t xml:space="preserve"> </w:t>
-      </w:r>
-      <w:r>
-        <w:rPr>
-          <w:rStyle w:val="VerbatimChar"/>
-        </w:rPr>
-        <w:t xml:space="preserve">localhost</w:t>
-      </w:r>
-      <w:r>
-        <w:t xml:space="preserve">, but sign-up is still checked against the allowlist on the server.</w:t>
+        <w:t xml:space="preserve">md</w:t>
+      </w:r>
+      <w:r>
+        <w:t xml:space="preserve"> </w:t>
+      </w:r>
+      <w:r>
+        <w:t xml:space="preserve">breakpoint each booking is a card, with Confirm / Decline / Complete always visible.</w:t>
       </w:r>
     </w:p>
     <w:p>
@@ -6634,7 +6665,63 @@
         <w:pStyle w:val="Compact"/>
       </w:pPr>
       <w:r>
-        <w:t xml:space="preserve">Follow Part A, then Part B, then A13–A16 and B14–B16.</w:t>
+        <w:rPr>
+          <w:bCs/>
+          <w:b/>
+        </w:rPr>
+        <w:t xml:space="preserve">Action feedback:</w:t>
+      </w:r>
+      <w:r>
+        <w:t xml:space="preserve"> </w:t>
+      </w:r>
+      <w:r>
+        <w:t xml:space="preserve">the pressed button shows a spinner, and a toast reports success or failure. The row switches status as soon as the server answers, then the list refreshes quietly with the current tab.</w:t>
+      </w:r>
+      <w:r>
+        <w:t xml:space="preserve"> </w:t>
+      </w:r>
+      <w:r>
+        <w:rPr>
+          <w:bCs/>
+          <w:b/>
+        </w:rPr>
+        <w:t xml:space="preserve">Decline</w:t>
+      </w:r>
+      <w:r>
+        <w:t xml:space="preserve"> </w:t>
+      </w:r>
+      <w:r>
+        <w:t xml:space="preserve">now declines the request (status</w:t>
+      </w:r>
+      <w:r>
+        <w:t xml:space="preserve"> </w:t>
+      </w:r>
+      <w:r>
+        <w:rPr>
+          <w:rStyle w:val="VerbatimChar"/>
+        </w:rPr>
+        <w:t xml:space="preserve">declined</w:t>
+      </w:r>
+      <w:r>
+        <w:t xml:space="preserve">,</w:t>
+      </w:r>
+      <w:r>
+        <w:t xml:space="preserve"> </w:t>
+      </w:r>
+      <w:r>
+        <w:t xml:space="preserve">“</w:t>
+      </w:r>
+      <w:r>
+        <w:t xml:space="preserve">declined</w:t>
+      </w:r>
+      <w:r>
+        <w:t xml:space="preserve">”</w:t>
+      </w:r>
+      <w:r>
+        <w:t xml:space="preserve"> </w:t>
+      </w:r>
+      <w:r>
+        <w:t xml:space="preserve">notification) instead of cancelling it as the trainer.</w:t>
       </w:r>
     </w:p>
     <w:p>
@@ -6646,26 +6733,419 @@
         <w:pStyle w:val="Compact"/>
       </w:pPr>
       <w:r>
-        <w:t xml:space="preserve">To find the new provider, give the browser a location near theirs and use</w:t>
-      </w:r>
-      <w:r>
-        <w:t xml:space="preserve"> </w:t>
-      </w:r>
-      <w:r>
-        <w:rPr>
-          <w:bCs/>
-          <w:b/>
-        </w:rPr>
-        <w:t xml:space="preserve">Near me</w:t>
-      </w:r>
-      <w:r>
-        <w:t xml:space="preserve"> </w:t>
-      </w:r>
-      <w:r>
-        <w:t xml:space="preserve">(see Issue 1).</w:t>
-      </w:r>
-    </w:p>
+        <w:rPr>
+          <w:bCs/>
+          <w:b/>
+        </w:rPr>
+        <w:t xml:space="preserve">Trainer name:</w:t>
+      </w:r>
+      <w:r>
+        <w:t xml:space="preserve"> </w:t>
+      </w:r>
+      <w:r>
+        <w:t xml:space="preserve">bookings are normalized so a trainer session’s</w:t>
+      </w:r>
+      <w:r>
+        <w:t xml:space="preserve"> </w:t>
+      </w:r>
+      <w:r>
+        <w:rPr>
+          <w:rStyle w:val="VerbatimChar"/>
+        </w:rPr>
+        <w:t xml:space="preserve">instructorName</w:t>
+      </w:r>
+      <w:r>
+        <w:t xml:space="preserve"> </w:t>
+      </w:r>
+      <w:r>
+        <w:t xml:space="preserve">fills</w:t>
+      </w:r>
+      <w:r>
+        <w:t xml:space="preserve"> </w:t>
+      </w:r>
+      <w:r>
+        <w:rPr>
+          <w:rStyle w:val="VerbatimChar"/>
+        </w:rPr>
+        <w:t xml:space="preserve">providerName</w:t>
+      </w:r>
+      <w:r>
+        <w:t xml:space="preserve">.</w:t>
+      </w:r>
+      <w:r>
+        <w:t xml:space="preserve"> </w:t>
+      </w:r>
+      <w:r>
+        <w:rPr>
+          <w:rStyle w:val="VerbatimChar"/>
+        </w:rPr>
+        <w:t xml:space="preserve">Avatar</w:t>
+      </w:r>
+      <w:r>
+        <w:t xml:space="preserve"> </w:t>
+      </w:r>
+      <w:r>
+        <w:t xml:space="preserve">now takes initials from</w:t>
+      </w:r>
+      <w:r>
+        <w:t xml:space="preserve"> </w:t>
+      </w:r>
+      <w:r>
+        <w:rPr>
+          <w:rStyle w:val="VerbatimChar"/>
+        </w:rPr>
+        <w:t xml:space="preserve">alt</w:t>
+      </w:r>
+      <w:r>
+        <w:t xml:space="preserve"> </w:t>
+      </w:r>
+      <w:r>
+        <w:t xml:space="preserve">when no</w:t>
+      </w:r>
+      <w:r>
+        <w:t xml:space="preserve"> </w:t>
+      </w:r>
+      <w:r>
+        <w:rPr>
+          <w:rStyle w:val="VerbatimChar"/>
+        </w:rPr>
+        <w:t xml:space="preserve">name</w:t>
+      </w:r>
+      <w:r>
+        <w:t xml:space="preserve"> </w:t>
+      </w:r>
+      <w:r>
+        <w:t xml:space="preserve">is given, so cards show</w:t>
+      </w:r>
+      <w:r>
+        <w:t xml:space="preserve"> </w:t>
+      </w:r>
+      <w:r>
+        <w:t xml:space="preserve">“</w:t>
+      </w:r>
+      <w:r>
+        <w:t xml:space="preserve">LB</w:t>
+      </w:r>
+      <w:r>
+        <w:t xml:space="preserve">”</w:t>
+      </w:r>
+      <w:r>
+        <w:t xml:space="preserve"> </w:t>
+      </w:r>
+      <w:r>
+        <w:t xml:space="preserve">instead of</w:t>
+      </w:r>
+      <w:r>
+        <w:t xml:space="preserve"> </w:t>
+      </w:r>
+      <w:r>
+        <w:t xml:space="preserve">“</w:t>
+      </w:r>
+      <w:r>
+        <w:t xml:space="preserve">?</w:t>
+      </w:r>
+      <w:r>
+        <w:t xml:space="preserve">”</w:t>
+      </w:r>
+      <w:r>
+        <w:t xml:space="preserve">.</w:t>
+      </w:r>
+    </w:p>
+    <w:p>
+      <w:pPr>
+        <w:numPr>
+          <w:ilvl w:val="0"/>
+          <w:numId w:val="1006"/>
+        </w:numPr>
+        <w:pStyle w:val="Compact"/>
+      </w:pPr>
+      <w:r>
+        <w:rPr>
+          <w:bCs/>
+          <w:b/>
+        </w:rPr>
+        <w:t xml:space="preserve">Email banner:</w:t>
+      </w:r>
+      <w:r>
+        <w:t xml:space="preserve"> </w:t>
+      </w:r>
+      <w:r>
+        <w:t xml:space="preserve">the mobile</w:t>
+      </w:r>
+      <w:r>
+        <w:t xml:space="preserve"> </w:t>
+      </w:r>
+      <w:r>
+        <w:rPr>
+          <w:iCs/>
+          <w:i/>
+        </w:rPr>
+        <w:t xml:space="preserve">Provider portal</w:t>
+      </w:r>
+      <w:r>
+        <w:t xml:space="preserve"> </w:t>
+      </w:r>
+      <w:r>
+        <w:t xml:space="preserve">bar is sticky instead of fixed, so it sits below the banner instead of over it.</w:t>
+      </w:r>
+    </w:p>
+    <w:p>
+      <w:pPr>
+        <w:numPr>
+          <w:ilvl w:val="0"/>
+          <w:numId w:val="1006"/>
+        </w:numPr>
+        <w:pStyle w:val="Compact"/>
+      </w:pPr>
+      <w:r>
+        <w:rPr>
+          <w:bCs/>
+          <w:b/>
+        </w:rPr>
+        <w:t xml:space="preserve">Slot contrast:</w:t>
+      </w:r>
+      <w:r>
+        <w:t xml:space="preserve"> </w:t>
+      </w:r>
+      <w:r>
+        <w:t xml:space="preserve">the selected slot and day use dark text on the section colour (6–12:1 contrast), with no hover tint once selected.</w:t>
+      </w:r>
+    </w:p>
+    <w:p>
+      <w:pPr>
+        <w:numPr>
+          <w:ilvl w:val="0"/>
+          <w:numId w:val="1006"/>
+        </w:numPr>
+        <w:pStyle w:val="Compact"/>
+      </w:pPr>
+      <w:r>
+        <w:rPr>
+          <w:bCs/>
+          <w:b/>
+        </w:rPr>
+        <w:t xml:space="preserve">Console:</w:t>
+      </w:r>
+      <w:r>
+        <w:t xml:space="preserve"> </w:t>
+      </w:r>
+      <w:r>
+        <w:t xml:space="preserve">the booking-detail queries resolve to</w:t>
+      </w:r>
+      <w:r>
+        <w:t xml:space="preserve"> </w:t>
+      </w:r>
+      <w:r>
+        <w:rPr>
+          <w:rStyle w:val="VerbatimChar"/>
+        </w:rPr>
+        <w:t xml:space="preserve">null</w:t>
+      </w:r>
+      <w:r>
+        <w:t xml:space="preserve"> </w:t>
+      </w:r>
+      <w:r>
+        <w:t xml:space="preserve">instead of</w:t>
+      </w:r>
+      <w:r>
+        <w:t xml:space="preserve"> </w:t>
+      </w:r>
+      <w:r>
+        <w:rPr>
+          <w:rStyle w:val="VerbatimChar"/>
+        </w:rPr>
+        <w:t xml:space="preserve">undefined</w:t>
+      </w:r>
+      <w:r>
+        <w:t xml:space="preserve">, and the placeholder booking no longer points at a missing image.</w:t>
+      </w:r>
+    </w:p>
+    <w:p>
+      <w:pPr>
+        <w:numPr>
+          <w:ilvl w:val="0"/>
+          <w:numId w:val="1006"/>
+        </w:numPr>
+        <w:pStyle w:val="Compact"/>
+      </w:pPr>
+      <w:r>
+        <w:rPr>
+          <w:bCs/>
+          <w:b/>
+        </w:rPr>
+        <w:t xml:space="preserve">E2E:</w:t>
+      </w:r>
+      <w:r>
+        <w:t xml:space="preserve"> </w:t>
+      </w:r>
+      <w:r>
+        <w:rPr>
+          <w:rStyle w:val="VerbatimChar"/>
+        </w:rPr>
+        <w:t xml:space="preserve">journey.spec.ts</w:t>
+      </w:r>
+      <w:r>
+        <w:t xml:space="preserve"> </w:t>
+      </w:r>
+      <w:r>
+        <w:t xml:space="preserve">ticks the terms with</w:t>
+      </w:r>
+      <w:r>
+        <w:t xml:space="preserve"> </w:t>
+      </w:r>
+      <w:r>
+        <w:rPr>
+          <w:rStyle w:val="VerbatimChar"/>
+        </w:rPr>
+        <w:t xml:space="preserve">getByRole('checkbox', { name: /accetto i/i })</w:t>
+      </w:r>
+      <w:r>
+        <w:t xml:space="preserve">.</w:t>
+      </w:r>
+    </w:p>
+    <w:p>
+      <w:r>
+        <w:pict>
+          <v:rect style="width:0;height:1.5pt" o:hralign="center" o:hrstd="t" o:hr="t"/>
+        </w:pict>
+      </w:r>
+    </w:p>
+    <w:bookmarkEnd w:id="88"/>
     <w:bookmarkEnd w:id="89"/>
+    <w:bookmarkStart w:id="90" w:name="reproducing-this-walkthrough"/>
+    <w:p>
+      <w:pPr>
+        <w:pStyle w:val="Heading2"/>
+      </w:pPr>
+      <w:r>
+        <w:t xml:space="preserve">Reproducing this walkthrough</w:t>
+      </w:r>
+    </w:p>
+    <w:p>
+      <w:pPr>
+        <w:numPr>
+          <w:ilvl w:val="0"/>
+          <w:numId w:val="1007"/>
+        </w:numPr>
+        <w:pStyle w:val="Compact"/>
+      </w:pPr>
+      <w:r>
+        <w:t xml:space="preserve">Staging only lets in allowlisted emails. A superadmin adds them first at</w:t>
+      </w:r>
+      <w:r>
+        <w:t xml:space="preserve"> </w:t>
+      </w:r>
+      <w:r>
+        <w:rPr>
+          <w:bCs/>
+          <w:b/>
+        </w:rPr>
+        <w:t xml:space="preserve">Admin → Staging access</w:t>
+      </w:r>
+      <w:r>
+        <w:t xml:space="preserve"> </w:t>
+      </w:r>
+      <w:r>
+        <w:t xml:space="preserve">(</w:t>
+      </w:r>
+      <w:r>
+        <w:rPr>
+          <w:rStyle w:val="VerbatimChar"/>
+        </w:rPr>
+        <w:t xml:space="preserve">/admin/staging-access</w:t>
+      </w:r>
+      <w:r>
+        <w:t xml:space="preserve">).</w:t>
+      </w:r>
+    </w:p>
+    <w:p>
+      <w:pPr>
+        <w:numPr>
+          <w:ilvl w:val="0"/>
+          <w:numId w:val="1007"/>
+        </w:numPr>
+        <w:pStyle w:val="Compact"/>
+      </w:pPr>
+      <w:r>
+        <w:t xml:space="preserve">Run the app locally against staging with</w:t>
+      </w:r>
+      <w:r>
+        <w:t xml:space="preserve"> </w:t>
+      </w:r>
+      <w:r>
+        <w:rPr>
+          <w:rStyle w:val="VerbatimChar"/>
+        </w:rPr>
+        <w:t xml:space="preserve">npm run dev</w:t>
+      </w:r>
+      <w:r>
+        <w:t xml:space="preserve"> </w:t>
+      </w:r>
+      <w:r>
+        <w:t xml:space="preserve">(</w:t>
+      </w:r>
+      <w:r>
+        <w:rPr>
+          <w:rStyle w:val="VerbatimChar"/>
+        </w:rPr>
+        <w:t xml:space="preserve">.env.local</w:t>
+      </w:r>
+      <w:r>
+        <w:t xml:space="preserve"> </w:t>
+      </w:r>
+      <w:r>
+        <w:t xml:space="preserve">points at</w:t>
+      </w:r>
+      <w:r>
+        <w:t xml:space="preserve"> </w:t>
+      </w:r>
+      <w:r>
+        <w:rPr>
+          <w:rStyle w:val="VerbatimChar"/>
+        </w:rPr>
+        <w:t xml:space="preserve">vfit-app-staging</w:t>
+      </w:r>
+      <w:r>
+        <w:t xml:space="preserve">). The staging gate is skipped on</w:t>
+      </w:r>
+      <w:r>
+        <w:t xml:space="preserve"> </w:t>
+      </w:r>
+      <w:r>
+        <w:rPr>
+          <w:rStyle w:val="VerbatimChar"/>
+        </w:rPr>
+        <w:t xml:space="preserve">localhost</w:t>
+      </w:r>
+      <w:r>
+        <w:t xml:space="preserve">, but sign-up is still checked against the allowlist on the server.</w:t>
+      </w:r>
+    </w:p>
+    <w:p>
+      <w:pPr>
+        <w:numPr>
+          <w:ilvl w:val="0"/>
+          <w:numId w:val="1007"/>
+        </w:numPr>
+        <w:pStyle w:val="Compact"/>
+      </w:pPr>
+      <w:r>
+        <w:t xml:space="preserve">Follow Part A, then Part B, then A13–A16 and B14–B16.</w:t>
+      </w:r>
+    </w:p>
+    <w:p>
+      <w:pPr>
+        <w:numPr>
+          <w:ilvl w:val="0"/>
+          <w:numId w:val="1007"/>
+        </w:numPr>
+        <w:pStyle w:val="Compact"/>
+      </w:pPr>
+      <w:r>
+        <w:t xml:space="preserve">Since the Issue 1 fix, the new provider can also be found by typing their name.</w:t>
+      </w:r>
+    </w:p>
+    <w:bookmarkEnd w:id="90"/>
     <w:sectPr/>
   </w:body>
 </w:document>
@@ -6952,6 +7432,36 @@
     <w:abstractNumId w:val="991"/>
   </w:num>
   <w:num w:numId="1006">
+    <w:abstractNumId w:val="99411"/>
+    <w:lvlOverride w:ilvl="0">
+      <w:startOverride w:val="1"/>
+    </w:lvlOverride>
+    <w:lvlOverride w:ilvl="1">
+      <w:startOverride w:val="1"/>
+    </w:lvlOverride>
+    <w:lvlOverride w:ilvl="2">
+      <w:startOverride w:val="1"/>
+    </w:lvlOverride>
+    <w:lvlOverride w:ilvl="3">
+      <w:startOverride w:val="1"/>
+    </w:lvlOverride>
+    <w:lvlOverride w:ilvl="4">
+      <w:startOverride w:val="1"/>
+    </w:lvlOverride>
+    <w:lvlOverride w:ilvl="5">
+      <w:startOverride w:val="1"/>
+    </w:lvlOverride>
+    <w:lvlOverride w:ilvl="6">
+      <w:startOverride w:val="1"/>
+    </w:lvlOverride>
+    <w:lvlOverride w:ilvl="7">
+      <w:startOverride w:val="1"/>
+    </w:lvlOverride>
+    <w:lvlOverride w:ilvl="8">
+      <w:startOverride w:val="1"/>
+    </w:lvlOverride>
+  </w:num>
+  <w:num w:numId="1007">
     <w:abstractNumId w:val="99411"/>
     <w:lvlOverride w:ilvl="0">
       <w:startOverride w:val="1"/>

--- a/docs/user-journeys/signup-to-booking.docx
+++ b/docs/user-journeys/signup-to-booking.docx
@@ -56,6 +56,42 @@
       </w:r>
       <w:r>
         <w:t xml:space="preserve">get from creating an account to a confirmed appointment, step by step, with a screenshot of every screen.</w:t>
+      </w:r>
+    </w:p>
+    <w:p>
+      <w:pPr>
+        <w:pStyle w:val="BodyText"/>
+      </w:pPr>
+      <w:r>
+        <w:rPr>
+          <w:iCs/>
+          <w:i/>
+        </w:rPr>
+        <w:t xml:space="preserve">Italian version:</w:t>
+      </w:r>
+      <w:r>
+        <w:rPr>
+          <w:iCs/>
+          <w:i/>
+        </w:rPr>
+        <w:t xml:space="preserve"> </w:t>
+      </w:r>
+      <w:hyperlink r:id="rId20">
+        <w:r>
+          <w:rPr>
+            <w:rStyle w:val="Hyperlink"/>
+            <w:iCs/>
+            <w:i/>
+          </w:rPr>
+          <w:t xml:space="preserve">signup-to-booking.it.md</w:t>
+        </w:r>
+      </w:hyperlink>
+      <w:r>
+        <w:rPr>
+          <w:iCs/>
+          <w:i/>
+        </w:rPr>
+        <w:t xml:space="preserve">.</w:t>
       </w:r>
     </w:p>
     <w:tbl>
@@ -91,7 +127,7 @@
               <w:jc w:val="left"/>
             </w:pPr>
             <w:r>
-              <w:t xml:space="preserve">30 September 2026, against the staging backend (</w:t>
+              <w:t xml:space="preserve">30 September 2026 (second recording, after the responsive pass), against the staging backend (</w:t>
             </w:r>
             <w:r>
               <w:rPr>
@@ -124,7 +160,7 @@
               <w:rPr>
                 <w:rStyle w:val="VerbatimChar"/>
               </w:rPr>
-              <w:t xml:space="preserve">a79f758</w:t>
+              <w:t xml:space="preserve">9f9af27</w:t>
             </w:r>
           </w:p>
         </w:tc>
@@ -152,7 +188,35 @@
               <w:jc w:val="left"/>
             </w:pPr>
             <w:r>
-              <w:t xml:space="preserve">Mobile viewport 390 × 844 (iPhone 12/13/14 size). The provider’s booking-management screens are also shown at desktop width (1280 px)</w:t>
+              <w:t xml:space="preserve">Mobile viewport 390 × 844 (iPhone 12/13/14 size). Long screens are captured at full height</w:t>
+            </w:r>
+          </w:p>
+        </w:tc>
+      </w:tr>
+      <w:tr>
+        <w:tc>
+          <w:p>
+            <w:pPr>
+              <w:pStyle w:val="Compact"/>
+              <w:jc w:val="left"/>
+            </w:pPr>
+            <w:r>
+              <w:rPr>
+                <w:bCs/>
+                <w:b/>
+              </w:rPr>
+              <w:t xml:space="preserve">Theme</w:t>
+            </w:r>
+          </w:p>
+        </w:tc>
+        <w:tc>
+          <w:p>
+            <w:pPr>
+              <w:pStyle w:val="Compact"/>
+              <w:jc w:val="left"/>
+            </w:pPr>
+            <w:r>
+              <w:t xml:space="preserve">Dark</w:t>
             </w:r>
           </w:p>
         </w:tc>
@@ -208,7 +272,7 @@
               <w:jc w:val="left"/>
             </w:pPr>
             <w:r>
-              <w:t xml:space="preserve">Luca Bianchi,</w:t>
+              <w:t xml:space="preserve">Davide Moretti,</w:t>
             </w:r>
             <w:r>
               <w:t xml:space="preserve"> </w:t>
@@ -217,7 +281,7 @@
               <w:rPr>
                 <w:rStyle w:val="VerbatimChar"/>
               </w:rPr>
-              <w:t xml:space="preserve">journey.provider@vitfitdemo.dev</w:t>
+              <w:t xml:space="preserve">journey.en.provider@vitfitdemo.dev</w:t>
             </w:r>
           </w:p>
         </w:tc>
@@ -245,7 +309,7 @@
               <w:jc w:val="left"/>
             </w:pPr>
             <w:r>
-              <w:t xml:space="preserve">Giulia Verdi,</w:t>
+              <w:t xml:space="preserve">Elena Gallo,</w:t>
             </w:r>
             <w:r>
               <w:t xml:space="preserve"> </w:t>
@@ -254,7 +318,7 @@
               <w:rPr>
                 <w:rStyle w:val="VerbatimChar"/>
               </w:rPr>
-              <w:t xml:space="preserve">journey.customer@vitfitdemo.dev</w:t>
+              <w:t xml:space="preserve">journey.en.customer@vitfitdemo.dev</w:t>
             </w:r>
           </w:p>
         </w:tc>
@@ -285,7 +349,7 @@
               <w:rPr>
                 <w:rStyle w:val="VerbatimChar"/>
               </w:rPr>
-              <w:t xml:space="preserve">Q2scEOoU5bsCjsaqgB18</w:t>
+              <w:t xml:space="preserve">Dfi6vOZj7RoHLRkQkNn0</w:t>
             </w:r>
             <w:r>
               <w:t xml:space="preserve">: Personal Training, Fri 2 Oct 2026, 10:00–11:00, €50</w:t>
@@ -309,7 +373,7 @@
         </w:pict>
       </w:r>
     </w:p>
-    <w:bookmarkStart w:id="20" w:name="the-two-journeys-at-a-glance"/>
+    <w:bookmarkStart w:id="21" w:name="the-two-journeys-at-a-glance"/>
     <w:p>
       <w:pPr>
         <w:pStyle w:val="Heading2"/>
@@ -906,8 +970,8 @@
         </w:pict>
       </w:r>
     </w:p>
-    <w:bookmarkEnd w:id="20"/>
-    <w:bookmarkStart w:id="53" w:name="part-a-provider-journey"/>
+    <w:bookmarkEnd w:id="21"/>
+    <w:bookmarkStart w:id="54" w:name="part-a-provider-journey"/>
     <w:p>
       <w:pPr>
         <w:pStyle w:val="Heading2"/>
@@ -916,7 +980,7 @@
         <w:t xml:space="preserve">Part A: Provider journey</w:t>
       </w:r>
     </w:p>
-    <w:bookmarkStart w:id="22" w:name="a1.-landing-page"/>
+    <w:bookmarkStart w:id="23" w:name="a1.-landing-page"/>
     <w:p>
       <w:pPr>
         <w:pStyle w:val="Heading3"/>
@@ -995,7 +1059,7 @@
                     </pic:cNvPicPr>
                   </pic:nvPicPr>
                   <pic:blipFill>
-                    <a:blip r:embed="rId21"/>
+                    <a:blip r:embed="rId22"/>
                     <a:stretch>
                       <a:fillRect/>
                     </a:stretch>
@@ -1030,8 +1094,8 @@
         <w:t xml:space="preserve">Landing page</w:t>
       </w:r>
     </w:p>
-    <w:bookmarkEnd w:id="22"/>
-    <w:bookmarkStart w:id="24" w:name="a2.-signup-form-provider-mode"/>
+    <w:bookmarkEnd w:id="23"/>
+    <w:bookmarkStart w:id="25" w:name="a2.-signup-form-provider-mode"/>
     <w:p>
       <w:pPr>
         <w:pStyle w:val="Heading3"/>
@@ -1067,7 +1131,7 @@
         <w:t xml:space="preserve">/auth/register?as=provider</w:t>
       </w:r>
       <w:r>
-        <w:t xml:space="preserve">. It goes straight to the email signup form, with the professional opt-in already ticked.</w:t>
+        <w:t xml:space="preserve">. It goes straight to the email signup form, with the professional opt-in already ticked. The header has the language picker and the light / dark / system theme switch.</w:t>
       </w:r>
     </w:p>
     <w:p>
@@ -1090,7 +1154,7 @@
                     </pic:cNvPicPr>
                   </pic:nvPicPr>
                   <pic:blipFill>
-                    <a:blip r:embed="rId23"/>
+                    <a:blip r:embed="rId24"/>
                     <a:stretch>
                       <a:fillRect/>
                     </a:stretch>
@@ -1125,8 +1189,8 @@
         <w:t xml:space="preserve">Empty provider signup form</w:t>
       </w:r>
     </w:p>
-    <w:bookmarkEnd w:id="24"/>
-    <w:bookmarkStart w:id="26" w:name="a3.-personal-details"/>
+    <w:bookmarkEnd w:id="25"/>
+    <w:bookmarkStart w:id="27" w:name="a3.-personal-details"/>
     <w:p>
       <w:pPr>
         <w:pStyle w:val="Heading3"/>
@@ -1277,7 +1341,7 @@
                     </pic:cNvPicPr>
                   </pic:nvPicPr>
                   <pic:blipFill>
-                    <a:blip r:embed="rId25"/>
+                    <a:blip r:embed="rId26"/>
                     <a:stretch>
                       <a:fillRect/>
                     </a:stretch>
@@ -1312,8 +1376,8 @@
         <w:t xml:space="preserve">Provider details filled in</w:t>
       </w:r>
     </w:p>
-    <w:bookmarkEnd w:id="26"/>
-    <w:bookmarkStart w:id="28" w:name="Xbce9a5b6b356e35eec966df3aa3ddaf59dbc81c"/>
+    <w:bookmarkEnd w:id="27"/>
+    <w:bookmarkStart w:id="29" w:name="Xbce9a5b6b356e35eec966df3aa3ddaf59dbc81c"/>
     <w:p>
       <w:pPr>
         <w:pStyle w:val="Heading3"/>
@@ -1418,7 +1482,7 @@
                     </pic:cNvPicPr>
                   </pic:nvPicPr>
                   <pic:blipFill>
-                    <a:blip r:embed="rId27"/>
+                    <a:blip r:embed="rId28"/>
                     <a:stretch>
                       <a:fillRect/>
                     </a:stretch>
@@ -1541,8 +1605,8 @@
         <w:t xml:space="preserve">for each service picked. If an admin switches auto-approval off, the application goes to a pending queue instead.</w:t>
       </w:r>
     </w:p>
-    <w:bookmarkEnd w:id="28"/>
-    <w:bookmarkStart w:id="30" w:name="a5.-permissions"/>
+    <w:bookmarkEnd w:id="29"/>
+    <w:bookmarkStart w:id="31" w:name="a5.-permissions"/>
     <w:p>
       <w:pPr>
         <w:pStyle w:val="Heading3"/>
@@ -1624,7 +1688,7 @@
                     </pic:cNvPicPr>
                   </pic:nvPicPr>
                   <pic:blipFill>
-                    <a:blip r:embed="rId29"/>
+                    <a:blip r:embed="rId30"/>
                     <a:stretch>
                       <a:fillRect/>
                     </a:stretch>
@@ -1659,8 +1723,8 @@
         <w:t xml:space="preserve">Permissions screen</w:t>
       </w:r>
     </w:p>
-    <w:bookmarkEnd w:id="30"/>
-    <w:bookmarkStart w:id="32" w:name="a6.-provider-dashboard"/>
+    <w:bookmarkEnd w:id="31"/>
+    <w:bookmarkStart w:id="33" w:name="a6.-provider-dashboard"/>
     <w:p>
       <w:pPr>
         <w:pStyle w:val="Heading3"/>
@@ -1727,7 +1791,23 @@
         <w:t xml:space="preserve"> </w:t>
       </w:r>
       <w:r>
-        <w:t xml:space="preserve">banner asks them to click the verification link sent to their inbox. It does not block anything in this journey.</w:t>
+        <w:t xml:space="preserve">banner above the</w:t>
+      </w:r>
+      <w:r>
+        <w:t xml:space="preserve"> </w:t>
+      </w:r>
+      <w:r>
+        <w:rPr>
+          <w:iCs/>
+          <w:i/>
+        </w:rPr>
+        <w:t xml:space="preserve">Provider portal</w:t>
+      </w:r>
+      <w:r>
+        <w:t xml:space="preserve"> </w:t>
+      </w:r>
+      <w:r>
+        <w:t xml:space="preserve">bar asks them to click the verification link sent to their inbox. It does not block anything in this journey.</w:t>
       </w:r>
     </w:p>
     <w:p>
@@ -1750,7 +1830,7 @@
                     </pic:cNvPicPr>
                   </pic:nvPicPr>
                   <pic:blipFill>
-                    <a:blip r:embed="rId31"/>
+                    <a:blip r:embed="rId32"/>
                     <a:stretch>
                       <a:fillRect/>
                     </a:stretch>
@@ -1785,8 +1865,8 @@
         <w:t xml:space="preserve">Provider dashboard on first login</w:t>
       </w:r>
     </w:p>
-    <w:bookmarkEnd w:id="32"/>
-    <w:bookmarkStart w:id="34" w:name="Xae2d65bde46b50d6d2cb8edf23ae21638ac8a4c"/>
+    <w:bookmarkEnd w:id="33"/>
+    <w:bookmarkStart w:id="35" w:name="Xae2d65bde46b50d6d2cb8edf23ae21638ac8a4c"/>
     <w:p>
       <w:pPr>
         <w:pStyle w:val="Heading3"/>
@@ -1862,7 +1942,7 @@
                     </pic:cNvPicPr>
                   </pic:nvPicPr>
                   <pic:blipFill>
-                    <a:blip r:embed="rId33"/>
+                    <a:blip r:embed="rId34"/>
                     <a:stretch>
                       <a:fillRect/>
                     </a:stretch>
@@ -1897,8 +1977,8 @@
         <w:t xml:space="preserve">Services list with two inactive drafts</w:t>
       </w:r>
     </w:p>
-    <w:bookmarkEnd w:id="34"/>
-    <w:bookmarkStart w:id="36" w:name="a8.-open-the-service-actions"/>
+    <w:bookmarkEnd w:id="35"/>
+    <w:bookmarkStart w:id="37" w:name="a8.-open-the-service-actions"/>
     <w:p>
       <w:pPr>
         <w:pStyle w:val="Heading3"/>
@@ -2012,39 +2092,7 @@
         <w:t xml:space="preserve">Edit</w:t>
       </w:r>
       <w:r>
-        <w:t xml:space="preserve">. (The screenshot shows the same menu on the</w:t>
-      </w:r>
-      <w:r>
-        <w:t xml:space="preserve"> </w:t>
-      </w:r>
-      <w:r>
-        <w:rPr>
-          <w:iCs/>
-          <w:i/>
-        </w:rPr>
-        <w:t xml:space="preserve">Functional Training</w:t>
-      </w:r>
-      <w:r>
-        <w:t xml:space="preserve"> </w:t>
-      </w:r>
-      <w:r>
-        <w:t xml:space="preserve">draft, taken after</w:t>
-      </w:r>
-      <w:r>
-        <w:t xml:space="preserve"> </w:t>
-      </w:r>
-      <w:r>
-        <w:rPr>
-          <w:iCs/>
-          <w:i/>
-        </w:rPr>
-        <w:t xml:space="preserve">Personal Training</w:t>
-      </w:r>
-      <w:r>
-        <w:t xml:space="preserve"> </w:t>
-      </w:r>
-      <w:r>
-        <w:t xml:space="preserve">had been priced.)</w:t>
+        <w:t xml:space="preserve">.</w:t>
       </w:r>
     </w:p>
     <w:p>
@@ -2054,7 +2102,7 @@
       <w:r>
         <w:drawing>
           <wp:inline>
-            <wp:extent cx="2335745" cy="6587999"/>
+            <wp:extent cx="2345545" cy="5075999"/>
             <wp:effectExtent b="0" l="0" r="0" t="0"/>
             <wp:docPr descr="Service actions menu" title="" id="1" name="Picture"/>
             <a:graphic>
@@ -2067,205 +2115,7 @@
                     </pic:cNvPicPr>
                   </pic:nvPicPr>
                   <pic:blipFill>
-                    <a:blip r:embed="rId35"/>
-                    <a:stretch>
-                      <a:fillRect/>
-                    </a:stretch>
-                  </pic:blipFill>
-                  <pic:spPr bwMode="auto">
-                    <a:xfrm>
-                      <a:off x="0" y="0"/>
-                      <a:ext cx="2335745" cy="6587999"/>
-                    </a:xfrm>
-                    <a:prstGeom prst="rect">
-                      <a:avLst/>
-                    </a:prstGeom>
-                    <a:noFill/>
-                    <a:ln w="9525">
-                      <a:noFill/>
-                      <a:headEnd/>
-                      <a:tailEnd/>
-                    </a:ln>
-                  </pic:spPr>
-                </pic:pic>
-              </a:graphicData>
-            </a:graphic>
-          </wp:inline>
-        </w:drawing>
-      </w:r>
-    </w:p>
-    <w:p>
-      <w:pPr>
-        <w:pStyle w:val="ImageCaption"/>
-      </w:pPr>
-      <w:r>
-        <w:t xml:space="preserve">Service actions menu</w:t>
-      </w:r>
-    </w:p>
-    <w:bookmarkEnd w:id="36"/>
-    <w:bookmarkStart w:id="38" w:name="a9.-price-and-activate-the-service"/>
-    <w:p>
-      <w:pPr>
-        <w:pStyle w:val="Heading3"/>
-      </w:pPr>
-      <w:r>
-        <w:t xml:space="preserve">A9. Price and activate the service</w:t>
-      </w:r>
-    </w:p>
-    <w:p>
-      <w:pPr>
-        <w:pStyle w:val="FirstParagraph"/>
-      </w:pPr>
-      <w:r>
-        <w:t xml:space="preserve">In</w:t>
-      </w:r>
-      <w:r>
-        <w:t xml:space="preserve"> </w:t>
-      </w:r>
-      <w:r>
-        <w:rPr>
-          <w:bCs/>
-          <w:b/>
-        </w:rPr>
-        <w:t xml:space="preserve">Edit Service</w:t>
-      </w:r>
-      <w:r>
-        <w:t xml:space="preserve"> </w:t>
-      </w:r>
-      <w:r>
-        <w:t xml:space="preserve">the provider adds a description, sets</w:t>
-      </w:r>
-      <w:r>
-        <w:t xml:space="preserve"> </w:t>
-      </w:r>
-      <w:r>
-        <w:rPr>
-          <w:bCs/>
-          <w:b/>
-        </w:rPr>
-        <w:t xml:space="preserve">Price (€)</w:t>
-      </w:r>
-      <w:r>
-        <w:t xml:space="preserve"> </w:t>
-      </w:r>
-      <w:r>
-        <w:t xml:space="preserve">to</w:t>
-      </w:r>
-      <w:r>
-        <w:t xml:space="preserve"> </w:t>
-      </w:r>
-      <w:r>
-        <w:rPr>
-          <w:bCs/>
-          <w:b/>
-        </w:rPr>
-        <w:t xml:space="preserve">50</w:t>
-      </w:r>
-      <w:r>
-        <w:t xml:space="preserve"> </w:t>
-      </w:r>
-      <w:r>
-        <w:t xml:space="preserve">and keeps</w:t>
-      </w:r>
-      <w:r>
-        <w:t xml:space="preserve"> </w:t>
-      </w:r>
-      <w:r>
-        <w:rPr>
-          <w:bCs/>
-          <w:b/>
-        </w:rPr>
-        <w:t xml:space="preserve">Duration</w:t>
-      </w:r>
-      <w:r>
-        <w:t xml:space="preserve"> </w:t>
-      </w:r>
-      <w:r>
-        <w:t xml:space="preserve">at</w:t>
-      </w:r>
-      <w:r>
-        <w:t xml:space="preserve"> </w:t>
-      </w:r>
-      <w:r>
-        <w:rPr>
-          <w:bCs/>
-          <w:b/>
-        </w:rPr>
-        <w:t xml:space="preserve">60 min</w:t>
-      </w:r>
-      <w:r>
-        <w:t xml:space="preserve">. They tick</w:t>
-      </w:r>
-      <w:r>
-        <w:t xml:space="preserve"> </w:t>
-      </w:r>
-      <w:r>
-        <w:rPr>
-          <w:bCs/>
-          <w:b/>
-        </w:rPr>
-        <w:t xml:space="preserve">Service is active</w:t>
-      </w:r>
-      <w:r>
-        <w:t xml:space="preserve"> </w:t>
-      </w:r>
-      <w:r>
-        <w:t xml:space="preserve">and tap</w:t>
-      </w:r>
-      <w:r>
-        <w:t xml:space="preserve"> </w:t>
-      </w:r>
-      <w:r>
-        <w:rPr>
-          <w:bCs/>
-          <w:b/>
-        </w:rPr>
-        <w:t xml:space="preserve">Save Changes</w:t>
-      </w:r>
-      <w:r>
-        <w:t xml:space="preserve">.</w:t>
-      </w:r>
-      <w:r>
-        <w:t xml:space="preserve"> </w:t>
-      </w:r>
-      <w:r>
-        <w:t xml:space="preserve">(New services can also be added with</w:t>
-      </w:r>
-      <w:r>
-        <w:t xml:space="preserve"> </w:t>
-      </w:r>
-      <w:r>
-        <w:rPr>
-          <w:bCs/>
-          <w:b/>
-        </w:rPr>
-        <w:t xml:space="preserve">Add Service</w:t>
-      </w:r>
-      <w:r>
-        <w:t xml:space="preserve">, either from the catalogue or as a custom service.)</w:t>
-      </w:r>
-    </w:p>
-    <w:p>
-      <w:pPr>
-        <w:pStyle w:val="CaptionedFigure"/>
-      </w:pPr>
-      <w:r>
-        <w:drawing>
-          <wp:inline>
-            <wp:extent cx="2345545" cy="5075999"/>
-            <wp:effectExtent b="0" l="0" r="0" t="0"/>
-            <wp:docPr descr="Edit Service dialog" title="" id="1" name="Picture"/>
-            <a:graphic>
-              <a:graphicData uri="http://schemas.openxmlformats.org/drawingml/2006/picture">
-                <pic:pic>
-                  <pic:nvPicPr>
-                    <pic:cNvPr descr="screenshots/provider/09-edit-service-form.png" id="0" name="Picture"/>
-                    <pic:cNvPicPr>
-                      <a:picLocks noChangeArrowheads="1" noChangeAspect="1"/>
-                    </pic:cNvPicPr>
-                  </pic:nvPicPr>
-                  <pic:blipFill>
-                    <a:blip r:embed="rId37"/>
+                    <a:blip r:embed="rId36"/>
                     <a:stretch>
                       <a:fillRect/>
                     </a:stretch>
@@ -2297,17 +2147,17 @@
         <w:pStyle w:val="ImageCaption"/>
       </w:pPr>
       <w:r>
-        <w:t xml:space="preserve">Edit Service dialog</w:t>
-      </w:r>
-    </w:p>
-    <w:bookmarkEnd w:id="38"/>
-    <w:bookmarkStart w:id="40" w:name="a10.-the-service-is-live"/>
+        <w:t xml:space="preserve">Service actions menu</w:t>
+      </w:r>
+    </w:p>
+    <w:bookmarkEnd w:id="37"/>
+    <w:bookmarkStart w:id="39" w:name="a9.-price-and-activate-the-service"/>
     <w:p>
       <w:pPr>
         <w:pStyle w:val="Heading3"/>
       </w:pPr>
       <w:r>
-        <w:t xml:space="preserve">A10. The service is live</w:t>
+        <w:t xml:space="preserve">A9. Price and activate the service</w:t>
       </w:r>
     </w:p>
     <w:p>
@@ -2315,62 +2165,132 @@
         <w:pStyle w:val="FirstParagraph"/>
       </w:pPr>
       <w:r>
-        <w:rPr>
-          <w:iCs/>
-          <w:i/>
-        </w:rPr>
-        <w:t xml:space="preserve">Personal Training</w:t>
-      </w:r>
-      <w:r>
-        <w:t xml:space="preserve"> </w:t>
-      </w:r>
-      <w:r>
-        <w:t xml:space="preserve">now shows</w:t>
-      </w:r>
-      <w:r>
-        <w:t xml:space="preserve"> </w:t>
-      </w:r>
-      <w:r>
-        <w:rPr>
-          <w:bCs/>
-          <w:b/>
-        </w:rPr>
-        <w:t xml:space="preserve">€50 / 60 min</w:t>
-      </w:r>
-      <w:r>
-        <w:t xml:space="preserve"> </w:t>
-      </w:r>
-      <w:r>
-        <w:t xml:space="preserve">with no</w:t>
-      </w:r>
-      <w:r>
-        <w:t xml:space="preserve"> </w:t>
-      </w:r>
-      <w:r>
-        <w:rPr>
-          <w:iCs/>
-          <w:i/>
-        </w:rPr>
-        <w:t xml:space="preserve">Inactive</w:t>
-      </w:r>
-      <w:r>
-        <w:t xml:space="preserve"> </w:t>
-      </w:r>
-      <w:r>
-        <w:t xml:space="preserve">badge. The provider appears in search results with</w:t>
-      </w:r>
-      <w:r>
-        <w:t xml:space="preserve"> </w:t>
-      </w:r>
-      <w:r>
-        <w:rPr>
-          <w:bCs/>
-          <w:b/>
-        </w:rPr>
-        <w:t xml:space="preserve">From 50,00 €</w:t>
+        <w:t xml:space="preserve">In</w:t>
+      </w:r>
+      <w:r>
+        <w:t xml:space="preserve"> </w:t>
+      </w:r>
+      <w:r>
+        <w:rPr>
+          <w:bCs/>
+          <w:b/>
+        </w:rPr>
+        <w:t xml:space="preserve">Edit Service</w:t>
+      </w:r>
+      <w:r>
+        <w:t xml:space="preserve"> </w:t>
+      </w:r>
+      <w:r>
+        <w:t xml:space="preserve">the provider adds a description, sets</w:t>
+      </w:r>
+      <w:r>
+        <w:t xml:space="preserve"> </w:t>
+      </w:r>
+      <w:r>
+        <w:rPr>
+          <w:bCs/>
+          <w:b/>
+        </w:rPr>
+        <w:t xml:space="preserve">Price (€)</w:t>
+      </w:r>
+      <w:r>
+        <w:t xml:space="preserve"> </w:t>
+      </w:r>
+      <w:r>
+        <w:t xml:space="preserve">to</w:t>
+      </w:r>
+      <w:r>
+        <w:t xml:space="preserve"> </w:t>
+      </w:r>
+      <w:r>
+        <w:rPr>
+          <w:bCs/>
+          <w:b/>
+        </w:rPr>
+        <w:t xml:space="preserve">50</w:t>
+      </w:r>
+      <w:r>
+        <w:t xml:space="preserve"> </w:t>
+      </w:r>
+      <w:r>
+        <w:t xml:space="preserve">and keeps</w:t>
+      </w:r>
+      <w:r>
+        <w:t xml:space="preserve"> </w:t>
+      </w:r>
+      <w:r>
+        <w:rPr>
+          <w:bCs/>
+          <w:b/>
+        </w:rPr>
+        <w:t xml:space="preserve">Duration</w:t>
+      </w:r>
+      <w:r>
+        <w:t xml:space="preserve"> </w:t>
+      </w:r>
+      <w:r>
+        <w:t xml:space="preserve">at</w:t>
+      </w:r>
+      <w:r>
+        <w:t xml:space="preserve"> </w:t>
+      </w:r>
+      <w:r>
+        <w:rPr>
+          <w:bCs/>
+          <w:b/>
+        </w:rPr>
+        <w:t xml:space="preserve">60 min</w:t>
+      </w:r>
+      <w:r>
+        <w:t xml:space="preserve">. They tick</w:t>
+      </w:r>
+      <w:r>
+        <w:t xml:space="preserve"> </w:t>
+      </w:r>
+      <w:r>
+        <w:rPr>
+          <w:bCs/>
+          <w:b/>
+        </w:rPr>
+        <w:t xml:space="preserve">Service is active</w:t>
+      </w:r>
+      <w:r>
+        <w:t xml:space="preserve"> </w:t>
+      </w:r>
+      <w:r>
+        <w:t xml:space="preserve">and tap</w:t>
+      </w:r>
+      <w:r>
+        <w:t xml:space="preserve"> </w:t>
+      </w:r>
+      <w:r>
+        <w:rPr>
+          <w:bCs/>
+          <w:b/>
+        </w:rPr>
+        <w:t xml:space="preserve">Save Changes</w:t>
       </w:r>
       <w:r>
         <w:t xml:space="preserve">.</w:t>
+      </w:r>
+      <w:r>
+        <w:t xml:space="preserve"> </w:t>
+      </w:r>
+      <w:r>
+        <w:t xml:space="preserve">(New services can also be added with</w:t>
+      </w:r>
+      <w:r>
+        <w:t xml:space="preserve"> </w:t>
+      </w:r>
+      <w:r>
+        <w:rPr>
+          <w:bCs/>
+          <w:b/>
+        </w:rPr>
+        <w:t xml:space="preserve">Add Service</w:t>
+      </w:r>
+      <w:r>
+        <w:t xml:space="preserve">, either from the catalogue or as a custom service.)</w:t>
       </w:r>
     </w:p>
     <w:p>
@@ -2380,582 +2300,20 @@
       <w:r>
         <w:drawing>
           <wp:inline>
-            <wp:extent cx="2344679" cy="6011999"/>
+            <wp:extent cx="2345545" cy="5075999"/>
             <wp:effectExtent b="0" l="0" r="0" t="0"/>
-            <wp:docPr descr="Personal Training active at €50" title="" id="1" name="Picture"/>
+            <wp:docPr descr="Edit Service dialog" title="" id="1" name="Picture"/>
             <a:graphic>
               <a:graphicData uri="http://schemas.openxmlformats.org/drawingml/2006/picture">
                 <pic:pic>
                   <pic:nvPicPr>
-                    <pic:cNvPr descr="screenshots/provider/10-service-active.png" id="0" name="Picture"/>
+                    <pic:cNvPr descr="screenshots/provider/09-edit-service-form.png" id="0" name="Picture"/>
                     <pic:cNvPicPr>
                       <a:picLocks noChangeArrowheads="1" noChangeAspect="1"/>
                     </pic:cNvPicPr>
                   </pic:nvPicPr>
                   <pic:blipFill>
-                    <a:blip r:embed="rId39"/>
-                    <a:stretch>
-                      <a:fillRect/>
-                    </a:stretch>
-                  </pic:blipFill>
-                  <pic:spPr bwMode="auto">
-                    <a:xfrm>
-                      <a:off x="0" y="0"/>
-                      <a:ext cx="2344679" cy="6011999"/>
-                    </a:xfrm>
-                    <a:prstGeom prst="rect">
-                      <a:avLst/>
-                    </a:prstGeom>
-                    <a:noFill/>
-                    <a:ln w="9525">
-                      <a:noFill/>
-                      <a:headEnd/>
-                      <a:tailEnd/>
-                    </a:ln>
-                  </pic:spPr>
-                </pic:pic>
-              </a:graphicData>
-            </a:graphic>
-          </wp:inline>
-        </w:drawing>
-      </w:r>
-    </w:p>
-    <w:p>
-      <w:pPr>
-        <w:pStyle w:val="ImageCaption"/>
-      </w:pPr>
-      <w:r>
-        <w:t xml:space="preserve">Personal Training active at €50</w:t>
-      </w:r>
-    </w:p>
-    <w:bookmarkEnd w:id="40"/>
-    <w:bookmarkStart w:id="42" w:name="a11.-availability-optional-check"/>
-    <w:p>
-      <w:pPr>
-        <w:pStyle w:val="Heading3"/>
-      </w:pPr>
-      <w:r>
-        <w:t xml:space="preserve">A11. Availability (optional check)</w:t>
-      </w:r>
-    </w:p>
-    <w:p>
-      <w:pPr>
-        <w:pStyle w:val="FirstParagraph"/>
-      </w:pPr>
-      <w:r>
-        <w:rPr>
-          <w:bCs/>
-          <w:b/>
-        </w:rPr>
-        <w:t xml:space="preserve">Provider portal → Availability</w:t>
-      </w:r>
-      <w:r>
-        <w:t xml:space="preserve"> </w:t>
-      </w:r>
-      <w:r>
-        <w:t xml:space="preserve">shows the weekly schedule created at signup: Monday to Friday, one slot each (09:00–17:00), weekends off. It also has general settings:</w:t>
-      </w:r>
-    </w:p>
-    <w:p>
-      <w:pPr>
-        <w:numPr>
-          <w:ilvl w:val="0"/>
-          <w:numId w:val="1002"/>
-        </w:numPr>
-        <w:pStyle w:val="Compact"/>
-      </w:pPr>
-      <w:r>
-        <w:rPr>
-          <w:bCs/>
-          <w:b/>
-        </w:rPr>
-        <w:t xml:space="preserve">Buffer Time</w:t>
-      </w:r>
-      <w:r>
-        <w:t xml:space="preserve">: 15 minutes</w:t>
-      </w:r>
-    </w:p>
-    <w:p>
-      <w:pPr>
-        <w:numPr>
-          <w:ilvl w:val="0"/>
-          <w:numId w:val="1002"/>
-        </w:numPr>
-        <w:pStyle w:val="Compact"/>
-      </w:pPr>
-      <w:r>
-        <w:rPr>
-          <w:bCs/>
-          <w:b/>
-        </w:rPr>
-        <w:t xml:space="preserve">Min. Advance Notice</w:t>
-      </w:r>
-      <w:r>
-        <w:t xml:space="preserve">: 24 h</w:t>
-      </w:r>
-    </w:p>
-    <w:p>
-      <w:pPr>
-        <w:numPr>
-          <w:ilvl w:val="0"/>
-          <w:numId w:val="1002"/>
-        </w:numPr>
-        <w:pStyle w:val="Compact"/>
-      </w:pPr>
-      <w:r>
-        <w:rPr>
-          <w:bCs/>
-          <w:b/>
-        </w:rPr>
-        <w:t xml:space="preserve">Max Bookings per Day</w:t>
-      </w:r>
-      <w:r>
-        <w:t xml:space="preserve">: 8</w:t>
-      </w:r>
-    </w:p>
-    <w:p>
-      <w:pPr>
-        <w:numPr>
-          <w:ilvl w:val="0"/>
-          <w:numId w:val="1002"/>
-        </w:numPr>
-        <w:pStyle w:val="Compact"/>
-      </w:pPr>
-      <w:r>
-        <w:rPr>
-          <w:bCs/>
-          <w:b/>
-        </w:rPr>
-        <w:t xml:space="preserve">Timezone</w:t>
-      </w:r>
-      <w:r>
-        <w:t xml:space="preserve">: Europe/Rome</w:t>
-      </w:r>
-    </w:p>
-    <w:p>
-      <w:pPr>
-        <w:pStyle w:val="FirstParagraph"/>
-      </w:pPr>
-      <w:r>
-        <w:rPr>
-          <w:bCs/>
-          <w:b/>
-        </w:rPr>
-        <w:t xml:space="preserve">Date Overrides</w:t>
-      </w:r>
-      <w:r>
-        <w:t xml:space="preserve"> </w:t>
-      </w:r>
-      <w:r>
-        <w:t xml:space="preserve">covers holidays and one-off changes.</w:t>
-      </w:r>
-    </w:p>
-    <w:p>
-      <w:pPr>
-        <w:pStyle w:val="CaptionedFigure"/>
-      </w:pPr>
-      <w:r>
-        <w:drawing>
-          <wp:inline>
-            <wp:extent cx="1676417" cy="7199999"/>
-            <wp:effectExtent b="0" l="0" r="0" t="0"/>
-            <wp:docPr descr="Availability settings" title="" id="1" name="Picture"/>
-            <a:graphic>
-              <a:graphicData uri="http://schemas.openxmlformats.org/drawingml/2006/picture">
-                <pic:pic>
-                  <pic:nvPicPr>
-                    <pic:cNvPr descr="screenshots/provider/11-availability.png" id="0" name="Picture"/>
-                    <pic:cNvPicPr>
-                      <a:picLocks noChangeArrowheads="1" noChangeAspect="1"/>
-                    </pic:cNvPicPr>
-                  </pic:nvPicPr>
-                  <pic:blipFill>
-                    <a:blip r:embed="rId41"/>
-                    <a:stretch>
-                      <a:fillRect/>
-                    </a:stretch>
-                  </pic:blipFill>
-                  <pic:spPr bwMode="auto">
-                    <a:xfrm>
-                      <a:off x="0" y="0"/>
-                      <a:ext cx="1676417" cy="7199999"/>
-                    </a:xfrm>
-                    <a:prstGeom prst="rect">
-                      <a:avLst/>
-                    </a:prstGeom>
-                    <a:noFill/>
-                    <a:ln w="9525">
-                      <a:noFill/>
-                      <a:headEnd/>
-                      <a:tailEnd/>
-                    </a:ln>
-                  </pic:spPr>
-                </pic:pic>
-              </a:graphicData>
-            </a:graphic>
-          </wp:inline>
-        </w:drawing>
-      </w:r>
-    </w:p>
-    <w:p>
-      <w:pPr>
-        <w:pStyle w:val="ImageCaption"/>
-      </w:pPr>
-      <w:r>
-        <w:t xml:space="preserve">Availability settings</w:t>
-      </w:r>
-    </w:p>
-    <w:bookmarkEnd w:id="42"/>
-    <w:bookmarkStart w:id="44" w:name="a12.-location-recommended"/>
-    <w:p>
-      <w:pPr>
-        <w:pStyle w:val="Heading3"/>
-      </w:pPr>
-      <w:r>
-        <w:t xml:space="preserve">A12. Location (recommended)</w:t>
-      </w:r>
-    </w:p>
-    <w:p>
-      <w:pPr>
-        <w:pStyle w:val="FirstParagraph"/>
-      </w:pPr>
-      <w:r>
-        <w:rPr>
-          <w:bCs/>
-          <w:b/>
-        </w:rPr>
-        <w:t xml:space="preserve">Provider portal → Location</w:t>
-      </w:r>
-      <w:r>
-        <w:t xml:space="preserve"> </w:t>
-      </w:r>
-      <w:r>
-        <w:t xml:space="preserve">sets where the provider works. They search an address (here</w:t>
-      </w:r>
-      <w:r>
-        <w:t xml:space="preserve"> </w:t>
-      </w:r>
-      <w:r>
-        <w:rPr>
-          <w:iCs/>
-          <w:i/>
-        </w:rPr>
-        <w:t xml:space="preserve">Piazza del Duomo, Milano</w:t>
-      </w:r>
-      <w:r>
-        <w:t xml:space="preserve">), fine-tune the pin on the map and tap</w:t>
-      </w:r>
-      <w:r>
-        <w:t xml:space="preserve"> </w:t>
-      </w:r>
-      <w:r>
-        <w:rPr>
-          <w:bCs/>
-          <w:b/>
-        </w:rPr>
-        <w:t xml:space="preserve">Save location</w:t>
-      </w:r>
-      <w:r>
-        <w:t xml:space="preserve">. The confirmation reads</w:t>
-      </w:r>
-      <w:r>
-        <w:t xml:space="preserve"> </w:t>
-      </w:r>
-      <w:r>
-        <w:rPr>
-          <w:iCs/>
-          <w:i/>
-        </w:rPr>
-        <w:t xml:space="preserve">“</w:t>
-      </w:r>
-      <w:r>
-        <w:rPr>
-          <w:iCs/>
-          <w:i/>
-        </w:rPr>
-        <w:t xml:space="preserve">Location saved: you now show up in</w:t>
-      </w:r>
-      <w:r>
-        <w:rPr>
-          <w:iCs/>
-          <w:i/>
-        </w:rPr>
-        <w:t xml:space="preserve"> </w:t>
-      </w:r>
-      <w:r>
-        <w:rPr>
-          <w:iCs/>
-          <w:i/>
-        </w:rPr>
-        <w:t xml:space="preserve">‘</w:t>
-      </w:r>
-      <w:r>
-        <w:rPr>
-          <w:iCs/>
-          <w:i/>
-        </w:rPr>
-        <w:t xml:space="preserve">near me</w:t>
-      </w:r>
-      <w:r>
-        <w:rPr>
-          <w:iCs/>
-          <w:i/>
-        </w:rPr>
-        <w:t xml:space="preserve">’</w:t>
-      </w:r>
-      <w:r>
-        <w:rPr>
-          <w:iCs/>
-          <w:i/>
-        </w:rPr>
-        <w:t xml:space="preserve"> </w:t>
-      </w:r>
-      <w:r>
-        <w:rPr>
-          <w:iCs/>
-          <w:i/>
-        </w:rPr>
-        <w:t xml:space="preserve">searches.</w:t>
-      </w:r>
-      <w:r>
-        <w:rPr>
-          <w:iCs/>
-          <w:i/>
-        </w:rPr>
-        <w:t xml:space="preserve">”</w:t>
-      </w:r>
-      <w:r>
-        <w:t xml:space="preserve"> </w:t>
-      </w:r>
-      <w:r>
-        <w:t xml:space="preserve">Only an approximate position (~100 m) is stored.</w:t>
-      </w:r>
-    </w:p>
-    <w:p>
-      <w:pPr>
-        <w:pStyle w:val="CaptionedFigure"/>
-      </w:pPr>
-      <w:r>
-        <w:drawing>
-          <wp:inline>
-            <wp:extent cx="2344069" cy="6911999"/>
-            <wp:effectExtent b="0" l="0" r="0" t="0"/>
-            <wp:docPr descr="Location picker" title="" id="1" name="Picture"/>
-            <a:graphic>
-              <a:graphicData uri="http://schemas.openxmlformats.org/drawingml/2006/picture">
-                <pic:pic>
-                  <pic:nvPicPr>
-                    <pic:cNvPr descr="screenshots/provider/12-location.png" id="0" name="Picture"/>
-                    <pic:cNvPicPr>
-                      <a:picLocks noChangeArrowheads="1" noChangeAspect="1"/>
-                    </pic:cNvPicPr>
-                  </pic:nvPicPr>
-                  <pic:blipFill>
-                    <a:blip r:embed="rId43"/>
-                    <a:stretch>
-                      <a:fillRect/>
-                    </a:stretch>
-                  </pic:blipFill>
-                  <pic:spPr bwMode="auto">
-                    <a:xfrm>
-                      <a:off x="0" y="0"/>
-                      <a:ext cx="2344069" cy="6911999"/>
-                    </a:xfrm>
-                    <a:prstGeom prst="rect">
-                      <a:avLst/>
-                    </a:prstGeom>
-                    <a:noFill/>
-                    <a:ln w="9525">
-                      <a:noFill/>
-                      <a:headEnd/>
-                      <a:tailEnd/>
-                    </a:ln>
-                  </pic:spPr>
-                </pic:pic>
-              </a:graphicData>
-            </a:graphic>
-          </wp:inline>
-        </w:drawing>
-      </w:r>
-    </w:p>
-    <w:p>
-      <w:pPr>
-        <w:pStyle w:val="ImageCaption"/>
-      </w:pPr>
-      <w:r>
-        <w:t xml:space="preserve">Location picker</w:t>
-      </w:r>
-    </w:p>
-    <w:p>
-      <w:pPr>
-        <w:pStyle w:val="BlockText"/>
-      </w:pPr>
-      <w:r>
-        <w:rPr>
-          <w:bCs/>
-          <w:b/>
-        </w:rPr>
-        <w:t xml:space="preserve">Why this step matters:</w:t>
-      </w:r>
-      <w:r>
-        <w:t xml:space="preserve"> </w:t>
-      </w:r>
-      <w:r>
-        <w:t xml:space="preserve">in the current build,</w:t>
-      </w:r>
-      <w:r>
-        <w:t xml:space="preserve"> </w:t>
-      </w:r>
-      <w:r>
-        <w:rPr>
-          <w:bCs/>
-          <w:b/>
-        </w:rPr>
-        <w:t xml:space="preserve">Near me</w:t>
-      </w:r>
-      <w:r>
-        <w:t xml:space="preserve"> </w:t>
-      </w:r>
-      <w:r>
-        <w:t xml:space="preserve">is the reliable way for a customer to find a brand-new provider (see</w:t>
-      </w:r>
-      <w:r>
-        <w:t xml:space="preserve"> </w:t>
-      </w:r>
-      <w:hyperlink w:anchor="issues-observed-during-the-walkthrough">
-        <w:r>
-          <w:rPr>
-            <w:rStyle w:val="Hyperlink"/>
-          </w:rPr>
-          <w:t xml:space="preserve">Issue 1</w:t>
-        </w:r>
-      </w:hyperlink>
-      <w:r>
-        <w:t xml:space="preserve">).</w:t>
-      </w:r>
-    </w:p>
-    <w:p>
-      <w:pPr>
-        <w:pStyle w:val="FirstParagraph"/>
-      </w:pPr>
-      <w:r>
-        <w:rPr>
-          <w:iCs/>
-          <w:i/>
-        </w:rPr>
-        <w:t xml:space="preserve">The provider is now live.</w:t>
-      </w:r>
-      <w:r>
-        <w:rPr>
-          <w:iCs/>
-          <w:i/>
-        </w:rPr>
-        <w:t xml:space="preserve"> </w:t>
-      </w:r>
-      <w:hyperlink w:anchor="part-b-customer-journey">
-        <w:r>
-          <w:rPr>
-            <w:rStyle w:val="Hyperlink"/>
-            <w:iCs/>
-            <w:i/>
-          </w:rPr>
-          <w:t xml:space="preserve">Part B</w:t>
-        </w:r>
-      </w:hyperlink>
-      <w:r>
-        <w:rPr>
-          <w:iCs/>
-          <w:i/>
-        </w:rPr>
-        <w:t xml:space="preserve"> </w:t>
-      </w:r>
-      <w:r>
-        <w:rPr>
-          <w:iCs/>
-          <w:i/>
-        </w:rPr>
-        <w:t xml:space="preserve">shows the customer booking them. The provider’s side then resumes at A13.</w:t>
-      </w:r>
-    </w:p>
-    <w:bookmarkEnd w:id="44"/>
-    <w:bookmarkStart w:id="46" w:name="a13.-new-booking-request-notification"/>
-    <w:p>
-      <w:pPr>
-        <w:pStyle w:val="Heading3"/>
-      </w:pPr>
-      <w:r>
-        <w:t xml:space="preserve">A13. New booking request notification</w:t>
-      </w:r>
-    </w:p>
-    <w:p>
-      <w:pPr>
-        <w:pStyle w:val="FirstParagraph"/>
-      </w:pPr>
-      <w:r>
-        <w:t xml:space="preserve">When the customer books, the bell shows an unread badge.</w:t>
-      </w:r>
-      <w:r>
-        <w:t xml:space="preserve"> </w:t>
-      </w:r>
-      <w:r>
-        <w:rPr>
-          <w:bCs/>
-          <w:b/>
-        </w:rPr>
-        <w:t xml:space="preserve">Notifications</w:t>
-      </w:r>
-      <w:r>
-        <w:t xml:space="preserve"> </w:t>
-      </w:r>
-      <w:r>
-        <w:t xml:space="preserve">shows</w:t>
-      </w:r>
-      <w:r>
-        <w:t xml:space="preserve"> </w:t>
-      </w:r>
-      <w:r>
-        <w:rPr>
-          <w:iCs/>
-          <w:i/>
-        </w:rPr>
-        <w:t xml:space="preserve">“</w:t>
-      </w:r>
-      <w:r>
-        <w:rPr>
-          <w:iCs/>
-          <w:i/>
-        </w:rPr>
-        <w:t xml:space="preserve">New booking request — Giulia Verdi requested Personal Training (Fri, Oct 2, 10:00 AM). Accept or decline it in the app.</w:t>
-      </w:r>
-      <w:r>
-        <w:rPr>
-          <w:iCs/>
-          <w:i/>
-        </w:rPr>
-        <w:t xml:space="preserve">”</w:t>
-      </w:r>
-    </w:p>
-    <w:p>
-      <w:pPr>
-        <w:pStyle w:val="CaptionedFigure"/>
-      </w:pPr>
-      <w:r>
-        <w:drawing>
-          <wp:inline>
-            <wp:extent cx="2345545" cy="5075999"/>
-            <wp:effectExtent b="0" l="0" r="0" t="0"/>
-            <wp:docPr descr="New booking request notification" title="" id="1" name="Picture"/>
-            <a:graphic>
-              <a:graphicData uri="http://schemas.openxmlformats.org/drawingml/2006/picture">
-                <pic:pic>
-                  <pic:nvPicPr>
-                    <pic:cNvPr descr="screenshots/provider/13-new-booking-notification.png" id="0" name="Picture"/>
-                    <pic:cNvPicPr>
-                      <a:picLocks noChangeArrowheads="1" noChangeAspect="1"/>
-                    </pic:cNvPicPr>
-                  </pic:nvPicPr>
-                  <pic:blipFill>
-                    <a:blip r:embed="rId45"/>
+                    <a:blip r:embed="rId38"/>
                     <a:stretch>
                       <a:fillRect/>
                     </a:stretch>
@@ -2987,17 +2345,17 @@
         <w:pStyle w:val="ImageCaption"/>
       </w:pPr>
       <w:r>
-        <w:t xml:space="preserve">New booking request notification</w:t>
-      </w:r>
-    </w:p>
-    <w:bookmarkEnd w:id="46"/>
-    <w:bookmarkStart w:id="48" w:name="X8dba3a0b96c0bffd3ea20bab3a287b0331c4805"/>
+        <w:t xml:space="preserve">Edit Service dialog</w:t>
+      </w:r>
+    </w:p>
+    <w:bookmarkEnd w:id="39"/>
+    <w:bookmarkStart w:id="41" w:name="a10.-the-service-is-live"/>
     <w:p>
       <w:pPr>
         <w:pStyle w:val="Heading3"/>
       </w:pPr>
       <w:r>
-        <w:t xml:space="preserve">A14. Bookings: the request awaiting confirmation</w:t>
+        <w:t xml:space="preserve">A10. The service is live</w:t>
       </w:r>
     </w:p>
     <w:p>
@@ -3006,81 +2364,61 @@
       </w:pPr>
       <w:r>
         <w:rPr>
-          <w:bCs/>
-          <w:b/>
-        </w:rPr>
-        <w:t xml:space="preserve">Provider portal → Bookings</w:t>
-      </w:r>
-      <w:r>
-        <w:t xml:space="preserve"> </w:t>
-      </w:r>
-      <w:r>
-        <w:t xml:space="preserve">lists the request with client, service, date and time, price, status</w:t>
-      </w:r>
-      <w:r>
-        <w:t xml:space="preserve"> </w:t>
-      </w:r>
-      <w:r>
-        <w:rPr>
-          <w:bCs/>
-          <w:b/>
-        </w:rPr>
-        <w:t xml:space="preserve">AWAITING CONFIRMATION</w:t>
-      </w:r>
-      <w:r>
-        <w:t xml:space="preserve">, and the</w:t>
-      </w:r>
-      <w:r>
-        <w:t xml:space="preserve"> </w:t>
-      </w:r>
-      <w:r>
-        <w:rPr>
-          <w:bCs/>
-          <w:b/>
-        </w:rPr>
-        <w:t xml:space="preserve">Confirm</w:t>
-      </w:r>
-      <w:r>
-        <w:t xml:space="preserve"> </w:t>
-      </w:r>
-      <w:r>
-        <w:t xml:space="preserve">and</w:t>
-      </w:r>
-      <w:r>
-        <w:t xml:space="preserve"> </w:t>
-      </w:r>
-      <w:r>
-        <w:rPr>
-          <w:bCs/>
-          <w:b/>
-        </w:rPr>
-        <w:t xml:space="preserve">Decline</w:t>
-      </w:r>
-      <w:r>
-        <w:t xml:space="preserve"> </w:t>
-      </w:r>
-      <w:r>
-        <w:t xml:space="preserve">actions. The tabs filter by All, Pending, Confirmed, Completed and Cancelled.</w:t>
-      </w:r>
-      <w:r>
-        <w:t xml:space="preserve"> </w:t>
-      </w:r>
-      <w:r>
-        <w:t xml:space="preserve">(Shown at desktop width. On a phone the table scrolls sideways and the actions start off-screen; see</w:t>
-      </w:r>
-      <w:r>
-        <w:t xml:space="preserve"> </w:t>
-      </w:r>
-      <w:hyperlink w:anchor="issues-observed-during-the-walkthrough">
-        <w:r>
-          <w:rPr>
-            <w:rStyle w:val="Hyperlink"/>
-          </w:rPr>
-          <w:t xml:space="preserve">Issue 2</w:t>
-        </w:r>
-      </w:hyperlink>
-      <w:r>
-        <w:t xml:space="preserve">.)</w:t>
+          <w:iCs/>
+          <w:i/>
+        </w:rPr>
+        <w:t xml:space="preserve">Personal Training</w:t>
+      </w:r>
+      <w:r>
+        <w:t xml:space="preserve"> </w:t>
+      </w:r>
+      <w:r>
+        <w:t xml:space="preserve">now shows</w:t>
+      </w:r>
+      <w:r>
+        <w:t xml:space="preserve"> </w:t>
+      </w:r>
+      <w:r>
+        <w:rPr>
+          <w:bCs/>
+          <w:b/>
+        </w:rPr>
+        <w:t xml:space="preserve">€50 / 60 min</w:t>
+      </w:r>
+      <w:r>
+        <w:t xml:space="preserve"> </w:t>
+      </w:r>
+      <w:r>
+        <w:t xml:space="preserve">and its description, with no</w:t>
+      </w:r>
+      <w:r>
+        <w:t xml:space="preserve"> </w:t>
+      </w:r>
+      <w:r>
+        <w:rPr>
+          <w:iCs/>
+          <w:i/>
+        </w:rPr>
+        <w:t xml:space="preserve">Inactive</w:t>
+      </w:r>
+      <w:r>
+        <w:t xml:space="preserve"> </w:t>
+      </w:r>
+      <w:r>
+        <w:t xml:space="preserve">badge. The provider appears in search results with</w:t>
+      </w:r>
+      <w:r>
+        <w:t xml:space="preserve"> </w:t>
+      </w:r>
+      <w:r>
+        <w:rPr>
+          <w:bCs/>
+          <w:b/>
+        </w:rPr>
+        <w:t xml:space="preserve">From 50,00 €</w:t>
+      </w:r>
+      <w:r>
+        <w:t xml:space="preserve">.</w:t>
       </w:r>
     </w:p>
     <w:p>
@@ -3090,369 +2428,20 @@
       <w:r>
         <w:drawing>
           <wp:inline>
-            <wp:extent cx="5334000" cy="3333750"/>
+            <wp:extent cx="2345545" cy="5075999"/>
             <wp:effectExtent b="0" l="0" r="0" t="0"/>
-            <wp:docPr descr="Provider bookings, request awaiting confirmation" title="" id="1" name="Picture"/>
+            <wp:docPr descr="Personal Training active at €50" title="" id="1" name="Picture"/>
             <a:graphic>
               <a:graphicData uri="http://schemas.openxmlformats.org/drawingml/2006/picture">
                 <pic:pic>
                   <pic:nvPicPr>
-                    <pic:cNvPr descr="screenshots/provider/14-booking-request-list-desktop.png" id="0" name="Picture"/>
+                    <pic:cNvPr descr="screenshots/provider/10-service-active.png" id="0" name="Picture"/>
                     <pic:cNvPicPr>
                       <a:picLocks noChangeArrowheads="1" noChangeAspect="1"/>
                     </pic:cNvPicPr>
                   </pic:nvPicPr>
                   <pic:blipFill>
-                    <a:blip r:embed="rId47"/>
-                    <a:stretch>
-                      <a:fillRect/>
-                    </a:stretch>
-                  </pic:blipFill>
-                  <pic:spPr bwMode="auto">
-                    <a:xfrm>
-                      <a:off x="0" y="0"/>
-                      <a:ext cx="5334000" cy="3333750"/>
-                    </a:xfrm>
-                    <a:prstGeom prst="rect">
-                      <a:avLst/>
-                    </a:prstGeom>
-                    <a:noFill/>
-                    <a:ln w="9525">
-                      <a:noFill/>
-                      <a:headEnd/>
-                      <a:tailEnd/>
-                    </a:ln>
-                  </pic:spPr>
-                </pic:pic>
-              </a:graphicData>
-            </a:graphic>
-          </wp:inline>
-        </w:drawing>
-      </w:r>
-    </w:p>
-    <w:p>
-      <w:pPr>
-        <w:pStyle w:val="ImageCaption"/>
-      </w:pPr>
-      <w:r>
-        <w:t xml:space="preserve">Provider bookings, request awaiting confirmation</w:t>
-      </w:r>
-    </w:p>
-    <w:bookmarkEnd w:id="48"/>
-    <w:bookmarkStart w:id="50" w:name="a15.-confirm-the-booking"/>
-    <w:p>
-      <w:pPr>
-        <w:pStyle w:val="Heading3"/>
-      </w:pPr>
-      <w:r>
-        <w:t xml:space="preserve">A15. Confirm the booking</w:t>
-      </w:r>
-    </w:p>
-    <w:p>
-      <w:pPr>
-        <w:pStyle w:val="FirstParagraph"/>
-      </w:pPr>
-      <w:r>
-        <w:t xml:space="preserve">The provider taps</w:t>
-      </w:r>
-      <w:r>
-        <w:t xml:space="preserve"> </w:t>
-      </w:r>
-      <w:r>
-        <w:rPr>
-          <w:bCs/>
-          <w:b/>
-        </w:rPr>
-        <w:t xml:space="preserve">Confirm</w:t>
-      </w:r>
-      <w:r>
-        <w:t xml:space="preserve">. The status becomes</w:t>
-      </w:r>
-      <w:r>
-        <w:t xml:space="preserve"> </w:t>
-      </w:r>
-      <w:r>
-        <w:rPr>
-          <w:bCs/>
-          <w:b/>
-        </w:rPr>
-        <w:t xml:space="preserve">CONFIRMED</w:t>
-      </w:r>
-      <w:r>
-        <w:t xml:space="preserve"> </w:t>
-      </w:r>
-      <w:r>
-        <w:t xml:space="preserve">and the row action changes to</w:t>
-      </w:r>
-      <w:r>
-        <w:t xml:space="preserve"> </w:t>
-      </w:r>
-      <w:r>
-        <w:rPr>
-          <w:bCs/>
-          <w:b/>
-        </w:rPr>
-        <w:t xml:space="preserve">Complete</w:t>
-      </w:r>
-      <w:r>
-        <w:t xml:space="preserve">, which is used after the session. The customer is notified.</w:t>
-      </w:r>
-    </w:p>
-    <w:p>
-      <w:pPr>
-        <w:pStyle w:val="CaptionedFigure"/>
-      </w:pPr>
-      <w:r>
-        <w:drawing>
-          <wp:inline>
-            <wp:extent cx="5334000" cy="3333750"/>
-            <wp:effectExtent b="0" l="0" r="0" t="0"/>
-            <wp:docPr descr="Booking confirmed" title="" id="1" name="Picture"/>
-            <a:graphic>
-              <a:graphicData uri="http://schemas.openxmlformats.org/drawingml/2006/picture">
-                <pic:pic>
-                  <pic:nvPicPr>
-                    <pic:cNvPr descr="screenshots/provider/15-booking-accepted-desktop.png" id="0" name="Picture"/>
-                    <pic:cNvPicPr>
-                      <a:picLocks noChangeArrowheads="1" noChangeAspect="1"/>
-                    </pic:cNvPicPr>
-                  </pic:nvPicPr>
-                  <pic:blipFill>
-                    <a:blip r:embed="rId49"/>
-                    <a:stretch>
-                      <a:fillRect/>
-                    </a:stretch>
-                  </pic:blipFill>
-                  <pic:spPr bwMode="auto">
-                    <a:xfrm>
-                      <a:off x="0" y="0"/>
-                      <a:ext cx="5334000" cy="3333750"/>
-                    </a:xfrm>
-                    <a:prstGeom prst="rect">
-                      <a:avLst/>
-                    </a:prstGeom>
-                    <a:noFill/>
-                    <a:ln w="9525">
-                      <a:noFill/>
-                      <a:headEnd/>
-                      <a:tailEnd/>
-                    </a:ln>
-                  </pic:spPr>
-                </pic:pic>
-              </a:graphicData>
-            </a:graphic>
-          </wp:inline>
-        </w:drawing>
-      </w:r>
-    </w:p>
-    <w:p>
-      <w:pPr>
-        <w:pStyle w:val="ImageCaption"/>
-      </w:pPr>
-      <w:r>
-        <w:t xml:space="preserve">Booking confirmed</w:t>
-      </w:r>
-    </w:p>
-    <w:bookmarkEnd w:id="50"/>
-    <w:bookmarkStart w:id="52" w:name="a16.-dashboard-upcoming-appointment"/>
-    <w:p>
-      <w:pPr>
-        <w:pStyle w:val="Heading3"/>
-      </w:pPr>
-      <w:r>
-        <w:t xml:space="preserve">A16. Dashboard: upcoming appointment</w:t>
-      </w:r>
-    </w:p>
-    <w:p>
-      <w:pPr>
-        <w:pStyle w:val="FirstParagraph"/>
-      </w:pPr>
-      <w:r>
-        <w:t xml:space="preserve">The dashboard now counts</w:t>
-      </w:r>
-      <w:r>
-        <w:t xml:space="preserve"> </w:t>
-      </w:r>
-      <w:r>
-        <w:rPr>
-          <w:bCs/>
-          <w:b/>
-        </w:rPr>
-        <w:t xml:space="preserve">1</w:t>
-      </w:r>
-      <w:r>
-        <w:t xml:space="preserve"> </w:t>
-      </w:r>
-      <w:r>
-        <w:t xml:space="preserve">under</w:t>
-      </w:r>
-      <w:r>
-        <w:t xml:space="preserve"> </w:t>
-      </w:r>
-      <w:r>
-        <w:rPr>
-          <w:iCs/>
-          <w:i/>
-        </w:rPr>
-        <w:t xml:space="preserve">This Week’s Bookings</w:t>
-      </w:r>
-      <w:r>
-        <w:t xml:space="preserve">.</w:t>
-      </w:r>
-      <w:r>
-        <w:t xml:space="preserve"> </w:t>
-      </w:r>
-      <w:r>
-        <w:rPr>
-          <w:iCs/>
-          <w:i/>
-        </w:rPr>
-        <w:t xml:space="preserve">Upcoming Appointments</w:t>
-      </w:r>
-      <w:r>
-        <w:t xml:space="preserve"> </w:t>
-      </w:r>
-      <w:r>
-        <w:t xml:space="preserve">lists</w:t>
-      </w:r>
-      <w:r>
-        <w:t xml:space="preserve"> </w:t>
-      </w:r>
-      <w:r>
-        <w:rPr>
-          <w:bCs/>
-          <w:b/>
-        </w:rPr>
-        <w:t xml:space="preserve">Oct 2 · 10:00 AM · Giulia Verdi · Personal Training · Confirmed</w:t>
-      </w:r>
-      <w:r>
-        <w:t xml:space="preserve">.</w:t>
-      </w:r>
-    </w:p>
-    <w:p>
-      <w:pPr>
-        <w:pStyle w:val="CaptionedFigure"/>
-      </w:pPr>
-      <w:r>
-        <w:drawing>
-          <wp:inline>
-            <wp:extent cx="5334000" cy="5208984"/>
-            <wp:effectExtent b="0" l="0" r="0" t="0"/>
-            <wp:docPr descr="Dashboard with the upcoming appointment" title="" id="1" name="Picture"/>
-            <a:graphic>
-              <a:graphicData uri="http://schemas.openxmlformats.org/drawingml/2006/picture">
-                <pic:pic>
-                  <pic:nvPicPr>
-                    <pic:cNvPr descr="screenshots/provider/16-dashboard-upcoming-desktop.png" id="0" name="Picture"/>
-                    <pic:cNvPicPr>
-                      <a:picLocks noChangeArrowheads="1" noChangeAspect="1"/>
-                    </pic:cNvPicPr>
-                  </pic:nvPicPr>
-                  <pic:blipFill>
-                    <a:blip r:embed="rId51"/>
-                    <a:stretch>
-                      <a:fillRect/>
-                    </a:stretch>
-                  </pic:blipFill>
-                  <pic:spPr bwMode="auto">
-                    <a:xfrm>
-                      <a:off x="0" y="0"/>
-                      <a:ext cx="5334000" cy="5208984"/>
-                    </a:xfrm>
-                    <a:prstGeom prst="rect">
-                      <a:avLst/>
-                    </a:prstGeom>
-                    <a:noFill/>
-                    <a:ln w="9525">
-                      <a:noFill/>
-                      <a:headEnd/>
-                      <a:tailEnd/>
-                    </a:ln>
-                  </pic:spPr>
-                </pic:pic>
-              </a:graphicData>
-            </a:graphic>
-          </wp:inline>
-        </w:drawing>
-      </w:r>
-    </w:p>
-    <w:p>
-      <w:pPr>
-        <w:pStyle w:val="ImageCaption"/>
-      </w:pPr>
-      <w:r>
-        <w:t xml:space="preserve">Dashboard with the upcoming appointment</w:t>
-      </w:r>
-    </w:p>
-    <w:p>
-      <w:r>
-        <w:pict>
-          <v:rect style="width:0;height:1.5pt" o:hralign="center" o:hrstd="t" o:hr="t"/>
-        </w:pict>
-      </w:r>
-    </w:p>
-    <w:bookmarkEnd w:id="52"/>
-    <w:bookmarkEnd w:id="53"/>
-    <w:bookmarkStart w:id="87" w:name="part-b-customer-journey"/>
-    <w:p>
-      <w:pPr>
-        <w:pStyle w:val="Heading2"/>
-      </w:pPr>
-      <w:r>
-        <w:t xml:space="preserve">Part B: Customer journey</w:t>
-      </w:r>
-    </w:p>
-    <w:bookmarkStart w:id="55" w:name="b1.-landing-page"/>
-    <w:p>
-      <w:pPr>
-        <w:pStyle w:val="Heading3"/>
-      </w:pPr>
-      <w:r>
-        <w:t xml:space="preserve">B1. Landing page</w:t>
-      </w:r>
-    </w:p>
-    <w:p>
-      <w:pPr>
-        <w:pStyle w:val="FirstParagraph"/>
-      </w:pPr>
-      <w:r>
-        <w:t xml:space="preserve">The visitor taps</w:t>
-      </w:r>
-      <w:r>
-        <w:t xml:space="preserve"> </w:t>
-      </w:r>
-      <w:r>
-        <w:rPr>
-          <w:bCs/>
-          <w:b/>
-        </w:rPr>
-        <w:t xml:space="preserve">Register as a customer</w:t>
-      </w:r>
-      <w:r>
-        <w:t xml:space="preserve">.</w:t>
-      </w:r>
-    </w:p>
-    <w:p>
-      <w:pPr>
-        <w:pStyle w:val="CaptionedFigure"/>
-      </w:pPr>
-      <w:r>
-        <w:drawing>
-          <wp:inline>
-            <wp:extent cx="2345545" cy="5075999"/>
-            <wp:effectExtent b="0" l="0" r="0" t="0"/>
-            <wp:docPr descr="Landing page" title="" id="1" name="Picture"/>
-            <a:graphic>
-              <a:graphicData uri="http://schemas.openxmlformats.org/drawingml/2006/picture">
-                <pic:pic>
-                  <pic:nvPicPr>
-                    <pic:cNvPr descr="screenshots/customer/01-landing.png" id="0" name="Picture"/>
-                    <pic:cNvPicPr>
-                      <a:picLocks noChangeArrowheads="1" noChangeAspect="1"/>
-                    </pic:cNvPicPr>
-                  </pic:nvPicPr>
-                  <pic:blipFill>
-                    <a:blip r:embed="rId54"/>
+                    <a:blip r:embed="rId40"/>
                     <a:stretch>
                       <a:fillRect/>
                     </a:stretch>
@@ -3484,17 +2473,17 @@
         <w:pStyle w:val="ImageCaption"/>
       </w:pPr>
       <w:r>
-        <w:t xml:space="preserve">Landing page</w:t>
-      </w:r>
-    </w:p>
-    <w:bookmarkEnd w:id="55"/>
-    <w:bookmarkStart w:id="57" w:name="b2.-choose-a-signup-method"/>
+        <w:t xml:space="preserve">Personal Training active at €50</w:t>
+      </w:r>
+    </w:p>
+    <w:bookmarkEnd w:id="41"/>
+    <w:bookmarkStart w:id="43" w:name="a11.-availability-optional-check"/>
     <w:p>
       <w:pPr>
         <w:pStyle w:val="Heading3"/>
       </w:pPr>
       <w:r>
-        <w:t xml:space="preserve">B2. Choose a signup method</w:t>
+        <w:t xml:space="preserve">A11. Availability (optional check)</w:t>
       </w:r>
     </w:p>
     <w:p>
@@ -3502,62 +2491,111 @@
         <w:pStyle w:val="FirstParagraph"/>
       </w:pPr>
       <w:r>
-        <w:t xml:space="preserve">Customers choose how to sign up:</w:t>
-      </w:r>
-      <w:r>
-        <w:t xml:space="preserve"> </w:t>
-      </w:r>
-      <w:r>
-        <w:rPr>
-          <w:bCs/>
-          <w:b/>
-        </w:rPr>
-        <w:t xml:space="preserve">Email and Password</w:t>
-      </w:r>
-      <w:r>
-        <w:t xml:space="preserve">,</w:t>
-      </w:r>
-      <w:r>
-        <w:t xml:space="preserve"> </w:t>
-      </w:r>
-      <w:r>
-        <w:rPr>
-          <w:bCs/>
-          <w:b/>
-        </w:rPr>
-        <w:t xml:space="preserve">Google</w:t>
-      </w:r>
-      <w:r>
-        <w:t xml:space="preserve">,</w:t>
-      </w:r>
-      <w:r>
-        <w:t xml:space="preserve"> </w:t>
-      </w:r>
-      <w:r>
-        <w:rPr>
-          <w:bCs/>
-          <w:b/>
-        </w:rPr>
-        <w:t xml:space="preserve">Apple</w:t>
-      </w:r>
-      <w:r>
-        <w:t xml:space="preserve"> </w:t>
-      </w:r>
-      <w:r>
-        <w:t xml:space="preserve">or</w:t>
-      </w:r>
-      <w:r>
-        <w:t xml:space="preserve"> </w:t>
-      </w:r>
-      <w:r>
-        <w:rPr>
-          <w:bCs/>
-          <w:b/>
-        </w:rPr>
-        <w:t xml:space="preserve">Phone (SMS)</w:t>
-      </w:r>
-      <w:r>
-        <w:t xml:space="preserve">. This walkthrough uses email.</w:t>
+        <w:rPr>
+          <w:bCs/>
+          <w:b/>
+        </w:rPr>
+        <w:t xml:space="preserve">Provider portal → Availability</w:t>
+      </w:r>
+      <w:r>
+        <w:t xml:space="preserve"> </w:t>
+      </w:r>
+      <w:r>
+        <w:t xml:space="preserve">shows the weekly schedule created at signup: Monday to Friday, one slot each (09:00–17:00), weekends off. It also has general settings:</w:t>
+      </w:r>
+    </w:p>
+    <w:p>
+      <w:pPr>
+        <w:numPr>
+          <w:ilvl w:val="0"/>
+          <w:numId w:val="1002"/>
+        </w:numPr>
+        <w:pStyle w:val="Compact"/>
+      </w:pPr>
+      <w:r>
+        <w:rPr>
+          <w:bCs/>
+          <w:b/>
+        </w:rPr>
+        <w:t xml:space="preserve">Buffer Time</w:t>
+      </w:r>
+      <w:r>
+        <w:t xml:space="preserve">: 15 minutes</w:t>
+      </w:r>
+    </w:p>
+    <w:p>
+      <w:pPr>
+        <w:numPr>
+          <w:ilvl w:val="0"/>
+          <w:numId w:val="1002"/>
+        </w:numPr>
+        <w:pStyle w:val="Compact"/>
+      </w:pPr>
+      <w:r>
+        <w:rPr>
+          <w:bCs/>
+          <w:b/>
+        </w:rPr>
+        <w:t xml:space="preserve">Min. Advance Notice</w:t>
+      </w:r>
+      <w:r>
+        <w:t xml:space="preserve">: 24 h</w:t>
+      </w:r>
+    </w:p>
+    <w:p>
+      <w:pPr>
+        <w:numPr>
+          <w:ilvl w:val="0"/>
+          <w:numId w:val="1002"/>
+        </w:numPr>
+        <w:pStyle w:val="Compact"/>
+      </w:pPr>
+      <w:r>
+        <w:rPr>
+          <w:bCs/>
+          <w:b/>
+        </w:rPr>
+        <w:t xml:space="preserve">Max Bookings per Day</w:t>
+      </w:r>
+      <w:r>
+        <w:t xml:space="preserve">: 8</w:t>
+      </w:r>
+    </w:p>
+    <w:p>
+      <w:pPr>
+        <w:numPr>
+          <w:ilvl w:val="0"/>
+          <w:numId w:val="1002"/>
+        </w:numPr>
+        <w:pStyle w:val="Compact"/>
+      </w:pPr>
+      <w:r>
+        <w:rPr>
+          <w:bCs/>
+          <w:b/>
+        </w:rPr>
+        <w:t xml:space="preserve">Timezone</w:t>
+      </w:r>
+      <w:r>
+        <w:t xml:space="preserve">: Europe/Rome</w:t>
+      </w:r>
+    </w:p>
+    <w:p>
+      <w:pPr>
+        <w:pStyle w:val="FirstParagraph"/>
+      </w:pPr>
+      <w:r>
+        <w:rPr>
+          <w:bCs/>
+          <w:b/>
+        </w:rPr>
+        <w:t xml:space="preserve">Date Overrides</w:t>
+      </w:r>
+      <w:r>
+        <w:t xml:space="preserve"> </w:t>
+      </w:r>
+      <w:r>
+        <w:t xml:space="preserve">covers holidays and one-off changes.</w:t>
       </w:r>
     </w:p>
     <w:p>
@@ -3567,20 +2605,397 @@
       <w:r>
         <w:drawing>
           <wp:inline>
-            <wp:extent cx="2345545" cy="5075999"/>
+            <wp:extent cx="1668449" cy="7199999"/>
             <wp:effectExtent b="0" l="0" r="0" t="0"/>
-            <wp:docPr descr="Signup method picker" title="" id="1" name="Picture"/>
+            <wp:docPr descr="Availability settings" title="" id="1" name="Picture"/>
             <a:graphic>
               <a:graphicData uri="http://schemas.openxmlformats.org/drawingml/2006/picture">
                 <pic:pic>
                   <pic:nvPicPr>
-                    <pic:cNvPr descr="screenshots/customer/02-signup-method.png" id="0" name="Picture"/>
+                    <pic:cNvPr descr="screenshots/provider/11-availability.png" id="0" name="Picture"/>
                     <pic:cNvPicPr>
                       <a:picLocks noChangeArrowheads="1" noChangeAspect="1"/>
                     </pic:cNvPicPr>
                   </pic:nvPicPr>
                   <pic:blipFill>
-                    <a:blip r:embed="rId56"/>
+                    <a:blip r:embed="rId42"/>
+                    <a:stretch>
+                      <a:fillRect/>
+                    </a:stretch>
+                  </pic:blipFill>
+                  <pic:spPr bwMode="auto">
+                    <a:xfrm>
+                      <a:off x="0" y="0"/>
+                      <a:ext cx="1668449" cy="7199999"/>
+                    </a:xfrm>
+                    <a:prstGeom prst="rect">
+                      <a:avLst/>
+                    </a:prstGeom>
+                    <a:noFill/>
+                    <a:ln w="9525">
+                      <a:noFill/>
+                      <a:headEnd/>
+                      <a:tailEnd/>
+                    </a:ln>
+                  </pic:spPr>
+                </pic:pic>
+              </a:graphicData>
+            </a:graphic>
+          </wp:inline>
+        </w:drawing>
+      </w:r>
+    </w:p>
+    <w:p>
+      <w:pPr>
+        <w:pStyle w:val="ImageCaption"/>
+      </w:pPr>
+      <w:r>
+        <w:t xml:space="preserve">Availability settings</w:t>
+      </w:r>
+    </w:p>
+    <w:bookmarkEnd w:id="43"/>
+    <w:bookmarkStart w:id="45" w:name="a12.-location-recommended"/>
+    <w:p>
+      <w:pPr>
+        <w:pStyle w:val="Heading3"/>
+      </w:pPr>
+      <w:r>
+        <w:t xml:space="preserve">A12. Location (recommended)</w:t>
+      </w:r>
+    </w:p>
+    <w:p>
+      <w:pPr>
+        <w:pStyle w:val="FirstParagraph"/>
+      </w:pPr>
+      <w:r>
+        <w:rPr>
+          <w:bCs/>
+          <w:b/>
+        </w:rPr>
+        <w:t xml:space="preserve">Provider portal → Location</w:t>
+      </w:r>
+      <w:r>
+        <w:t xml:space="preserve"> </w:t>
+      </w:r>
+      <w:r>
+        <w:t xml:space="preserve">sets where the provider works. They search an address (here</w:t>
+      </w:r>
+      <w:r>
+        <w:t xml:space="preserve"> </w:t>
+      </w:r>
+      <w:r>
+        <w:rPr>
+          <w:iCs/>
+          <w:i/>
+        </w:rPr>
+        <w:t xml:space="preserve">Piazza Gae Aulenti, Milano</w:t>
+      </w:r>
+      <w:r>
+        <w:t xml:space="preserve">), fine-tune the pin on the map, check the</w:t>
+      </w:r>
+      <w:r>
+        <w:t xml:space="preserve"> </w:t>
+      </w:r>
+      <w:r>
+        <w:rPr>
+          <w:bCs/>
+          <w:b/>
+        </w:rPr>
+        <w:t xml:space="preserve">City</w:t>
+      </w:r>
+      <w:r>
+        <w:t xml:space="preserve"> </w:t>
+      </w:r>
+      <w:r>
+        <w:t xml:space="preserve">and tap</w:t>
+      </w:r>
+      <w:r>
+        <w:t xml:space="preserve"> </w:t>
+      </w:r>
+      <w:r>
+        <w:rPr>
+          <w:bCs/>
+          <w:b/>
+        </w:rPr>
+        <w:t xml:space="preserve">Save location</w:t>
+      </w:r>
+      <w:r>
+        <w:t xml:space="preserve">. The confirmation reads</w:t>
+      </w:r>
+      <w:r>
+        <w:t xml:space="preserve"> </w:t>
+      </w:r>
+      <w:r>
+        <w:rPr>
+          <w:iCs/>
+          <w:i/>
+        </w:rPr>
+        <w:t xml:space="preserve">“</w:t>
+      </w:r>
+      <w:r>
+        <w:rPr>
+          <w:iCs/>
+          <w:i/>
+        </w:rPr>
+        <w:t xml:space="preserve">Location saved: you now show up in</w:t>
+      </w:r>
+      <w:r>
+        <w:rPr>
+          <w:iCs/>
+          <w:i/>
+        </w:rPr>
+        <w:t xml:space="preserve"> </w:t>
+      </w:r>
+      <w:r>
+        <w:rPr>
+          <w:iCs/>
+          <w:i/>
+        </w:rPr>
+        <w:t xml:space="preserve">‘</w:t>
+      </w:r>
+      <w:r>
+        <w:rPr>
+          <w:iCs/>
+          <w:i/>
+        </w:rPr>
+        <w:t xml:space="preserve">near me</w:t>
+      </w:r>
+      <w:r>
+        <w:rPr>
+          <w:iCs/>
+          <w:i/>
+        </w:rPr>
+        <w:t xml:space="preserve">’</w:t>
+      </w:r>
+      <w:r>
+        <w:rPr>
+          <w:iCs/>
+          <w:i/>
+        </w:rPr>
+        <w:t xml:space="preserve"> </w:t>
+      </w:r>
+      <w:r>
+        <w:rPr>
+          <w:iCs/>
+          <w:i/>
+        </w:rPr>
+        <w:t xml:space="preserve">searches.</w:t>
+      </w:r>
+      <w:r>
+        <w:rPr>
+          <w:iCs/>
+          <w:i/>
+        </w:rPr>
+        <w:t xml:space="preserve">”</w:t>
+      </w:r>
+      <w:r>
+        <w:t xml:space="preserve"> </w:t>
+      </w:r>
+      <w:r>
+        <w:t xml:space="preserve">Only an approximate position (~100 m) is stored.</w:t>
+      </w:r>
+    </w:p>
+    <w:p>
+      <w:pPr>
+        <w:pStyle w:val="CaptionedFigure"/>
+      </w:pPr>
+      <w:r>
+        <w:drawing>
+          <wp:inline>
+            <wp:extent cx="2345290" cy="6915599"/>
+            <wp:effectExtent b="0" l="0" r="0" t="0"/>
+            <wp:docPr descr="Location picker" title="" id="1" name="Picture"/>
+            <a:graphic>
+              <a:graphicData uri="http://schemas.openxmlformats.org/drawingml/2006/picture">
+                <pic:pic>
+                  <pic:nvPicPr>
+                    <pic:cNvPr descr="screenshots/provider/12-location.png" id="0" name="Picture"/>
+                    <pic:cNvPicPr>
+                      <a:picLocks noChangeArrowheads="1" noChangeAspect="1"/>
+                    </pic:cNvPicPr>
+                  </pic:nvPicPr>
+                  <pic:blipFill>
+                    <a:blip r:embed="rId44"/>
+                    <a:stretch>
+                      <a:fillRect/>
+                    </a:stretch>
+                  </pic:blipFill>
+                  <pic:spPr bwMode="auto">
+                    <a:xfrm>
+                      <a:off x="0" y="0"/>
+                      <a:ext cx="2345290" cy="6915599"/>
+                    </a:xfrm>
+                    <a:prstGeom prst="rect">
+                      <a:avLst/>
+                    </a:prstGeom>
+                    <a:noFill/>
+                    <a:ln w="9525">
+                      <a:noFill/>
+                      <a:headEnd/>
+                      <a:tailEnd/>
+                    </a:ln>
+                  </pic:spPr>
+                </pic:pic>
+              </a:graphicData>
+            </a:graphic>
+          </wp:inline>
+        </w:drawing>
+      </w:r>
+    </w:p>
+    <w:p>
+      <w:pPr>
+        <w:pStyle w:val="ImageCaption"/>
+      </w:pPr>
+      <w:r>
+        <w:t xml:space="preserve">Location picker</w:t>
+      </w:r>
+    </w:p>
+    <w:p>
+      <w:pPr>
+        <w:pStyle w:val="BlockText"/>
+      </w:pPr>
+      <w:r>
+        <w:t xml:space="preserve">Customers can find the provider by typing their name even without a location. The location adds them to</w:t>
+      </w:r>
+      <w:r>
+        <w:t xml:space="preserve"> </w:t>
+      </w:r>
+      <w:r>
+        <w:rPr>
+          <w:bCs/>
+          <w:b/>
+        </w:rPr>
+        <w:t xml:space="preserve">Near me</w:t>
+      </w:r>
+      <w:r>
+        <w:t xml:space="preserve"> </w:t>
+      </w:r>
+      <w:r>
+        <w:t xml:space="preserve">results and shows the distance.</w:t>
+      </w:r>
+    </w:p>
+    <w:p>
+      <w:pPr>
+        <w:pStyle w:val="FirstParagraph"/>
+      </w:pPr>
+      <w:r>
+        <w:rPr>
+          <w:iCs/>
+          <w:i/>
+        </w:rPr>
+        <w:t xml:space="preserve">The provider is now live.</w:t>
+      </w:r>
+      <w:r>
+        <w:rPr>
+          <w:iCs/>
+          <w:i/>
+        </w:rPr>
+        <w:t xml:space="preserve"> </w:t>
+      </w:r>
+      <w:hyperlink w:anchor="part-b-customer-journey">
+        <w:r>
+          <w:rPr>
+            <w:rStyle w:val="Hyperlink"/>
+            <w:iCs/>
+            <w:i/>
+          </w:rPr>
+          <w:t xml:space="preserve">Part B</w:t>
+        </w:r>
+      </w:hyperlink>
+      <w:r>
+        <w:rPr>
+          <w:iCs/>
+          <w:i/>
+        </w:rPr>
+        <w:t xml:space="preserve"> </w:t>
+      </w:r>
+      <w:r>
+        <w:rPr>
+          <w:iCs/>
+          <w:i/>
+        </w:rPr>
+        <w:t xml:space="preserve">shows the customer booking them. The provider’s side then resumes at A13.</w:t>
+      </w:r>
+    </w:p>
+    <w:bookmarkEnd w:id="45"/>
+    <w:bookmarkStart w:id="47" w:name="a13.-new-booking-request-notification"/>
+    <w:p>
+      <w:pPr>
+        <w:pStyle w:val="Heading3"/>
+      </w:pPr>
+      <w:r>
+        <w:t xml:space="preserve">A13. New booking request notification</w:t>
+      </w:r>
+    </w:p>
+    <w:p>
+      <w:pPr>
+        <w:pStyle w:val="FirstParagraph"/>
+      </w:pPr>
+      <w:r>
+        <w:t xml:space="preserve">When the customer books, the bell shows an unread badge.</w:t>
+      </w:r>
+      <w:r>
+        <w:t xml:space="preserve"> </w:t>
+      </w:r>
+      <w:r>
+        <w:rPr>
+          <w:bCs/>
+          <w:b/>
+        </w:rPr>
+        <w:t xml:space="preserve">Notifications</w:t>
+      </w:r>
+      <w:r>
+        <w:t xml:space="preserve"> </w:t>
+      </w:r>
+      <w:r>
+        <w:t xml:space="preserve">shows</w:t>
+      </w:r>
+      <w:r>
+        <w:t xml:space="preserve"> </w:t>
+      </w:r>
+      <w:r>
+        <w:rPr>
+          <w:iCs/>
+          <w:i/>
+        </w:rPr>
+        <w:t xml:space="preserve">“</w:t>
+      </w:r>
+      <w:r>
+        <w:rPr>
+          <w:iCs/>
+          <w:i/>
+        </w:rPr>
+        <w:t xml:space="preserve">New booking request — Elena Gallo requested Personal Training (Fri, Oct 2, 10:00 AM). Accept or decline it in the app.</w:t>
+      </w:r>
+      <w:r>
+        <w:rPr>
+          <w:iCs/>
+          <w:i/>
+        </w:rPr>
+        <w:t xml:space="preserve">”</w:t>
+      </w:r>
+    </w:p>
+    <w:p>
+      <w:pPr>
+        <w:pStyle w:val="CaptionedFigure"/>
+      </w:pPr>
+      <w:r>
+        <w:drawing>
+          <wp:inline>
+            <wp:extent cx="2345545" cy="5075999"/>
+            <wp:effectExtent b="0" l="0" r="0" t="0"/>
+            <wp:docPr descr="New booking request notification" title="" id="1" name="Picture"/>
+            <a:graphic>
+              <a:graphicData uri="http://schemas.openxmlformats.org/drawingml/2006/picture">
+                <pic:pic>
+                  <pic:nvPicPr>
+                    <pic:cNvPr descr="screenshots/provider/13-new-booking-notification.png" id="0" name="Picture"/>
+                    <pic:cNvPicPr>
+                      <a:picLocks noChangeArrowheads="1" noChangeAspect="1"/>
+                    </pic:cNvPicPr>
+                  </pic:nvPicPr>
+                  <pic:blipFill>
+                    <a:blip r:embed="rId46"/>
                     <a:stretch>
                       <a:fillRect/>
                     </a:stretch>
@@ -3612,17 +3027,17 @@
         <w:pStyle w:val="ImageCaption"/>
       </w:pPr>
       <w:r>
-        <w:t xml:space="preserve">Signup method picker</w:t>
-      </w:r>
-    </w:p>
-    <w:bookmarkEnd w:id="57"/>
-    <w:bookmarkStart w:id="59" w:name="b3.-signup-form"/>
+        <w:t xml:space="preserve">New booking request notification</w:t>
+      </w:r>
+    </w:p>
+    <w:bookmarkEnd w:id="47"/>
+    <w:bookmarkStart w:id="49" w:name="X8dba3a0b96c0bffd3ea20bab3a287b0331c4805"/>
     <w:p>
       <w:pPr>
         <w:pStyle w:val="Heading3"/>
       </w:pPr>
       <w:r>
-        <w:t xml:space="preserve">B3. Signup form</w:t>
+        <w:t xml:space="preserve">A14. Bookings: the request awaiting confirmation</w:t>
       </w:r>
     </w:p>
     <w:p>
@@ -3630,17 +3045,88 @@
         <w:pStyle w:val="FirstParagraph"/>
       </w:pPr>
       <w:r>
-        <w:t xml:space="preserve">This is the same form the provider used, but with the professional opt-in</w:t>
-      </w:r>
-      <w:r>
-        <w:t xml:space="preserve"> </w:t>
-      </w:r>
-      <w:r>
-        <w:rPr>
-          <w:bCs/>
-          <w:b/>
-        </w:rPr>
-        <w:t xml:space="preserve">unticked</w:t>
+        <w:rPr>
+          <w:bCs/>
+          <w:b/>
+        </w:rPr>
+        <w:t xml:space="preserve">Provider portal → Bookings</w:t>
+      </w:r>
+      <w:r>
+        <w:t xml:space="preserve"> </w:t>
+      </w:r>
+      <w:r>
+        <w:t xml:space="preserve">shows each booking as a card on a phone: client name and email, status</w:t>
+      </w:r>
+      <w:r>
+        <w:t xml:space="preserve"> </w:t>
+      </w:r>
+      <w:r>
+        <w:rPr>
+          <w:bCs/>
+          <w:b/>
+        </w:rPr>
+        <w:t xml:space="preserve">AWAITING CONFIRMATION</w:t>
+      </w:r>
+      <w:r>
+        <w:t xml:space="preserve">, service and duration, date, time and price, with the</w:t>
+      </w:r>
+      <w:r>
+        <w:t xml:space="preserve"> </w:t>
+      </w:r>
+      <w:r>
+        <w:rPr>
+          <w:bCs/>
+          <w:b/>
+        </w:rPr>
+        <w:t xml:space="preserve">Confirm</w:t>
+      </w:r>
+      <w:r>
+        <w:t xml:space="preserve"> </w:t>
+      </w:r>
+      <w:r>
+        <w:t xml:space="preserve">and</w:t>
+      </w:r>
+      <w:r>
+        <w:t xml:space="preserve"> </w:t>
+      </w:r>
+      <w:r>
+        <w:rPr>
+          <w:bCs/>
+          <w:b/>
+        </w:rPr>
+        <w:t xml:space="preserve">Decline</w:t>
+      </w:r>
+      <w:r>
+        <w:t xml:space="preserve"> </w:t>
+      </w:r>
+      <w:r>
+        <w:t xml:space="preserve">buttons always visible. The tabs filter by All, Pending, Confirmed, Completed and Cancelled; there is also a client-name search,</w:t>
+      </w:r>
+      <w:r>
+        <w:t xml:space="preserve"> </w:t>
+      </w:r>
+      <w:r>
+        <w:rPr>
+          <w:bCs/>
+          <w:b/>
+        </w:rPr>
+        <w:t xml:space="preserve">Filters</w:t>
+      </w:r>
+      <w:r>
+        <w:t xml:space="preserve"> </w:t>
+      </w:r>
+      <w:r>
+        <w:t xml:space="preserve">and</w:t>
+      </w:r>
+      <w:r>
+        <w:t xml:space="preserve"> </w:t>
+      </w:r>
+      <w:r>
+        <w:rPr>
+          <w:bCs/>
+          <w:b/>
+        </w:rPr>
+        <w:t xml:space="preserve">Export</w:t>
       </w:r>
       <w:r>
         <w:t xml:space="preserve">.</w:t>
@@ -3653,20 +3139,415 @@
       <w:r>
         <w:drawing>
           <wp:inline>
-            <wp:extent cx="2345545" cy="5075999"/>
+            <wp:extent cx="2346083" cy="6015599"/>
             <wp:effectExtent b="0" l="0" r="0" t="0"/>
-            <wp:docPr descr="Empty customer signup form" title="" id="1" name="Picture"/>
+            <wp:docPr descr="Provider bookings, request awaiting confirmation" title="" id="1" name="Picture"/>
             <a:graphic>
               <a:graphicData uri="http://schemas.openxmlformats.org/drawingml/2006/picture">
                 <pic:pic>
                   <pic:nvPicPr>
-                    <pic:cNvPr descr="screenshots/customer/03-register-email-form.png" id="0" name="Picture"/>
+                    <pic:cNvPr descr="screenshots/provider/14-booking-request-list.png" id="0" name="Picture"/>
                     <pic:cNvPicPr>
                       <a:picLocks noChangeArrowheads="1" noChangeAspect="1"/>
                     </pic:cNvPicPr>
                   </pic:nvPicPr>
                   <pic:blipFill>
-                    <a:blip r:embed="rId58"/>
+                    <a:blip r:embed="rId48"/>
+                    <a:stretch>
+                      <a:fillRect/>
+                    </a:stretch>
+                  </pic:blipFill>
+                  <pic:spPr bwMode="auto">
+                    <a:xfrm>
+                      <a:off x="0" y="0"/>
+                      <a:ext cx="2346083" cy="6015599"/>
+                    </a:xfrm>
+                    <a:prstGeom prst="rect">
+                      <a:avLst/>
+                    </a:prstGeom>
+                    <a:noFill/>
+                    <a:ln w="9525">
+                      <a:noFill/>
+                      <a:headEnd/>
+                      <a:tailEnd/>
+                    </a:ln>
+                  </pic:spPr>
+                </pic:pic>
+              </a:graphicData>
+            </a:graphic>
+          </wp:inline>
+        </w:drawing>
+      </w:r>
+    </w:p>
+    <w:p>
+      <w:pPr>
+        <w:pStyle w:val="ImageCaption"/>
+      </w:pPr>
+      <w:r>
+        <w:t xml:space="preserve">Provider bookings, request awaiting confirmation</w:t>
+      </w:r>
+    </w:p>
+    <w:bookmarkEnd w:id="49"/>
+    <w:bookmarkStart w:id="51" w:name="a15.-confirm-the-booking"/>
+    <w:p>
+      <w:pPr>
+        <w:pStyle w:val="Heading3"/>
+      </w:pPr>
+      <w:r>
+        <w:t xml:space="preserve">A15. Confirm the booking</w:t>
+      </w:r>
+    </w:p>
+    <w:p>
+      <w:pPr>
+        <w:pStyle w:val="FirstParagraph"/>
+      </w:pPr>
+      <w:r>
+        <w:t xml:space="preserve">The provider taps</w:t>
+      </w:r>
+      <w:r>
+        <w:t xml:space="preserve"> </w:t>
+      </w:r>
+      <w:r>
+        <w:rPr>
+          <w:bCs/>
+          <w:b/>
+        </w:rPr>
+        <w:t xml:space="preserve">Confirm</w:t>
+      </w:r>
+      <w:r>
+        <w:t xml:space="preserve">. The button shows a spinner, then the card switches to</w:t>
+      </w:r>
+      <w:r>
+        <w:t xml:space="preserve"> </w:t>
+      </w:r>
+      <w:r>
+        <w:rPr>
+          <w:bCs/>
+          <w:b/>
+        </w:rPr>
+        <w:t xml:space="preserve">CONFIRMED</w:t>
+      </w:r>
+      <w:r>
+        <w:t xml:space="preserve"> </w:t>
+      </w:r>
+      <w:r>
+        <w:t xml:space="preserve">and a toast reads</w:t>
+      </w:r>
+      <w:r>
+        <w:t xml:space="preserve"> </w:t>
+      </w:r>
+      <w:r>
+        <w:rPr>
+          <w:iCs/>
+          <w:i/>
+        </w:rPr>
+        <w:t xml:space="preserve">“</w:t>
+      </w:r>
+      <w:r>
+        <w:rPr>
+          <w:iCs/>
+          <w:i/>
+        </w:rPr>
+        <w:t xml:space="preserve">Booking confirmed: the client will be notified.</w:t>
+      </w:r>
+      <w:r>
+        <w:rPr>
+          <w:iCs/>
+          <w:i/>
+        </w:rPr>
+        <w:t xml:space="preserve">”</w:t>
+      </w:r>
+      <w:r>
+        <w:t xml:space="preserve"> </w:t>
+      </w:r>
+      <w:r>
+        <w:t xml:space="preserve">The card action becomes</w:t>
+      </w:r>
+      <w:r>
+        <w:t xml:space="preserve"> </w:t>
+      </w:r>
+      <w:r>
+        <w:rPr>
+          <w:bCs/>
+          <w:b/>
+        </w:rPr>
+        <w:t xml:space="preserve">Complete</w:t>
+      </w:r>
+      <w:r>
+        <w:t xml:space="preserve">, which is used after the session.</w:t>
+      </w:r>
+    </w:p>
+    <w:p>
+      <w:pPr>
+        <w:pStyle w:val="CaptionedFigure"/>
+      </w:pPr>
+      <w:r>
+        <w:drawing>
+          <wp:inline>
+            <wp:extent cx="2346083" cy="6015599"/>
+            <wp:effectExtent b="0" l="0" r="0" t="0"/>
+            <wp:docPr descr="Booking confirmed" title="" id="1" name="Picture"/>
+            <a:graphic>
+              <a:graphicData uri="http://schemas.openxmlformats.org/drawingml/2006/picture">
+                <pic:pic>
+                  <pic:nvPicPr>
+                    <pic:cNvPr descr="screenshots/provider/15-booking-accepted.png" id="0" name="Picture"/>
+                    <pic:cNvPicPr>
+                      <a:picLocks noChangeArrowheads="1" noChangeAspect="1"/>
+                    </pic:cNvPicPr>
+                  </pic:nvPicPr>
+                  <pic:blipFill>
+                    <a:blip r:embed="rId50"/>
+                    <a:stretch>
+                      <a:fillRect/>
+                    </a:stretch>
+                  </pic:blipFill>
+                  <pic:spPr bwMode="auto">
+                    <a:xfrm>
+                      <a:off x="0" y="0"/>
+                      <a:ext cx="2346083" cy="6015599"/>
+                    </a:xfrm>
+                    <a:prstGeom prst="rect">
+                      <a:avLst/>
+                    </a:prstGeom>
+                    <a:noFill/>
+                    <a:ln w="9525">
+                      <a:noFill/>
+                      <a:headEnd/>
+                      <a:tailEnd/>
+                    </a:ln>
+                  </pic:spPr>
+                </pic:pic>
+              </a:graphicData>
+            </a:graphic>
+          </wp:inline>
+        </w:drawing>
+      </w:r>
+    </w:p>
+    <w:p>
+      <w:pPr>
+        <w:pStyle w:val="ImageCaption"/>
+      </w:pPr>
+      <w:r>
+        <w:t xml:space="preserve">Booking confirmed</w:t>
+      </w:r>
+    </w:p>
+    <w:bookmarkEnd w:id="51"/>
+    <w:bookmarkStart w:id="53" w:name="a16.-dashboard-upcoming-appointment"/>
+    <w:p>
+      <w:pPr>
+        <w:pStyle w:val="Heading3"/>
+      </w:pPr>
+      <w:r>
+        <w:t xml:space="preserve">A16. Dashboard: upcoming appointment</w:t>
+      </w:r>
+    </w:p>
+    <w:p>
+      <w:pPr>
+        <w:pStyle w:val="FirstParagraph"/>
+      </w:pPr>
+      <w:r>
+        <w:t xml:space="preserve">The dashboard now counts</w:t>
+      </w:r>
+      <w:r>
+        <w:t xml:space="preserve"> </w:t>
+      </w:r>
+      <w:r>
+        <w:rPr>
+          <w:bCs/>
+          <w:b/>
+        </w:rPr>
+        <w:t xml:space="preserve">1</w:t>
+      </w:r>
+      <w:r>
+        <w:t xml:space="preserve"> </w:t>
+      </w:r>
+      <w:r>
+        <w:t xml:space="preserve">under</w:t>
+      </w:r>
+      <w:r>
+        <w:t xml:space="preserve"> </w:t>
+      </w:r>
+      <w:r>
+        <w:rPr>
+          <w:iCs/>
+          <w:i/>
+        </w:rPr>
+        <w:t xml:space="preserve">This Week’s Bookings</w:t>
+      </w:r>
+      <w:r>
+        <w:t xml:space="preserve">.</w:t>
+      </w:r>
+      <w:r>
+        <w:t xml:space="preserve"> </w:t>
+      </w:r>
+      <w:r>
+        <w:rPr>
+          <w:iCs/>
+          <w:i/>
+        </w:rPr>
+        <w:t xml:space="preserve">Upcoming Appointments</w:t>
+      </w:r>
+      <w:r>
+        <w:t xml:space="preserve"> </w:t>
+      </w:r>
+      <w:r>
+        <w:t xml:space="preserve">lists</w:t>
+      </w:r>
+      <w:r>
+        <w:t xml:space="preserve"> </w:t>
+      </w:r>
+      <w:r>
+        <w:rPr>
+          <w:bCs/>
+          <w:b/>
+        </w:rPr>
+        <w:t xml:space="preserve">Oct 2 · 10:00 AM · Elena Gallo · Personal Training · Confirmed</w:t>
+      </w:r>
+      <w:r>
+        <w:t xml:space="preserve">, with a</w:t>
+      </w:r>
+      <w:r>
+        <w:t xml:space="preserve"> </w:t>
+      </w:r>
+      <w:r>
+        <w:rPr>
+          <w:bCs/>
+          <w:b/>
+        </w:rPr>
+        <w:t xml:space="preserve">Details</w:t>
+      </w:r>
+      <w:r>
+        <w:t xml:space="preserve"> </w:t>
+      </w:r>
+      <w:r>
+        <w:t xml:space="preserve">button.</w:t>
+      </w:r>
+    </w:p>
+    <w:p>
+      <w:pPr>
+        <w:pStyle w:val="CaptionedFigure"/>
+      </w:pPr>
+      <w:r>
+        <w:drawing>
+          <wp:inline>
+            <wp:extent cx="1358490" cy="7199999"/>
+            <wp:effectExtent b="0" l="0" r="0" t="0"/>
+            <wp:docPr descr="Dashboard with the upcoming appointment" title="" id="1" name="Picture"/>
+            <a:graphic>
+              <a:graphicData uri="http://schemas.openxmlformats.org/drawingml/2006/picture">
+                <pic:pic>
+                  <pic:nvPicPr>
+                    <pic:cNvPr descr="screenshots/provider/16-dashboard-upcoming.png" id="0" name="Picture"/>
+                    <pic:cNvPicPr>
+                      <a:picLocks noChangeArrowheads="1" noChangeAspect="1"/>
+                    </pic:cNvPicPr>
+                  </pic:nvPicPr>
+                  <pic:blipFill>
+                    <a:blip r:embed="rId52"/>
+                    <a:stretch>
+                      <a:fillRect/>
+                    </a:stretch>
+                  </pic:blipFill>
+                  <pic:spPr bwMode="auto">
+                    <a:xfrm>
+                      <a:off x="0" y="0"/>
+                      <a:ext cx="1358490" cy="7199999"/>
+                    </a:xfrm>
+                    <a:prstGeom prst="rect">
+                      <a:avLst/>
+                    </a:prstGeom>
+                    <a:noFill/>
+                    <a:ln w="9525">
+                      <a:noFill/>
+                      <a:headEnd/>
+                      <a:tailEnd/>
+                    </a:ln>
+                  </pic:spPr>
+                </pic:pic>
+              </a:graphicData>
+            </a:graphic>
+          </wp:inline>
+        </w:drawing>
+      </w:r>
+    </w:p>
+    <w:p>
+      <w:pPr>
+        <w:pStyle w:val="ImageCaption"/>
+      </w:pPr>
+      <w:r>
+        <w:t xml:space="preserve">Dashboard with the upcoming appointment</w:t>
+      </w:r>
+    </w:p>
+    <w:p>
+      <w:r>
+        <w:pict>
+          <v:rect style="width:0;height:1.5pt" o:hralign="center" o:hrstd="t" o:hr="t"/>
+        </w:pict>
+      </w:r>
+    </w:p>
+    <w:bookmarkEnd w:id="53"/>
+    <w:bookmarkEnd w:id="54"/>
+    <w:bookmarkStart w:id="88" w:name="part-b-customer-journey"/>
+    <w:p>
+      <w:pPr>
+        <w:pStyle w:val="Heading2"/>
+      </w:pPr>
+      <w:r>
+        <w:t xml:space="preserve">Part B: Customer journey</w:t>
+      </w:r>
+    </w:p>
+    <w:bookmarkStart w:id="56" w:name="b1.-landing-page"/>
+    <w:p>
+      <w:pPr>
+        <w:pStyle w:val="Heading3"/>
+      </w:pPr>
+      <w:r>
+        <w:t xml:space="preserve">B1. Landing page</w:t>
+      </w:r>
+    </w:p>
+    <w:p>
+      <w:pPr>
+        <w:pStyle w:val="FirstParagraph"/>
+      </w:pPr>
+      <w:r>
+        <w:t xml:space="preserve">The visitor taps</w:t>
+      </w:r>
+      <w:r>
+        <w:t xml:space="preserve"> </w:t>
+      </w:r>
+      <w:r>
+        <w:rPr>
+          <w:bCs/>
+          <w:b/>
+        </w:rPr>
+        <w:t xml:space="preserve">Register as a customer</w:t>
+      </w:r>
+      <w:r>
+        <w:t xml:space="preserve">.</w:t>
+      </w:r>
+    </w:p>
+    <w:p>
+      <w:pPr>
+        <w:pStyle w:val="CaptionedFigure"/>
+      </w:pPr>
+      <w:r>
+        <w:drawing>
+          <wp:inline>
+            <wp:extent cx="2345545" cy="5075999"/>
+            <wp:effectExtent b="0" l="0" r="0" t="0"/>
+            <wp:docPr descr="Landing page" title="" id="1" name="Picture"/>
+            <a:graphic>
+              <a:graphicData uri="http://schemas.openxmlformats.org/drawingml/2006/picture">
+                <pic:pic>
+                  <pic:nvPicPr>
+                    <pic:cNvPr descr="screenshots/customer/01-landing.png" id="0" name="Picture"/>
+                    <pic:cNvPicPr>
+                      <a:picLocks noChangeArrowheads="1" noChangeAspect="1"/>
+                    </pic:cNvPicPr>
+                  </pic:nvPicPr>
+                  <pic:blipFill>
+                    <a:blip r:embed="rId55"/>
                     <a:stretch>
                       <a:fillRect/>
                     </a:stretch>
@@ -3698,17 +3579,17 @@
         <w:pStyle w:val="ImageCaption"/>
       </w:pPr>
       <w:r>
-        <w:t xml:space="preserve">Empty customer signup form</w:t>
-      </w:r>
-    </w:p>
-    <w:bookmarkEnd w:id="59"/>
-    <w:bookmarkStart w:id="61" w:name="b4.-fill-in-and-create-the-account"/>
+        <w:t xml:space="preserve">Landing page</w:t>
+      </w:r>
+    </w:p>
+    <w:bookmarkEnd w:id="56"/>
+    <w:bookmarkStart w:id="58" w:name="b2.-choose-a-signup-method"/>
     <w:p>
       <w:pPr>
         <w:pStyle w:val="Heading3"/>
       </w:pPr>
       <w:r>
-        <w:t xml:space="preserve">B4. Fill in and create the account</w:t>
+        <w:t xml:space="preserve">B2. Choose a signup method</w:t>
       </w:r>
     </w:p>
     <w:p>
@@ -3716,20 +3597,62 @@
         <w:pStyle w:val="FirstParagraph"/>
       </w:pPr>
       <w:r>
-        <w:t xml:space="preserve">The customer enters their name, email, a password that meets all five rules, an optional date of birth and their main interest (VFit). They accept the Terms of Service and Privacy Policy and tap</w:t>
-      </w:r>
-      <w:r>
-        <w:t xml:space="preserve"> </w:t>
-      </w:r>
-      <w:r>
-        <w:rPr>
-          <w:bCs/>
-          <w:b/>
-        </w:rPr>
-        <w:t xml:space="preserve">Create account</w:t>
-      </w:r>
-      <w:r>
-        <w:t xml:space="preserve">.</w:t>
+        <w:t xml:space="preserve">Customers choose how to sign up:</w:t>
+      </w:r>
+      <w:r>
+        <w:t xml:space="preserve"> </w:t>
+      </w:r>
+      <w:r>
+        <w:rPr>
+          <w:bCs/>
+          <w:b/>
+        </w:rPr>
+        <w:t xml:space="preserve">Email and Password</w:t>
+      </w:r>
+      <w:r>
+        <w:t xml:space="preserve">,</w:t>
+      </w:r>
+      <w:r>
+        <w:t xml:space="preserve"> </w:t>
+      </w:r>
+      <w:r>
+        <w:rPr>
+          <w:bCs/>
+          <w:b/>
+        </w:rPr>
+        <w:t xml:space="preserve">Google</w:t>
+      </w:r>
+      <w:r>
+        <w:t xml:space="preserve">,</w:t>
+      </w:r>
+      <w:r>
+        <w:t xml:space="preserve"> </w:t>
+      </w:r>
+      <w:r>
+        <w:rPr>
+          <w:bCs/>
+          <w:b/>
+        </w:rPr>
+        <w:t xml:space="preserve">Apple</w:t>
+      </w:r>
+      <w:r>
+        <w:t xml:space="preserve"> </w:t>
+      </w:r>
+      <w:r>
+        <w:t xml:space="preserve">or</w:t>
+      </w:r>
+      <w:r>
+        <w:t xml:space="preserve"> </w:t>
+      </w:r>
+      <w:r>
+        <w:rPr>
+          <w:bCs/>
+          <w:b/>
+        </w:rPr>
+        <w:t xml:space="preserve">Phone (SMS)</w:t>
+      </w:r>
+      <w:r>
+        <w:t xml:space="preserve">. This walkthrough uses email.</w:t>
       </w:r>
     </w:p>
     <w:p>
@@ -3739,122 +3662,20 @@
       <w:r>
         <w:drawing>
           <wp:inline>
-            <wp:extent cx="2246399" cy="7199999"/>
+            <wp:extent cx="2345545" cy="5075999"/>
             <wp:effectExtent b="0" l="0" r="0" t="0"/>
-            <wp:docPr descr="Customer signup form filled in" title="" id="1" name="Picture"/>
+            <wp:docPr descr="Signup method picker" title="" id="1" name="Picture"/>
             <a:graphic>
               <a:graphicData uri="http://schemas.openxmlformats.org/drawingml/2006/picture">
                 <pic:pic>
                   <pic:nvPicPr>
-                    <pic:cNvPr descr="screenshots/customer/04-register-filled.png" id="0" name="Picture"/>
+                    <pic:cNvPr descr="screenshots/customer/02-signup-method.png" id="0" name="Picture"/>
                     <pic:cNvPicPr>
                       <a:picLocks noChangeArrowheads="1" noChangeAspect="1"/>
                     </pic:cNvPicPr>
                   </pic:nvPicPr>
                   <pic:blipFill>
-                    <a:blip r:embed="rId60"/>
-                    <a:stretch>
-                      <a:fillRect/>
-                    </a:stretch>
-                  </pic:blipFill>
-                  <pic:spPr bwMode="auto">
-                    <a:xfrm>
-                      <a:off x="0" y="0"/>
-                      <a:ext cx="2246399" cy="7199999"/>
-                    </a:xfrm>
-                    <a:prstGeom prst="rect">
-                      <a:avLst/>
-                    </a:prstGeom>
-                    <a:noFill/>
-                    <a:ln w="9525">
-                      <a:noFill/>
-                      <a:headEnd/>
-                      <a:tailEnd/>
-                    </a:ln>
-                  </pic:spPr>
-                </pic:pic>
-              </a:graphicData>
-            </a:graphic>
-          </wp:inline>
-        </w:drawing>
-      </w:r>
-    </w:p>
-    <w:p>
-      <w:pPr>
-        <w:pStyle w:val="ImageCaption"/>
-      </w:pPr>
-      <w:r>
-        <w:t xml:space="preserve">Customer signup form filled in</w:t>
-      </w:r>
-    </w:p>
-    <w:bookmarkEnd w:id="61"/>
-    <w:bookmarkStart w:id="63" w:name="b5.-permissions"/>
-    <w:p>
-      <w:pPr>
-        <w:pStyle w:val="Heading3"/>
-      </w:pPr>
-      <w:r>
-        <w:t xml:space="preserve">B5. Permissions</w:t>
-      </w:r>
-    </w:p>
-    <w:p>
-      <w:pPr>
-        <w:pStyle w:val="FirstParagraph"/>
-      </w:pPr>
-      <w:r>
-        <w:t xml:space="preserve">This is the same optional Location and Notifications step as the provider’s. The customer taps</w:t>
-      </w:r>
-      <w:r>
-        <w:t xml:space="preserve"> </w:t>
-      </w:r>
-      <w:r>
-        <w:rPr>
-          <w:bCs/>
-          <w:b/>
-        </w:rPr>
-        <w:t xml:space="preserve">Skip for now</w:t>
-      </w:r>
-      <w:r>
-        <w:t xml:space="preserve">. Allowing location here makes</w:t>
-      </w:r>
-      <w:r>
-        <w:t xml:space="preserve"> </w:t>
-      </w:r>
-      <w:r>
-        <w:rPr>
-          <w:bCs/>
-          <w:b/>
-        </w:rPr>
-        <w:t xml:space="preserve">Near me</w:t>
-      </w:r>
-      <w:r>
-        <w:t xml:space="preserve"> </w:t>
-      </w:r>
-      <w:r>
-        <w:t xml:space="preserve">one tap later.</w:t>
-      </w:r>
-    </w:p>
-    <w:p>
-      <w:pPr>
-        <w:pStyle w:val="CaptionedFigure"/>
-      </w:pPr>
-      <w:r>
-        <w:drawing>
-          <wp:inline>
-            <wp:extent cx="2345545" cy="5075999"/>
-            <wp:effectExtent b="0" l="0" r="0" t="0"/>
-            <wp:docPr descr="Permissions screen" title="" id="1" name="Picture"/>
-            <a:graphic>
-              <a:graphicData uri="http://schemas.openxmlformats.org/drawingml/2006/picture">
-                <pic:pic>
-                  <pic:nvPicPr>
-                    <pic:cNvPr descr="screenshots/customer/05-permissions.png" id="0" name="Picture"/>
-                    <pic:cNvPicPr>
-                      <a:picLocks noChangeArrowheads="1" noChangeAspect="1"/>
-                    </pic:cNvPicPr>
-                  </pic:nvPicPr>
-                  <pic:blipFill>
-                    <a:blip r:embed="rId62"/>
+                    <a:blip r:embed="rId57"/>
                     <a:stretch>
                       <a:fillRect/>
                     </a:stretch>
@@ -3886,17 +3707,17 @@
         <w:pStyle w:val="ImageCaption"/>
       </w:pPr>
       <w:r>
-        <w:t xml:space="preserve">Permissions screen</w:t>
-      </w:r>
-    </w:p>
-    <w:bookmarkEnd w:id="63"/>
-    <w:bookmarkStart w:id="65" w:name="b6.-home"/>
+        <w:t xml:space="preserve">Signup method picker</w:t>
+      </w:r>
+    </w:p>
+    <w:bookmarkEnd w:id="58"/>
+    <w:bookmarkStart w:id="60" w:name="b3.-signup-form"/>
     <w:p>
       <w:pPr>
         <w:pStyle w:val="Heading3"/>
       </w:pPr>
       <w:r>
-        <w:t xml:space="preserve">B6. Home</w:t>
+        <w:t xml:space="preserve">B3. Signup form</w:t>
       </w:r>
     </w:p>
     <w:p>
@@ -3904,49 +3725,20 @@
         <w:pStyle w:val="FirstParagraph"/>
       </w:pPr>
       <w:r>
-        <w:t xml:space="preserve">The customer lands on</w:t>
-      </w:r>
-      <w:r>
-        <w:t xml:space="preserve"> </w:t>
-      </w:r>
-      <w:r>
-        <w:rPr>
-          <w:bCs/>
-          <w:b/>
-        </w:rPr>
-        <w:t xml:space="preserve">Home</w:t>
-      </w:r>
-      <w:r>
-        <w:t xml:space="preserve">, which shows gyms and locations, active classes, the VFit map and</w:t>
-      </w:r>
-      <w:r>
-        <w:t xml:space="preserve"> </w:t>
-      </w:r>
-      <w:r>
-        <w:rPr>
-          <w:iCs/>
-          <w:i/>
-        </w:rPr>
-        <w:t xml:space="preserve">Find your online coach</w:t>
-      </w:r>
-      <w:r>
-        <w:t xml:space="preserve">. The same</w:t>
-      </w:r>
-      <w:r>
-        <w:t xml:space="preserve"> </w:t>
-      </w:r>
-      <w:r>
-        <w:rPr>
-          <w:bCs/>
-          <w:b/>
-        </w:rPr>
-        <w:t xml:space="preserve">Confirm your email</w:t>
-      </w:r>
-      <w:r>
-        <w:t xml:space="preserve"> </w:t>
-      </w:r>
-      <w:r>
-        <w:t xml:space="preserve">banner appears.</w:t>
+        <w:t xml:space="preserve">This is the same form the provider used, but with the professional opt-in</w:t>
+      </w:r>
+      <w:r>
+        <w:t xml:space="preserve"> </w:t>
+      </w:r>
+      <w:r>
+        <w:rPr>
+          <w:bCs/>
+          <w:b/>
+        </w:rPr>
+        <w:t xml:space="preserve">unticked</w:t>
+      </w:r>
+      <w:r>
+        <w:t xml:space="preserve">.</w:t>
       </w:r>
     </w:p>
     <w:p>
@@ -3958,18 +3750,18 @@
           <wp:inline>
             <wp:extent cx="2345545" cy="5075999"/>
             <wp:effectExtent b="0" l="0" r="0" t="0"/>
-            <wp:docPr descr="Customer home" title="" id="1" name="Picture"/>
+            <wp:docPr descr="Empty customer signup form" title="" id="1" name="Picture"/>
             <a:graphic>
               <a:graphicData uri="http://schemas.openxmlformats.org/drawingml/2006/picture">
                 <pic:pic>
                   <pic:nvPicPr>
-                    <pic:cNvPr descr="screenshots/customer/06-home.png" id="0" name="Picture"/>
+                    <pic:cNvPr descr="screenshots/customer/03-register-email-form.png" id="0" name="Picture"/>
                     <pic:cNvPicPr>
                       <a:picLocks noChangeArrowheads="1" noChangeAspect="1"/>
                     </pic:cNvPicPr>
                   </pic:nvPicPr>
                   <pic:blipFill>
-                    <a:blip r:embed="rId64"/>
+                    <a:blip r:embed="rId59"/>
                     <a:stretch>
                       <a:fillRect/>
                     </a:stretch>
@@ -4001,17 +3793,17 @@
         <w:pStyle w:val="ImageCaption"/>
       </w:pPr>
       <w:r>
-        <w:t xml:space="preserve">Customer home</w:t>
-      </w:r>
-    </w:p>
-    <w:bookmarkEnd w:id="65"/>
-    <w:bookmarkStart w:id="67" w:name="b7.-book-a-service"/>
+        <w:t xml:space="preserve">Empty customer signup form</w:t>
+      </w:r>
+    </w:p>
+    <w:bookmarkEnd w:id="60"/>
+    <w:bookmarkStart w:id="62" w:name="b4.-fill-in-and-create-the-account"/>
     <w:p>
       <w:pPr>
         <w:pStyle w:val="Heading3"/>
       </w:pPr>
       <w:r>
-        <w:t xml:space="preserve">B7. Book a service</w:t>
+        <w:t xml:space="preserve">B4. Fill in and create the account</w:t>
       </w:r>
     </w:p>
     <w:p>
@@ -4019,128 +3811,20 @@
         <w:pStyle w:val="FirstParagraph"/>
       </w:pPr>
       <w:r>
-        <w:t xml:space="preserve">The</w:t>
-      </w:r>
-      <w:r>
-        <w:t xml:space="preserve"> </w:t>
-      </w:r>
-      <w:r>
-        <w:rPr>
-          <w:bCs/>
-          <w:b/>
-        </w:rPr>
-        <w:t xml:space="preserve">Book now</w:t>
-      </w:r>
-      <w:r>
-        <w:t xml:space="preserve"> </w:t>
-      </w:r>
-      <w:r>
-        <w:t xml:space="preserve">button (centre of the bottom bar) or</w:t>
-      </w:r>
-      <w:r>
-        <w:t xml:space="preserve"> </w:t>
-      </w:r>
-      <w:r>
-        <w:rPr>
-          <w:bCs/>
-          <w:b/>
-        </w:rPr>
-        <w:t xml:space="preserve">Search</w:t>
-      </w:r>
-      <w:r>
-        <w:t xml:space="preserve"> </w:t>
-      </w:r>
-      <w:r>
-        <w:t xml:space="preserve">opens</w:t>
-      </w:r>
-      <w:r>
-        <w:t xml:space="preserve"> </w:t>
-      </w:r>
-      <w:r>
-        <w:rPr>
-          <w:bCs/>
-          <w:b/>
-        </w:rPr>
-        <w:t xml:space="preserve">Book a service</w:t>
-      </w:r>
-      <w:r>
-        <w:t xml:space="preserve"> </w:t>
-      </w:r>
-      <w:r>
-        <w:t xml:space="preserve">(</w:t>
-      </w:r>
-      <w:r>
-        <w:rPr>
-          <w:rStyle w:val="VerbatimChar"/>
-        </w:rPr>
-        <w:t xml:space="preserve">/booking</w:t>
-      </w:r>
-      <w:r>
-        <w:t xml:space="preserve">). The customer can:</w:t>
-      </w:r>
-    </w:p>
-    <w:p>
-      <w:pPr>
-        <w:numPr>
-          <w:ilvl w:val="0"/>
-          <w:numId w:val="1003"/>
-        </w:numPr>
-        <w:pStyle w:val="Compact"/>
-      </w:pPr>
-      <w:r>
-        <w:t xml:space="preserve">search by trainer or service name</w:t>
-      </w:r>
-    </w:p>
-    <w:p>
-      <w:pPr>
-        <w:numPr>
-          <w:ilvl w:val="0"/>
-          <w:numId w:val="1003"/>
-        </w:numPr>
-        <w:pStyle w:val="Compact"/>
-      </w:pPr>
-      <w:r>
-        <w:t xml:space="preserve">filter by category (Strength &amp; Conditioning, Cardio &amp; Endurance, Combat Sports, Mind &amp; Body, Dance &amp; Group, Therapy &amp; Recovery, Nutrition &amp; Lifestyle, Mental Wellness)</w:t>
-      </w:r>
-    </w:p>
-    <w:p>
-      <w:pPr>
-        <w:numPr>
-          <w:ilvl w:val="0"/>
-          <w:numId w:val="1003"/>
-        </w:numPr>
-        <w:pStyle w:val="Compact"/>
-      </w:pPr>
-      <w:r>
-        <w:t xml:space="preserve">use</w:t>
-      </w:r>
-      <w:r>
-        <w:t xml:space="preserve"> </w:t>
-      </w:r>
-      <w:r>
-        <w:rPr>
-          <w:bCs/>
-          <w:b/>
-        </w:rPr>
-        <w:t xml:space="preserve">Near me</w:t>
-      </w:r>
-      <w:r>
-        <w:t xml:space="preserve"> </w:t>
-      </w:r>
-      <w:r>
-        <w:t xml:space="preserve">with a radius (5 / 10 / 25 / 50 km / All)</w:t>
-      </w:r>
-    </w:p>
-    <w:p>
-      <w:pPr>
-        <w:numPr>
-          <w:ilvl w:val="0"/>
-          <w:numId w:val="1003"/>
-        </w:numPr>
-        <w:pStyle w:val="Compact"/>
-      </w:pPr>
-      <w:r>
-        <w:t xml:space="preserve">switch between list and map view</w:t>
+        <w:t xml:space="preserve">The customer enters their name, email, a password that meets all five rules, an optional date of birth and their main interest (VFit). They accept the Terms of Service and Privacy Policy and tap</w:t>
+      </w:r>
+      <w:r>
+        <w:t xml:space="preserve"> </w:t>
+      </w:r>
+      <w:r>
+        <w:rPr>
+          <w:bCs/>
+          <w:b/>
+        </w:rPr>
+        <w:t xml:space="preserve">Create account</w:t>
+      </w:r>
+      <w:r>
+        <w:t xml:space="preserve">.</w:t>
       </w:r>
     </w:p>
     <w:p>
@@ -4150,20 +3834,122 @@
       <w:r>
         <w:drawing>
           <wp:inline>
-            <wp:extent cx="2345545" cy="5075999"/>
+            <wp:extent cx="2301639" cy="7199999"/>
             <wp:effectExtent b="0" l="0" r="0" t="0"/>
-            <wp:docPr descr="Book a service" title="" id="1" name="Picture"/>
+            <wp:docPr descr="Customer signup form filled in" title="" id="1" name="Picture"/>
             <a:graphic>
               <a:graphicData uri="http://schemas.openxmlformats.org/drawingml/2006/picture">
                 <pic:pic>
                   <pic:nvPicPr>
-                    <pic:cNvPr descr="screenshots/customer/07-booking-search.png" id="0" name="Picture"/>
+                    <pic:cNvPr descr="screenshots/customer/04-register-filled.png" id="0" name="Picture"/>
                     <pic:cNvPicPr>
                       <a:picLocks noChangeArrowheads="1" noChangeAspect="1"/>
                     </pic:cNvPicPr>
                   </pic:nvPicPr>
                   <pic:blipFill>
-                    <a:blip r:embed="rId66"/>
+                    <a:blip r:embed="rId61"/>
+                    <a:stretch>
+                      <a:fillRect/>
+                    </a:stretch>
+                  </pic:blipFill>
+                  <pic:spPr bwMode="auto">
+                    <a:xfrm>
+                      <a:off x="0" y="0"/>
+                      <a:ext cx="2301639" cy="7199999"/>
+                    </a:xfrm>
+                    <a:prstGeom prst="rect">
+                      <a:avLst/>
+                    </a:prstGeom>
+                    <a:noFill/>
+                    <a:ln w="9525">
+                      <a:noFill/>
+                      <a:headEnd/>
+                      <a:tailEnd/>
+                    </a:ln>
+                  </pic:spPr>
+                </pic:pic>
+              </a:graphicData>
+            </a:graphic>
+          </wp:inline>
+        </w:drawing>
+      </w:r>
+    </w:p>
+    <w:p>
+      <w:pPr>
+        <w:pStyle w:val="ImageCaption"/>
+      </w:pPr>
+      <w:r>
+        <w:t xml:space="preserve">Customer signup form filled in</w:t>
+      </w:r>
+    </w:p>
+    <w:bookmarkEnd w:id="62"/>
+    <w:bookmarkStart w:id="64" w:name="b5.-permissions"/>
+    <w:p>
+      <w:pPr>
+        <w:pStyle w:val="Heading3"/>
+      </w:pPr>
+      <w:r>
+        <w:t xml:space="preserve">B5. Permissions</w:t>
+      </w:r>
+    </w:p>
+    <w:p>
+      <w:pPr>
+        <w:pStyle w:val="FirstParagraph"/>
+      </w:pPr>
+      <w:r>
+        <w:t xml:space="preserve">This is the same optional Location and Notifications step as the provider’s. The customer taps</w:t>
+      </w:r>
+      <w:r>
+        <w:t xml:space="preserve"> </w:t>
+      </w:r>
+      <w:r>
+        <w:rPr>
+          <w:bCs/>
+          <w:b/>
+        </w:rPr>
+        <w:t xml:space="preserve">Skip for now</w:t>
+      </w:r>
+      <w:r>
+        <w:t xml:space="preserve">. Allowing location here makes</w:t>
+      </w:r>
+      <w:r>
+        <w:t xml:space="preserve"> </w:t>
+      </w:r>
+      <w:r>
+        <w:rPr>
+          <w:bCs/>
+          <w:b/>
+        </w:rPr>
+        <w:t xml:space="preserve">Near me</w:t>
+      </w:r>
+      <w:r>
+        <w:t xml:space="preserve"> </w:t>
+      </w:r>
+      <w:r>
+        <w:t xml:space="preserve">one tap later.</w:t>
+      </w:r>
+    </w:p>
+    <w:p>
+      <w:pPr>
+        <w:pStyle w:val="CaptionedFigure"/>
+      </w:pPr>
+      <w:r>
+        <w:drawing>
+          <wp:inline>
+            <wp:extent cx="2345545" cy="5075999"/>
+            <wp:effectExtent b="0" l="0" r="0" t="0"/>
+            <wp:docPr descr="Permissions screen" title="" id="1" name="Picture"/>
+            <a:graphic>
+              <a:graphicData uri="http://schemas.openxmlformats.org/drawingml/2006/picture">
+                <pic:pic>
+                  <pic:nvPicPr>
+                    <pic:cNvPr descr="screenshots/customer/05-permissions.png" id="0" name="Picture"/>
+                    <pic:cNvPicPr>
+                      <a:picLocks noChangeArrowheads="1" noChangeAspect="1"/>
+                    </pic:cNvPicPr>
+                  </pic:nvPicPr>
+                  <pic:blipFill>
+                    <a:blip r:embed="rId63"/>
                     <a:stretch>
                       <a:fillRect/>
                     </a:stretch>
@@ -4195,17 +3981,17 @@
         <w:pStyle w:val="ImageCaption"/>
       </w:pPr>
       <w:r>
-        <w:t xml:space="preserve">Book a service</w:t>
-      </w:r>
-    </w:p>
-    <w:bookmarkEnd w:id="67"/>
-    <w:bookmarkStart w:id="69" w:name="b8.-find-the-trainer"/>
+        <w:t xml:space="preserve">Permissions screen</w:t>
+      </w:r>
+    </w:p>
+    <w:bookmarkEnd w:id="64"/>
+    <w:bookmarkStart w:id="66" w:name="b6.-home"/>
     <w:p>
       <w:pPr>
         <w:pStyle w:val="Heading3"/>
       </w:pPr>
       <w:r>
-        <w:t xml:space="preserve">B8. Find the trainer</w:t>
+        <w:t xml:space="preserve">B6. Home</w:t>
       </w:r>
     </w:p>
     <w:p>
@@ -4213,91 +3999,49 @@
         <w:pStyle w:val="FirstParagraph"/>
       </w:pPr>
       <w:r>
-        <w:t xml:space="preserve">The customer taps</w:t>
-      </w:r>
-      <w:r>
-        <w:t xml:space="preserve"> </w:t>
-      </w:r>
-      <w:r>
-        <w:rPr>
-          <w:bCs/>
-          <w:b/>
-        </w:rPr>
-        <w:t xml:space="preserve">Near me</w:t>
-      </w:r>
-      <w:r>
-        <w:t xml:space="preserve">, which uses the device location (here central Milan), and types the trainer’s name.</w:t>
-      </w:r>
-      <w:r>
-        <w:t xml:space="preserve"> </w:t>
-      </w:r>
-      <w:r>
-        <w:rPr>
-          <w:bCs/>
-          <w:b/>
-        </w:rPr>
-        <w:t xml:space="preserve">Luca Bianchi</w:t>
-      </w:r>
-      <w:r>
-        <w:t xml:space="preserve"> </w:t>
-      </w:r>
-      <w:r>
-        <w:t xml:space="preserve">appears</w:t>
-      </w:r>
-      <w:r>
-        <w:t xml:space="preserve"> </w:t>
-      </w:r>
-      <w:r>
-        <w:rPr>
-          <w:bCs/>
-          <w:b/>
-        </w:rPr>
-        <w:t xml:space="preserve">0.1 km</w:t>
-      </w:r>
-      <w:r>
-        <w:t xml:space="preserve"> </w:t>
-      </w:r>
-      <w:r>
-        <w:t xml:space="preserve">away, marked</w:t>
-      </w:r>
-      <w:r>
-        <w:t xml:space="preserve"> </w:t>
-      </w:r>
-      <w:r>
-        <w:rPr>
-          <w:bCs/>
-          <w:b/>
-        </w:rPr>
-        <w:t xml:space="preserve">VERIFIED</w:t>
-      </w:r>
-      <w:r>
-        <w:t xml:space="preserve">,</w:t>
-      </w:r>
-      <w:r>
-        <w:t xml:space="preserve"> </w:t>
-      </w:r>
-      <w:r>
-        <w:rPr>
-          <w:bCs/>
-          <w:b/>
-        </w:rPr>
-        <w:t xml:space="preserve">From 50,00 €</w:t>
-      </w:r>
-      <w:r>
-        <w:t xml:space="preserve">. They tap</w:t>
-      </w:r>
-      <w:r>
-        <w:t xml:space="preserve"> </w:t>
-      </w:r>
-      <w:r>
-        <w:rPr>
-          <w:bCs/>
-          <w:b/>
-        </w:rPr>
-        <w:t xml:space="preserve">Check availability</w:t>
-      </w:r>
-      <w:r>
-        <w:t xml:space="preserve">.</w:t>
+        <w:t xml:space="preserve">The customer lands on</w:t>
+      </w:r>
+      <w:r>
+        <w:t xml:space="preserve"> </w:t>
+      </w:r>
+      <w:r>
+        <w:rPr>
+          <w:bCs/>
+          <w:b/>
+        </w:rPr>
+        <w:t xml:space="preserve">Home</w:t>
+      </w:r>
+      <w:r>
+        <w:t xml:space="preserve">, which shows gyms and locations, active classes, the VFit map and</w:t>
+      </w:r>
+      <w:r>
+        <w:t xml:space="preserve"> </w:t>
+      </w:r>
+      <w:r>
+        <w:rPr>
+          <w:iCs/>
+          <w:i/>
+        </w:rPr>
+        <w:t xml:space="preserve">Find your online coach</w:t>
+      </w:r>
+      <w:r>
+        <w:t xml:space="preserve">. The same</w:t>
+      </w:r>
+      <w:r>
+        <w:t xml:space="preserve"> </w:t>
+      </w:r>
+      <w:r>
+        <w:rPr>
+          <w:bCs/>
+          <w:b/>
+        </w:rPr>
+        <w:t xml:space="preserve">Confirm your email</w:t>
+      </w:r>
+      <w:r>
+        <w:t xml:space="preserve"> </w:t>
+      </w:r>
+      <w:r>
+        <w:t xml:space="preserve">banner appears.</w:t>
       </w:r>
     </w:p>
     <w:p>
@@ -4309,18 +4053,18 @@
           <wp:inline>
             <wp:extent cx="2345545" cy="5075999"/>
             <wp:effectExtent b="0" l="0" r="0" t="0"/>
-            <wp:docPr descr="Near-me result for the trainer" title="" id="1" name="Picture"/>
+            <wp:docPr descr="Customer home" title="" id="1" name="Picture"/>
             <a:graphic>
               <a:graphicData uri="http://schemas.openxmlformats.org/drawingml/2006/picture">
                 <pic:pic>
                   <pic:nvPicPr>
-                    <pic:cNvPr descr="screenshots/customer/08-near-me-results.png" id="0" name="Picture"/>
+                    <pic:cNvPr descr="screenshots/customer/06-home.png" id="0" name="Picture"/>
                     <pic:cNvPicPr>
                       <a:picLocks noChangeArrowheads="1" noChangeAspect="1"/>
                     </pic:cNvPicPr>
                   </pic:nvPicPr>
                   <pic:blipFill>
-                    <a:blip r:embed="rId68"/>
+                    <a:blip r:embed="rId65"/>
                     <a:stretch>
                       <a:fillRect/>
                     </a:stretch>
@@ -4352,17 +4096,17 @@
         <w:pStyle w:val="ImageCaption"/>
       </w:pPr>
       <w:r>
-        <w:t xml:space="preserve">Near-me result for the trainer</w:t>
-      </w:r>
-    </w:p>
-    <w:bookmarkEnd w:id="69"/>
-    <w:bookmarkStart w:id="71" w:name="b9.-trainer-page-select-a-service"/>
+        <w:t xml:space="preserve">Customer home</w:t>
+      </w:r>
+    </w:p>
+    <w:bookmarkEnd w:id="66"/>
+    <w:bookmarkStart w:id="68" w:name="b7.-book-a-service"/>
     <w:p>
       <w:pPr>
         <w:pStyle w:val="Heading3"/>
       </w:pPr>
       <w:r>
-        <w:t xml:space="preserve">B9. Trainer page: select a service</w:t>
+        <w:t xml:space="preserve">B7. Book a service</w:t>
       </w:r>
     </w:p>
     <w:p>
@@ -4370,122 +4114,138 @@
         <w:pStyle w:val="FirstParagraph"/>
       </w:pPr>
       <w:r>
-        <w:t xml:space="preserve">The trainer’s page (</w:t>
+        <w:t xml:space="preserve">The</w:t>
+      </w:r>
+      <w:r>
+        <w:t xml:space="preserve"> </w:t>
+      </w:r>
+      <w:r>
+        <w:rPr>
+          <w:bCs/>
+          <w:b/>
+        </w:rPr>
+        <w:t xml:space="preserve">Book now</w:t>
+      </w:r>
+      <w:r>
+        <w:t xml:space="preserve"> </w:t>
+      </w:r>
+      <w:r>
+        <w:t xml:space="preserve">button (centre of the bottom bar) or</w:t>
+      </w:r>
+      <w:r>
+        <w:t xml:space="preserve"> </w:t>
+      </w:r>
+      <w:r>
+        <w:rPr>
+          <w:bCs/>
+          <w:b/>
+        </w:rPr>
+        <w:t xml:space="preserve">Search</w:t>
+      </w:r>
+      <w:r>
+        <w:t xml:space="preserve"> </w:t>
+      </w:r>
+      <w:r>
+        <w:t xml:space="preserve">opens</w:t>
+      </w:r>
+      <w:r>
+        <w:t xml:space="preserve"> </w:t>
+      </w:r>
+      <w:r>
+        <w:rPr>
+          <w:bCs/>
+          <w:b/>
+        </w:rPr>
+        <w:t xml:space="preserve">Book a service</w:t>
+      </w:r>
+      <w:r>
+        <w:t xml:space="preserve"> </w:t>
+      </w:r>
+      <w:r>
+        <w:t xml:space="preserve">(</w:t>
       </w:r>
       <w:r>
         <w:rPr>
           <w:rStyle w:val="VerbatimChar"/>
         </w:rPr>
-        <w:t xml:space="preserve">/book?providerId=…</w:t>
-      </w:r>
-      <w:r>
-        <w:t xml:space="preserve">) has</w:t>
-      </w:r>
-      <w:r>
-        <w:t xml:space="preserve"> </w:t>
-      </w:r>
-      <w:r>
-        <w:rPr>
-          <w:bCs/>
-          <w:b/>
-        </w:rPr>
-        <w:t xml:space="preserve">Services</w:t>
-      </w:r>
-      <w:r>
-        <w:t xml:space="preserve">,</w:t>
-      </w:r>
-      <w:r>
-        <w:t xml:space="preserve"> </w:t>
-      </w:r>
-      <w:r>
-        <w:rPr>
-          <w:bCs/>
-          <w:b/>
-        </w:rPr>
-        <w:t xml:space="preserve">Reviews</w:t>
-      </w:r>
-      <w:r>
-        <w:t xml:space="preserve"> </w:t>
-      </w:r>
-      <w:r>
-        <w:t xml:space="preserve">and</w:t>
-      </w:r>
-      <w:r>
-        <w:t xml:space="preserve"> </w:t>
-      </w:r>
-      <w:r>
-        <w:rPr>
-          <w:bCs/>
-          <w:b/>
-        </w:rPr>
-        <w:t xml:space="preserve">About</w:t>
-      </w:r>
-      <w:r>
-        <w:t xml:space="preserve"> </w:t>
-      </w:r>
-      <w:r>
-        <w:t xml:space="preserve">tabs and a</w:t>
-      </w:r>
-      <w:r>
-        <w:t xml:space="preserve"> </w:t>
-      </w:r>
-      <w:r>
-        <w:rPr>
-          <w:bCs/>
-          <w:b/>
-        </w:rPr>
-        <w:t xml:space="preserve">Message</w:t>
-      </w:r>
-      <w:r>
-        <w:t xml:space="preserve"> </w:t>
-      </w:r>
-      <w:r>
-        <w:t xml:space="preserve">button. Under</w:t>
-      </w:r>
-      <w:r>
-        <w:t xml:space="preserve"> </w:t>
-      </w:r>
-      <w:r>
-        <w:rPr>
-          <w:iCs/>
-          <w:i/>
-        </w:rPr>
-        <w:t xml:space="preserve">Select a service</w:t>
-      </w:r>
-      <w:r>
-        <w:t xml:space="preserve"> </w:t>
-      </w:r>
-      <w:r>
-        <w:t xml:space="preserve">the customer taps</w:t>
-      </w:r>
-      <w:r>
-        <w:t xml:space="preserve"> </w:t>
-      </w:r>
-      <w:r>
-        <w:rPr>
-          <w:bCs/>
-          <w:b/>
-        </w:rPr>
-        <w:t xml:space="preserve">Select</w:t>
-      </w:r>
-      <w:r>
-        <w:t xml:space="preserve"> </w:t>
-      </w:r>
-      <w:r>
-        <w:t xml:space="preserve">on</w:t>
-      </w:r>
-      <w:r>
-        <w:t xml:space="preserve"> </w:t>
-      </w:r>
-      <w:r>
-        <w:rPr>
-          <w:iCs/>
-          <w:i/>
-        </w:rPr>
-        <w:t xml:space="preserve">Personal Training (1 h, 50,00 €)</w:t>
-      </w:r>
-      <w:r>
-        <w:t xml:space="preserve">.</w:t>
+        <w:t xml:space="preserve">/booking</w:t>
+      </w:r>
+      <w:r>
+        <w:t xml:space="preserve">). The customer can:</w:t>
+      </w:r>
+    </w:p>
+    <w:p>
+      <w:pPr>
+        <w:numPr>
+          <w:ilvl w:val="0"/>
+          <w:numId w:val="1003"/>
+        </w:numPr>
+        <w:pStyle w:val="Compact"/>
+      </w:pPr>
+      <w:r>
+        <w:t xml:space="preserve">search by trainer or service name</w:t>
+      </w:r>
+    </w:p>
+    <w:p>
+      <w:pPr>
+        <w:numPr>
+          <w:ilvl w:val="0"/>
+          <w:numId w:val="1003"/>
+        </w:numPr>
+        <w:pStyle w:val="Compact"/>
+      </w:pPr>
+      <w:r>
+        <w:t xml:space="preserve">filter by category (Strength &amp; Conditioning, Cardio &amp; Endurance, Combat Sports, Mind &amp; Body, Dance &amp; Group, Therapy &amp; Recovery, Nutrition &amp; Lifestyle, Mental Wellness) and with</w:t>
+      </w:r>
+      <w:r>
+        <w:t xml:space="preserve"> </w:t>
+      </w:r>
+      <w:r>
+        <w:rPr>
+          <w:bCs/>
+          <w:b/>
+        </w:rPr>
+        <w:t xml:space="preserve">Filters</w:t>
+      </w:r>
+    </w:p>
+    <w:p>
+      <w:pPr>
+        <w:numPr>
+          <w:ilvl w:val="0"/>
+          <w:numId w:val="1003"/>
+        </w:numPr>
+        <w:pStyle w:val="Compact"/>
+      </w:pPr>
+      <w:r>
+        <w:t xml:space="preserve">use</w:t>
+      </w:r>
+      <w:r>
+        <w:t xml:space="preserve"> </w:t>
+      </w:r>
+      <w:r>
+        <w:rPr>
+          <w:bCs/>
+          <w:b/>
+        </w:rPr>
+        <w:t xml:space="preserve">Near me</w:t>
+      </w:r>
+      <w:r>
+        <w:t xml:space="preserve"> </w:t>
+      </w:r>
+      <w:r>
+        <w:t xml:space="preserve">with a radius (5 / 10 / 25 / 50 km / All)</w:t>
+      </w:r>
+    </w:p>
+    <w:p>
+      <w:pPr>
+        <w:numPr>
+          <w:ilvl w:val="0"/>
+          <w:numId w:val="1003"/>
+        </w:numPr>
+        <w:pStyle w:val="Compact"/>
+      </w:pPr>
+      <w:r>
+        <w:t xml:space="preserve">switch between list and map view</w:t>
       </w:r>
     </w:p>
     <w:p>
@@ -4497,18 +4257,18 @@
           <wp:inline>
             <wp:extent cx="2345545" cy="5075999"/>
             <wp:effectExtent b="0" l="0" r="0" t="0"/>
-            <wp:docPr descr="Trainer booking page" title="" id="1" name="Picture"/>
+            <wp:docPr descr="Book a service" title="" id="1" name="Picture"/>
             <a:graphic>
               <a:graphicData uri="http://schemas.openxmlformats.org/drawingml/2006/picture">
                 <pic:pic>
                   <pic:nvPicPr>
-                    <pic:cNvPr descr="screenshots/customer/09-provider-booking-page.png" id="0" name="Picture"/>
+                    <pic:cNvPr descr="screenshots/customer/07-booking-search.png" id="0" name="Picture"/>
                     <pic:cNvPicPr>
                       <a:picLocks noChangeArrowheads="1" noChangeAspect="1"/>
                     </pic:cNvPicPr>
                   </pic:nvPicPr>
                   <pic:blipFill>
-                    <a:blip r:embed="rId70"/>
+                    <a:blip r:embed="rId67"/>
                     <a:stretch>
                       <a:fillRect/>
                     </a:stretch>
@@ -4540,17 +4300,17 @@
         <w:pStyle w:val="ImageCaption"/>
       </w:pPr>
       <w:r>
-        <w:t xml:space="preserve">Trainer booking page</w:t>
-      </w:r>
-    </w:p>
-    <w:bookmarkEnd w:id="71"/>
-    <w:bookmarkStart w:id="73" w:name="b10.-pick-a-date"/>
+        <w:t xml:space="preserve">Book a service</w:t>
+      </w:r>
+    </w:p>
+    <w:bookmarkEnd w:id="68"/>
+    <w:bookmarkStart w:id="70" w:name="b8.-find-the-trainer"/>
     <w:p>
       <w:pPr>
         <w:pStyle w:val="Heading3"/>
       </w:pPr>
       <w:r>
-        <w:t xml:space="preserve">B10. Pick a date</w:t>
+        <w:t xml:space="preserve">B8. Find the trainer</w:t>
       </w:r>
     </w:p>
     <w:p>
@@ -4558,33 +4318,88 @@
         <w:pStyle w:val="FirstParagraph"/>
       </w:pPr>
       <w:r>
-        <w:t xml:space="preserve">The calendar opens on the current month. Only days with free slots are enabled. The provider requires 24 h notice, so the customer moves to</w:t>
-      </w:r>
-      <w:r>
-        <w:t xml:space="preserve"> </w:t>
-      </w:r>
-      <w:r>
-        <w:rPr>
-          <w:bCs/>
-          <w:b/>
-        </w:rPr>
-        <w:t xml:space="preserve">October</w:t>
-      </w:r>
-      <w:r>
-        <w:t xml:space="preserve"> </w:t>
-      </w:r>
-      <w:r>
-        <w:t xml:space="preserve">with the › arrow and taps</w:t>
-      </w:r>
-      <w:r>
-        <w:t xml:space="preserve"> </w:t>
-      </w:r>
-      <w:r>
-        <w:rPr>
-          <w:bCs/>
-          <w:b/>
-        </w:rPr>
-        <w:t xml:space="preserve">Friday 2</w:t>
+        <w:t xml:space="preserve">The customer taps</w:t>
+      </w:r>
+      <w:r>
+        <w:t xml:space="preserve"> </w:t>
+      </w:r>
+      <w:r>
+        <w:rPr>
+          <w:bCs/>
+          <w:b/>
+        </w:rPr>
+        <w:t xml:space="preserve">Near me</w:t>
+      </w:r>
+      <w:r>
+        <w:t xml:space="preserve">, which uses the device location (here near Porta Nuova, Milan) with a default radius of 25 km, and types the trainer’s name.</w:t>
+      </w:r>
+      <w:r>
+        <w:t xml:space="preserve"> </w:t>
+      </w:r>
+      <w:r>
+        <w:rPr>
+          <w:bCs/>
+          <w:b/>
+        </w:rPr>
+        <w:t xml:space="preserve">Davide Moretti</w:t>
+      </w:r>
+      <w:r>
+        <w:t xml:space="preserve"> </w:t>
+      </w:r>
+      <w:r>
+        <w:t xml:space="preserve">appears first,</w:t>
+      </w:r>
+      <w:r>
+        <w:t xml:space="preserve"> </w:t>
+      </w:r>
+      <w:r>
+        <w:rPr>
+          <w:bCs/>
+          <w:b/>
+        </w:rPr>
+        <w:t xml:space="preserve">0.1 km</w:t>
+      </w:r>
+      <w:r>
+        <w:t xml:space="preserve"> </w:t>
+      </w:r>
+      <w:r>
+        <w:t xml:space="preserve">away, marked</w:t>
+      </w:r>
+      <w:r>
+        <w:t xml:space="preserve"> </w:t>
+      </w:r>
+      <w:r>
+        <w:rPr>
+          <w:bCs/>
+          <w:b/>
+        </w:rPr>
+        <w:t xml:space="preserve">VERIFIED</w:t>
+      </w:r>
+      <w:r>
+        <w:t xml:space="preserve">,</w:t>
+      </w:r>
+      <w:r>
+        <w:t xml:space="preserve"> </w:t>
+      </w:r>
+      <w:r>
+        <w:rPr>
+          <w:bCs/>
+          <w:b/>
+        </w:rPr>
+        <w:t xml:space="preserve">From 50,00 €</w:t>
+      </w:r>
+      <w:r>
+        <w:t xml:space="preserve">. (A seeded trainer with the same name shows up further down, 1.3 km away.) They tap</w:t>
+      </w:r>
+      <w:r>
+        <w:t xml:space="preserve"> </w:t>
+      </w:r>
+      <w:r>
+        <w:rPr>
+          <w:bCs/>
+          <w:b/>
+        </w:rPr>
+        <w:t xml:space="preserve">Check availability</w:t>
       </w:r>
       <w:r>
         <w:t xml:space="preserve">.</w:t>
@@ -4599,18 +4414,18 @@
           <wp:inline>
             <wp:extent cx="2345545" cy="5075999"/>
             <wp:effectExtent b="0" l="0" r="0" t="0"/>
-            <wp:docPr descr="Date picker" title="" id="1" name="Picture"/>
+            <wp:docPr descr="Near-me result for the trainer" title="" id="1" name="Picture"/>
             <a:graphic>
               <a:graphicData uri="http://schemas.openxmlformats.org/drawingml/2006/picture">
                 <pic:pic>
                   <pic:nvPicPr>
-                    <pic:cNvPr descr="screenshots/customer/10-pick-date.png" id="0" name="Picture"/>
+                    <pic:cNvPr descr="screenshots/customer/08-near-me-results.png" id="0" name="Picture"/>
                     <pic:cNvPicPr>
                       <a:picLocks noChangeArrowheads="1" noChangeAspect="1"/>
                     </pic:cNvPicPr>
                   </pic:nvPicPr>
                   <pic:blipFill>
-                    <a:blip r:embed="rId72"/>
+                    <a:blip r:embed="rId69"/>
                     <a:stretch>
                       <a:fillRect/>
                     </a:stretch>
@@ -4642,80 +4457,143 @@
         <w:pStyle w:val="ImageCaption"/>
       </w:pPr>
       <w:r>
-        <w:t xml:space="preserve">Date picker</w:t>
-      </w:r>
-    </w:p>
-    <w:bookmarkEnd w:id="73"/>
-    <w:bookmarkStart w:id="75" w:name="b11.-pick-a-time"/>
+        <w:t xml:space="preserve">Near-me result for the trainer</w:t>
+      </w:r>
+    </w:p>
+    <w:bookmarkEnd w:id="70"/>
+    <w:bookmarkStart w:id="72" w:name="b9.-trainer-page-select-a-service"/>
     <w:p>
       <w:pPr>
         <w:pStyle w:val="Heading3"/>
       </w:pPr>
       <w:r>
-        <w:t xml:space="preserve">B11. Pick a time</w:t>
+        <w:t xml:space="preserve">B9. Trainer page: select a service</w:t>
       </w:r>
     </w:p>
     <w:p>
       <w:pPr>
         <w:pStyle w:val="FirstParagraph"/>
       </w:pPr>
+      <w:r>
+        <w:t xml:space="preserve">The trainer’s page (</w:t>
+      </w:r>
+      <w:r>
+        <w:rPr>
+          <w:rStyle w:val="VerbatimChar"/>
+        </w:rPr>
+        <w:t xml:space="preserve">/book?providerId=…</w:t>
+      </w:r>
+      <w:r>
+        <w:t xml:space="preserve">) has</w:t>
+      </w:r>
+      <w:r>
+        <w:t xml:space="preserve"> </w:t>
+      </w:r>
+      <w:r>
+        <w:rPr>
+          <w:bCs/>
+          <w:b/>
+        </w:rPr>
+        <w:t xml:space="preserve">Services</w:t>
+      </w:r>
+      <w:r>
+        <w:t xml:space="preserve">,</w:t>
+      </w:r>
+      <w:r>
+        <w:t xml:space="preserve"> </w:t>
+      </w:r>
+      <w:r>
+        <w:rPr>
+          <w:bCs/>
+          <w:b/>
+        </w:rPr>
+        <w:t xml:space="preserve">Reviews</w:t>
+      </w:r>
+      <w:r>
+        <w:t xml:space="preserve"> </w:t>
+      </w:r>
+      <w:r>
+        <w:t xml:space="preserve">and</w:t>
+      </w:r>
+      <w:r>
+        <w:t xml:space="preserve"> </w:t>
+      </w:r>
+      <w:r>
+        <w:rPr>
+          <w:bCs/>
+          <w:b/>
+        </w:rPr>
+        <w:t xml:space="preserve">About</w:t>
+      </w:r>
+      <w:r>
+        <w:t xml:space="preserve"> </w:t>
+      </w:r>
+      <w:r>
+        <w:t xml:space="preserve">tabs and the</w:t>
+      </w:r>
+      <w:r>
+        <w:t xml:space="preserve"> </w:t>
+      </w:r>
+      <w:r>
+        <w:rPr>
+          <w:bCs/>
+          <w:b/>
+        </w:rPr>
+        <w:t xml:space="preserve">Message</w:t>
+      </w:r>
+      <w:r>
+        <w:t xml:space="preserve"> </w:t>
+      </w:r>
+      <w:r>
+        <w:t xml:space="preserve">and</w:t>
+      </w:r>
+      <w:r>
+        <w:t xml:space="preserve"> </w:t>
+      </w:r>
+      <w:r>
+        <w:rPr>
+          <w:bCs/>
+          <w:b/>
+        </w:rPr>
+        <w:t xml:space="preserve">Check availability</w:t>
+      </w:r>
+      <w:r>
+        <w:t xml:space="preserve"> </w:t>
+      </w:r>
+      <w:r>
+        <w:t xml:space="preserve">buttons. Under</w:t>
+      </w:r>
+      <w:r>
+        <w:t xml:space="preserve"> </w:t>
+      </w:r>
       <w:r>
         <w:rPr>
           <w:iCs/>
           <w:i/>
         </w:rPr>
-        <w:t xml:space="preserve">Available times</w:t>
-      </w:r>
-      <w:r>
-        <w:t xml:space="preserve"> </w:t>
-      </w:r>
-      <w:r>
-        <w:t xml:space="preserve">lists the free 30-minute start times, grouped into</w:t>
-      </w:r>
-      <w:r>
-        <w:t xml:space="preserve"> </w:t>
-      </w:r>
-      <w:r>
-        <w:rPr>
-          <w:bCs/>
-          <w:b/>
-        </w:rPr>
-        <w:t xml:space="preserve">Morning</w:t>
-      </w:r>
-      <w:r>
-        <w:t xml:space="preserve"> </w:t>
-      </w:r>
-      <w:r>
-        <w:t xml:space="preserve">and</w:t>
-      </w:r>
-      <w:r>
-        <w:t xml:space="preserve"> </w:t>
-      </w:r>
-      <w:r>
-        <w:rPr>
-          <w:bCs/>
-          <w:b/>
-        </w:rPr>
-        <w:t xml:space="preserve">Afternoon</w:t>
-      </w:r>
-      <w:r>
-        <w:t xml:space="preserve"> </w:t>
-      </w:r>
-      <w:r>
-        <w:t xml:space="preserve">(Europe/Rome time). The customer picks</w:t>
-      </w:r>
-      <w:r>
-        <w:t xml:space="preserve"> </w:t>
-      </w:r>
-      <w:r>
-        <w:rPr>
-          <w:bCs/>
-          <w:b/>
-        </w:rPr>
-        <w:t xml:space="preserve">10:00</w:t>
-      </w:r>
-      <w:r>
-        <w:t xml:space="preserve">. The footer summarises</w:t>
+        <w:t xml:space="preserve">Select a service</w:t>
+      </w:r>
+      <w:r>
+        <w:t xml:space="preserve"> </w:t>
+      </w:r>
+      <w:r>
+        <w:t xml:space="preserve">the customer taps</w:t>
+      </w:r>
+      <w:r>
+        <w:t xml:space="preserve"> </w:t>
+      </w:r>
+      <w:r>
+        <w:rPr>
+          <w:bCs/>
+          <w:b/>
+        </w:rPr>
+        <w:t xml:space="preserve">Select</w:t>
+      </w:r>
+      <w:r>
+        <w:t xml:space="preserve"> </w:t>
+      </w:r>
+      <w:r>
+        <w:t xml:space="preserve">on</w:t>
       </w:r>
       <w:r>
         <w:t xml:space="preserve"> </w:t>
@@ -4725,20 +4603,7 @@
           <w:iCs/>
           <w:i/>
         </w:rPr>
-        <w:t xml:space="preserve">Personal Training · Fri, Oct 2 · 10:00</w:t>
-      </w:r>
-      <w:r>
-        <w:t xml:space="preserve">, and they tap</w:t>
-      </w:r>
-      <w:r>
-        <w:t xml:space="preserve"> </w:t>
-      </w:r>
-      <w:r>
-        <w:rPr>
-          <w:bCs/>
-          <w:b/>
-        </w:rPr>
-        <w:t xml:space="preserve">Continue</w:t>
+        <w:t xml:space="preserve">Personal Training (1 h, 50,00 €)</w:t>
       </w:r>
       <w:r>
         <w:t xml:space="preserve">.</w:t>
@@ -4753,18 +4618,18 @@
           <wp:inline>
             <wp:extent cx="2345545" cy="5075999"/>
             <wp:effectExtent b="0" l="0" r="0" t="0"/>
-            <wp:docPr descr="Time slot picker" title="" id="1" name="Picture"/>
+            <wp:docPr descr="Trainer booking page" title="" id="1" name="Picture"/>
             <a:graphic>
               <a:graphicData uri="http://schemas.openxmlformats.org/drawingml/2006/picture">
                 <pic:pic>
                   <pic:nvPicPr>
-                    <pic:cNvPr descr="screenshots/customer/11-pick-time.png" id="0" name="Picture"/>
+                    <pic:cNvPr descr="screenshots/customer/09-provider-booking-page.png" id="0" name="Picture"/>
                     <pic:cNvPicPr>
                       <a:picLocks noChangeArrowheads="1" noChangeAspect="1"/>
                     </pic:cNvPicPr>
                   </pic:nvPicPr>
                   <pic:blipFill>
-                    <a:blip r:embed="rId74"/>
+                    <a:blip r:embed="rId71"/>
                     <a:stretch>
                       <a:fillRect/>
                     </a:stretch>
@@ -4796,17 +4661,17 @@
         <w:pStyle w:val="ImageCaption"/>
       </w:pPr>
       <w:r>
-        <w:t xml:space="preserve">Time slot picker</w:t>
-      </w:r>
-    </w:p>
-    <w:bookmarkEnd w:id="75"/>
-    <w:bookmarkStart w:id="77" w:name="b12.-confirm-booking"/>
+        <w:t xml:space="preserve">Trainer booking page</w:t>
+      </w:r>
+    </w:p>
+    <w:bookmarkEnd w:id="72"/>
+    <w:bookmarkStart w:id="74" w:name="b10.-pick-a-date"/>
     <w:p>
       <w:pPr>
         <w:pStyle w:val="Heading3"/>
       </w:pPr>
       <w:r>
-        <w:t xml:space="preserve">B12. Confirm booking</w:t>
+        <w:t xml:space="preserve">B10. Pick a date</w:t>
       </w:r>
     </w:p>
     <w:p>
@@ -4814,195 +4679,60 @@
         <w:pStyle w:val="FirstParagraph"/>
       </w:pPr>
       <w:r>
-        <w:t xml:space="preserve">The confirmation screen (</w:t>
-      </w:r>
-      <w:r>
-        <w:rPr>
-          <w:rStyle w:val="VerbatimChar"/>
-        </w:rPr>
-        <w:t xml:space="preserve">/booking/confirm</w:t>
-      </w:r>
-      <w:r>
-        <w:t xml:space="preserve">) shows:</w:t>
-      </w:r>
-    </w:p>
-    <w:p>
-      <w:pPr>
-        <w:numPr>
-          <w:ilvl w:val="0"/>
-          <w:numId w:val="1004"/>
-        </w:numPr>
-        <w:pStyle w:val="Compact"/>
-      </w:pPr>
-      <w:r>
-        <w:t xml:space="preserve">the trainer, service, date and time (Friday, October 2 · 10:00 · 60 min) and city (Milano)</w:t>
-      </w:r>
-    </w:p>
-    <w:p>
-      <w:pPr>
-        <w:numPr>
-          <w:ilvl w:val="0"/>
-          <w:numId w:val="1004"/>
-        </w:numPr>
-        <w:pStyle w:val="Compact"/>
-      </w:pPr>
-      <w:r>
-        <w:rPr>
-          <w:bCs/>
-          <w:b/>
-        </w:rPr>
-        <w:t xml:space="preserve">Note for the trainer (optional)</w:t>
-      </w:r>
-      <w:r>
-        <w:t xml:space="preserve">, up to 500 characters</w:t>
-      </w:r>
-    </w:p>
-    <w:p>
-      <w:pPr>
-        <w:numPr>
-          <w:ilvl w:val="0"/>
-          <w:numId w:val="1004"/>
-        </w:numPr>
-        <w:pStyle w:val="Compact"/>
-      </w:pPr>
-      <w:r>
-        <w:rPr>
-          <w:bCs/>
-          <w:b/>
-        </w:rPr>
-        <w:t xml:space="preserve">Promotional code</w:t>
-      </w:r>
-      <w:r>
-        <w:t xml:space="preserve"> </w:t>
-      </w:r>
-      <w:r>
-        <w:t xml:space="preserve">and</w:t>
-      </w:r>
-      <w:r>
-        <w:t xml:space="preserve"> </w:t>
-      </w:r>
-      <w:r>
-        <w:rPr>
-          <w:bCs/>
-          <w:b/>
-        </w:rPr>
-        <w:t xml:space="preserve">Use my points</w:t>
-      </w:r>
-      <w:r>
-        <w:t xml:space="preserve"> </w:t>
-      </w:r>
-      <w:r>
-        <w:t xml:space="preserve">(100 points = €1.00)</w:t>
-      </w:r>
-    </w:p>
-    <w:p>
-      <w:pPr>
-        <w:numPr>
-          <w:ilvl w:val="0"/>
-          <w:numId w:val="1004"/>
-        </w:numPr>
-        <w:pStyle w:val="Compact"/>
-      </w:pPr>
-      <w:r>
-        <w:rPr>
-          <w:bCs/>
-          <w:b/>
-        </w:rPr>
-        <w:t xml:space="preserve">Price summary</w:t>
-      </w:r>
-      <w:r>
-        <w:t xml:space="preserve">: Service €50.00, Total €50.00</w:t>
-      </w:r>
-    </w:p>
-    <w:p>
-      <w:pPr>
-        <w:numPr>
-          <w:ilvl w:val="0"/>
-          <w:numId w:val="1004"/>
-        </w:numPr>
-        <w:pStyle w:val="Compact"/>
-      </w:pPr>
-      <w:r>
-        <w:rPr>
-          <w:bCs/>
-          <w:b/>
-        </w:rPr>
-        <w:t xml:space="preserve">Pay your trainer</w:t>
-      </w:r>
-      <w:r>
-        <w:t xml:space="preserve">: nothing is paid in the app; the customer pays €50 directly, and earns +50 XP once the trainer records the payment after the session</w:t>
-      </w:r>
-    </w:p>
-    <w:p>
-      <w:pPr>
-        <w:numPr>
-          <w:ilvl w:val="0"/>
-          <w:numId w:val="1004"/>
-        </w:numPr>
-        <w:pStyle w:val="Compact"/>
-      </w:pPr>
-      <w:r>
-        <w:t xml:space="preserve">the</w:t>
-      </w:r>
-      <w:r>
-        <w:t xml:space="preserve"> </w:t>
-      </w:r>
-      <w:r>
-        <w:rPr>
-          <w:bCs/>
-          <w:b/>
-        </w:rPr>
-        <w:t xml:space="preserve">Terms of service</w:t>
-      </w:r>
-      <w:r>
-        <w:t xml:space="preserve"> </w:t>
-      </w:r>
-      <w:r>
-        <w:t xml:space="preserve">and</w:t>
-      </w:r>
-      <w:r>
-        <w:t xml:space="preserve"> </w:t>
-      </w:r>
-      <w:r>
-        <w:rPr>
-          <w:bCs/>
-          <w:b/>
-        </w:rPr>
-        <w:t xml:space="preserve">Cancellation policy</w:t>
-      </w:r>
-      <w:r>
-        <w:t xml:space="preserve"> </w:t>
-      </w:r>
-      <w:r>
-        <w:t xml:space="preserve">checkbox (</w:t>
+        <w:t xml:space="preserve">The calendar opens on the current month. The provider requires 24 h notice, so the customer moves to</w:t>
+      </w:r>
+      <w:r>
+        <w:t xml:space="preserve"> </w:t>
+      </w:r>
+      <w:r>
+        <w:rPr>
+          <w:bCs/>
+          <w:b/>
+        </w:rPr>
+        <w:t xml:space="preserve">October</w:t>
+      </w:r>
+      <w:r>
+        <w:t xml:space="preserve"> </w:t>
+      </w:r>
+      <w:r>
+        <w:t xml:space="preserve">with the › arrow and taps</w:t>
+      </w:r>
+      <w:r>
+        <w:t xml:space="preserve"> </w:t>
+      </w:r>
+      <w:r>
+        <w:rPr>
+          <w:bCs/>
+          <w:b/>
+        </w:rPr>
+        <w:t xml:space="preserve">Friday 2</w:t>
+      </w:r>
+      <w:r>
+        <w:t xml:space="preserve">. Days are not greyed out by availability: a day without free slots (a weekend, or tomorrow once the notice period rules it out) opens with</w:t>
+      </w:r>
+      <w:r>
+        <w:t xml:space="preserve"> </w:t>
       </w:r>
       <w:r>
         <w:rPr>
           <w:iCs/>
           <w:i/>
         </w:rPr>
-        <w:t xml:space="preserve">free cancellation within 24 hours</w:t>
-      </w:r>
-      <w:r>
-        <w:t xml:space="preserve">), which is required</w:t>
-      </w:r>
-    </w:p>
-    <w:p>
-      <w:pPr>
-        <w:pStyle w:val="FirstParagraph"/>
-      </w:pPr>
-      <w:r>
-        <w:t xml:space="preserve">The customer ticks the checkbox and taps</w:t>
-      </w:r>
-      <w:r>
-        <w:t xml:space="preserve"> </w:t>
-      </w:r>
-      <w:r>
-        <w:rPr>
-          <w:bCs/>
-          <w:b/>
-        </w:rPr>
-        <w:t xml:space="preserve">Confirm</w:t>
+        <w:t xml:space="preserve">“</w:t>
+      </w:r>
+      <w:r>
+        <w:rPr>
+          <w:iCs/>
+          <w:i/>
+        </w:rPr>
+        <w:t xml:space="preserve">No times available</w:t>
+      </w:r>
+      <w:r>
+        <w:rPr>
+          <w:iCs/>
+          <w:i/>
+        </w:rPr>
+        <w:t xml:space="preserve">”</w:t>
       </w:r>
       <w:r>
         <w:t xml:space="preserve">.</w:t>
@@ -5015,117 +4745,20 @@
       <w:r>
         <w:drawing>
           <wp:inline>
-            <wp:extent cx="1689530" cy="7199999"/>
+            <wp:extent cx="2345545" cy="5075999"/>
             <wp:effectExtent b="0" l="0" r="0" t="0"/>
-            <wp:docPr descr="Confirm booking" title="" id="1" name="Picture"/>
+            <wp:docPr descr="Date picker" title="" id="1" name="Picture"/>
             <a:graphic>
               <a:graphicData uri="http://schemas.openxmlformats.org/drawingml/2006/picture">
                 <pic:pic>
                   <pic:nvPicPr>
-                    <pic:cNvPr descr="screenshots/customer/12-confirm-booking.png" id="0" name="Picture"/>
+                    <pic:cNvPr descr="screenshots/customer/10-pick-date.png" id="0" name="Picture"/>
                     <pic:cNvPicPr>
                       <a:picLocks noChangeArrowheads="1" noChangeAspect="1"/>
                     </pic:cNvPicPr>
                   </pic:nvPicPr>
                   <pic:blipFill>
-                    <a:blip r:embed="rId76"/>
-                    <a:stretch>
-                      <a:fillRect/>
-                    </a:stretch>
-                  </pic:blipFill>
-                  <pic:spPr bwMode="auto">
-                    <a:xfrm>
-                      <a:off x="0" y="0"/>
-                      <a:ext cx="1689530" cy="7199999"/>
-                    </a:xfrm>
-                    <a:prstGeom prst="rect">
-                      <a:avLst/>
-                    </a:prstGeom>
-                    <a:noFill/>
-                    <a:ln w="9525">
-                      <a:noFill/>
-                      <a:headEnd/>
-                      <a:tailEnd/>
-                    </a:ln>
-                  </pic:spPr>
-                </pic:pic>
-              </a:graphicData>
-            </a:graphic>
-          </wp:inline>
-        </w:drawing>
-      </w:r>
-    </w:p>
-    <w:p>
-      <w:pPr>
-        <w:pStyle w:val="ImageCaption"/>
-      </w:pPr>
-      <w:r>
-        <w:t xml:space="preserve">Confirm booking</w:t>
-      </w:r>
-    </w:p>
-    <w:bookmarkEnd w:id="77"/>
-    <w:bookmarkStart w:id="80" w:name="b13.-request-sent"/>
-    <w:p>
-      <w:pPr>
-        <w:pStyle w:val="Heading3"/>
-      </w:pPr>
-      <w:r>
-        <w:t xml:space="preserve">B13. Request sent</w:t>
-      </w:r>
-    </w:p>
-    <w:p>
-      <w:pPr>
-        <w:pStyle w:val="FirstParagraph"/>
-      </w:pPr>
-      <w:r>
-        <w:t xml:space="preserve">The app opens the booking detail with a green banner:</w:t>
-      </w:r>
-      <w:r>
-        <w:t xml:space="preserve"> </w:t>
-      </w:r>
-      <w:r>
-        <w:rPr>
-          <w:iCs/>
-          <w:i/>
-        </w:rPr>
-        <w:t xml:space="preserve">“</w:t>
-      </w:r>
-      <w:r>
-        <w:rPr>
-          <w:iCs/>
-          <w:i/>
-        </w:rPr>
-        <w:t xml:space="preserve">Request sent, waiting for the trainer. We’ll let you know as soon as the trainer replies.</w:t>
-      </w:r>
-      <w:r>
-        <w:rPr>
-          <w:iCs/>
-          <w:i/>
-        </w:rPr>
-        <w:t xml:space="preserve">”</w:t>
-      </w:r>
-    </w:p>
-    <w:p>
-      <w:pPr>
-        <w:pStyle w:val="CaptionedFigure"/>
-      </w:pPr>
-      <w:r>
-        <w:drawing>
-          <wp:inline>
-            <wp:extent cx="2345545" cy="5075999"/>
-            <wp:effectExtent b="0" l="0" r="0" t="0"/>
-            <wp:docPr descr="Request sent banner" title="" id="1" name="Picture"/>
-            <a:graphic>
-              <a:graphicData uri="http://schemas.openxmlformats.org/drawingml/2006/picture">
-                <pic:pic>
-                  <pic:nvPicPr>
-                    <pic:cNvPr descr="screenshots/customer/13a-booking-sent-banner.png" id="0" name="Picture"/>
-                    <pic:cNvPicPr>
-                      <a:picLocks noChangeArrowheads="1" noChangeAspect="1"/>
-                    </pic:cNvPicPr>
-                  </pic:nvPicPr>
-                  <pic:blipFill>
-                    <a:blip r:embed="rId78"/>
+                    <a:blip r:embed="rId73"/>
                     <a:stretch>
                       <a:fillRect/>
                     </a:stretch>
@@ -5157,6 +4790,521 @@
         <w:pStyle w:val="ImageCaption"/>
       </w:pPr>
       <w:r>
+        <w:t xml:space="preserve">Date picker</w:t>
+      </w:r>
+    </w:p>
+    <w:bookmarkEnd w:id="74"/>
+    <w:bookmarkStart w:id="76" w:name="b11.-pick-a-time"/>
+    <w:p>
+      <w:pPr>
+        <w:pStyle w:val="Heading3"/>
+      </w:pPr>
+      <w:r>
+        <w:t xml:space="preserve">B11. Pick a time</w:t>
+      </w:r>
+    </w:p>
+    <w:p>
+      <w:pPr>
+        <w:pStyle w:val="FirstParagraph"/>
+      </w:pPr>
+      <w:r>
+        <w:rPr>
+          <w:iCs/>
+          <w:i/>
+        </w:rPr>
+        <w:t xml:space="preserve">Available times</w:t>
+      </w:r>
+      <w:r>
+        <w:t xml:space="preserve"> </w:t>
+      </w:r>
+      <w:r>
+        <w:t xml:space="preserve">lists the free 30-minute start times, grouped into</w:t>
+      </w:r>
+      <w:r>
+        <w:t xml:space="preserve"> </w:t>
+      </w:r>
+      <w:r>
+        <w:rPr>
+          <w:bCs/>
+          <w:b/>
+        </w:rPr>
+        <w:t xml:space="preserve">Morning</w:t>
+      </w:r>
+      <w:r>
+        <w:t xml:space="preserve"> </w:t>
+      </w:r>
+      <w:r>
+        <w:t xml:space="preserve">and</w:t>
+      </w:r>
+      <w:r>
+        <w:t xml:space="preserve"> </w:t>
+      </w:r>
+      <w:r>
+        <w:rPr>
+          <w:bCs/>
+          <w:b/>
+        </w:rPr>
+        <w:t xml:space="preserve">Afternoon</w:t>
+      </w:r>
+      <w:r>
+        <w:t xml:space="preserve"> </w:t>
+      </w:r>
+      <w:r>
+        <w:t xml:space="preserve">(Europe/Rome time). The customer picks</w:t>
+      </w:r>
+      <w:r>
+        <w:t xml:space="preserve"> </w:t>
+      </w:r>
+      <w:r>
+        <w:rPr>
+          <w:bCs/>
+          <w:b/>
+        </w:rPr>
+        <w:t xml:space="preserve">10:00</w:t>
+      </w:r>
+      <w:r>
+        <w:t xml:space="preserve">. The footer summarises</w:t>
+      </w:r>
+      <w:r>
+        <w:t xml:space="preserve"> </w:t>
+      </w:r>
+      <w:r>
+        <w:rPr>
+          <w:iCs/>
+          <w:i/>
+        </w:rPr>
+        <w:t xml:space="preserve">Personal Training · Fri, Oct 2 · 10:00</w:t>
+      </w:r>
+      <w:r>
+        <w:t xml:space="preserve">, and they tap</w:t>
+      </w:r>
+      <w:r>
+        <w:t xml:space="preserve"> </w:t>
+      </w:r>
+      <w:r>
+        <w:rPr>
+          <w:bCs/>
+          <w:b/>
+        </w:rPr>
+        <w:t xml:space="preserve">Continue</w:t>
+      </w:r>
+      <w:r>
+        <w:t xml:space="preserve">.</w:t>
+      </w:r>
+    </w:p>
+    <w:p>
+      <w:pPr>
+        <w:pStyle w:val="CaptionedFigure"/>
+      </w:pPr>
+      <w:r>
+        <w:drawing>
+          <wp:inline>
+            <wp:extent cx="2345545" cy="5075999"/>
+            <wp:effectExtent b="0" l="0" r="0" t="0"/>
+            <wp:docPr descr="Time slot picker" title="" id="1" name="Picture"/>
+            <a:graphic>
+              <a:graphicData uri="http://schemas.openxmlformats.org/drawingml/2006/picture">
+                <pic:pic>
+                  <pic:nvPicPr>
+                    <pic:cNvPr descr="screenshots/customer/11-pick-time.png" id="0" name="Picture"/>
+                    <pic:cNvPicPr>
+                      <a:picLocks noChangeArrowheads="1" noChangeAspect="1"/>
+                    </pic:cNvPicPr>
+                  </pic:nvPicPr>
+                  <pic:blipFill>
+                    <a:blip r:embed="rId75"/>
+                    <a:stretch>
+                      <a:fillRect/>
+                    </a:stretch>
+                  </pic:blipFill>
+                  <pic:spPr bwMode="auto">
+                    <a:xfrm>
+                      <a:off x="0" y="0"/>
+                      <a:ext cx="2345545" cy="5075999"/>
+                    </a:xfrm>
+                    <a:prstGeom prst="rect">
+                      <a:avLst/>
+                    </a:prstGeom>
+                    <a:noFill/>
+                    <a:ln w="9525">
+                      <a:noFill/>
+                      <a:headEnd/>
+                      <a:tailEnd/>
+                    </a:ln>
+                  </pic:spPr>
+                </pic:pic>
+              </a:graphicData>
+            </a:graphic>
+          </wp:inline>
+        </w:drawing>
+      </w:r>
+    </w:p>
+    <w:p>
+      <w:pPr>
+        <w:pStyle w:val="ImageCaption"/>
+      </w:pPr>
+      <w:r>
+        <w:t xml:space="preserve">Time slot picker</w:t>
+      </w:r>
+    </w:p>
+    <w:bookmarkEnd w:id="76"/>
+    <w:bookmarkStart w:id="78" w:name="b12.-confirm-booking"/>
+    <w:p>
+      <w:pPr>
+        <w:pStyle w:val="Heading3"/>
+      </w:pPr>
+      <w:r>
+        <w:t xml:space="preserve">B12. Confirm booking</w:t>
+      </w:r>
+    </w:p>
+    <w:p>
+      <w:pPr>
+        <w:pStyle w:val="FirstParagraph"/>
+      </w:pPr>
+      <w:r>
+        <w:t xml:space="preserve">The confirmation screen (</w:t>
+      </w:r>
+      <w:r>
+        <w:rPr>
+          <w:rStyle w:val="VerbatimChar"/>
+        </w:rPr>
+        <w:t xml:space="preserve">/booking/confirm</w:t>
+      </w:r>
+      <w:r>
+        <w:t xml:space="preserve">) shows:</w:t>
+      </w:r>
+    </w:p>
+    <w:p>
+      <w:pPr>
+        <w:numPr>
+          <w:ilvl w:val="0"/>
+          <w:numId w:val="1004"/>
+        </w:numPr>
+        <w:pStyle w:val="Compact"/>
+      </w:pPr>
+      <w:r>
+        <w:t xml:space="preserve">the trainer, service, date and time (Friday, October 2 · 10:00 · 60 min) and city (Milano)</w:t>
+      </w:r>
+    </w:p>
+    <w:p>
+      <w:pPr>
+        <w:numPr>
+          <w:ilvl w:val="0"/>
+          <w:numId w:val="1004"/>
+        </w:numPr>
+        <w:pStyle w:val="Compact"/>
+      </w:pPr>
+      <w:r>
+        <w:rPr>
+          <w:bCs/>
+          <w:b/>
+        </w:rPr>
+        <w:t xml:space="preserve">Note for the trainer (optional)</w:t>
+      </w:r>
+      <w:r>
+        <w:t xml:space="preserve">, up to 500 characters</w:t>
+      </w:r>
+    </w:p>
+    <w:p>
+      <w:pPr>
+        <w:numPr>
+          <w:ilvl w:val="0"/>
+          <w:numId w:val="1004"/>
+        </w:numPr>
+        <w:pStyle w:val="Compact"/>
+      </w:pPr>
+      <w:r>
+        <w:rPr>
+          <w:bCs/>
+          <w:b/>
+        </w:rPr>
+        <w:t xml:space="preserve">Promotional code</w:t>
+      </w:r>
+      <w:r>
+        <w:t xml:space="preserve"> </w:t>
+      </w:r>
+      <w:r>
+        <w:t xml:space="preserve">and</w:t>
+      </w:r>
+      <w:r>
+        <w:t xml:space="preserve"> </w:t>
+      </w:r>
+      <w:r>
+        <w:rPr>
+          <w:bCs/>
+          <w:b/>
+        </w:rPr>
+        <w:t xml:space="preserve">Use my points</w:t>
+      </w:r>
+      <w:r>
+        <w:t xml:space="preserve"> </w:t>
+      </w:r>
+      <w:r>
+        <w:t xml:space="preserve">(100 points = €1.00)</w:t>
+      </w:r>
+    </w:p>
+    <w:p>
+      <w:pPr>
+        <w:numPr>
+          <w:ilvl w:val="0"/>
+          <w:numId w:val="1004"/>
+        </w:numPr>
+        <w:pStyle w:val="Compact"/>
+      </w:pPr>
+      <w:r>
+        <w:rPr>
+          <w:bCs/>
+          <w:b/>
+        </w:rPr>
+        <w:t xml:space="preserve">Price summary</w:t>
+      </w:r>
+      <w:r>
+        <w:t xml:space="preserve">: Service €50.00, Total €50.00</w:t>
+      </w:r>
+    </w:p>
+    <w:p>
+      <w:pPr>
+        <w:numPr>
+          <w:ilvl w:val="0"/>
+          <w:numId w:val="1004"/>
+        </w:numPr>
+        <w:pStyle w:val="Compact"/>
+      </w:pPr>
+      <w:r>
+        <w:rPr>
+          <w:bCs/>
+          <w:b/>
+        </w:rPr>
+        <w:t xml:space="preserve">Pay your trainer</w:t>
+      </w:r>
+      <w:r>
+        <w:t xml:space="preserve">: nothing is paid in the app; the customer pays €50 directly, and earns +50 XP once the trainer records the payment after the session</w:t>
+      </w:r>
+    </w:p>
+    <w:p>
+      <w:pPr>
+        <w:numPr>
+          <w:ilvl w:val="0"/>
+          <w:numId w:val="1004"/>
+        </w:numPr>
+        <w:pStyle w:val="Compact"/>
+      </w:pPr>
+      <w:r>
+        <w:t xml:space="preserve">the</w:t>
+      </w:r>
+      <w:r>
+        <w:t xml:space="preserve"> </w:t>
+      </w:r>
+      <w:r>
+        <w:rPr>
+          <w:bCs/>
+          <w:b/>
+        </w:rPr>
+        <w:t xml:space="preserve">Terms of service</w:t>
+      </w:r>
+      <w:r>
+        <w:t xml:space="preserve"> </w:t>
+      </w:r>
+      <w:r>
+        <w:t xml:space="preserve">and</w:t>
+      </w:r>
+      <w:r>
+        <w:t xml:space="preserve"> </w:t>
+      </w:r>
+      <w:r>
+        <w:rPr>
+          <w:bCs/>
+          <w:b/>
+        </w:rPr>
+        <w:t xml:space="preserve">Cancellation policy</w:t>
+      </w:r>
+      <w:r>
+        <w:t xml:space="preserve"> </w:t>
+      </w:r>
+      <w:r>
+        <w:t xml:space="preserve">checkbox (</w:t>
+      </w:r>
+      <w:r>
+        <w:rPr>
+          <w:iCs/>
+          <w:i/>
+        </w:rPr>
+        <w:t xml:space="preserve">free cancellation within 24 hours</w:t>
+      </w:r>
+      <w:r>
+        <w:t xml:space="preserve">), which is required</w:t>
+      </w:r>
+    </w:p>
+    <w:p>
+      <w:pPr>
+        <w:pStyle w:val="FirstParagraph"/>
+      </w:pPr>
+      <w:r>
+        <w:t xml:space="preserve">The customer writes a note, ticks the checkbox and taps</w:t>
+      </w:r>
+      <w:r>
+        <w:t xml:space="preserve"> </w:t>
+      </w:r>
+      <w:r>
+        <w:rPr>
+          <w:bCs/>
+          <w:b/>
+        </w:rPr>
+        <w:t xml:space="preserve">Confirm</w:t>
+      </w:r>
+      <w:r>
+        <w:t xml:space="preserve">.</w:t>
+      </w:r>
+    </w:p>
+    <w:p>
+      <w:pPr>
+        <w:pStyle w:val="CaptionedFigure"/>
+      </w:pPr>
+      <w:r>
+        <w:drawing>
+          <wp:inline>
+            <wp:extent cx="1688514" cy="7199999"/>
+            <wp:effectExtent b="0" l="0" r="0" t="0"/>
+            <wp:docPr descr="Confirm booking" title="" id="1" name="Picture"/>
+            <a:graphic>
+              <a:graphicData uri="http://schemas.openxmlformats.org/drawingml/2006/picture">
+                <pic:pic>
+                  <pic:nvPicPr>
+                    <pic:cNvPr descr="screenshots/customer/12-confirm-booking.png" id="0" name="Picture"/>
+                    <pic:cNvPicPr>
+                      <a:picLocks noChangeArrowheads="1" noChangeAspect="1"/>
+                    </pic:cNvPicPr>
+                  </pic:nvPicPr>
+                  <pic:blipFill>
+                    <a:blip r:embed="rId77"/>
+                    <a:stretch>
+                      <a:fillRect/>
+                    </a:stretch>
+                  </pic:blipFill>
+                  <pic:spPr bwMode="auto">
+                    <a:xfrm>
+                      <a:off x="0" y="0"/>
+                      <a:ext cx="1688514" cy="7199999"/>
+                    </a:xfrm>
+                    <a:prstGeom prst="rect">
+                      <a:avLst/>
+                    </a:prstGeom>
+                    <a:noFill/>
+                    <a:ln w="9525">
+                      <a:noFill/>
+                      <a:headEnd/>
+                      <a:tailEnd/>
+                    </a:ln>
+                  </pic:spPr>
+                </pic:pic>
+              </a:graphicData>
+            </a:graphic>
+          </wp:inline>
+        </w:drawing>
+      </w:r>
+    </w:p>
+    <w:p>
+      <w:pPr>
+        <w:pStyle w:val="ImageCaption"/>
+      </w:pPr>
+      <w:r>
+        <w:t xml:space="preserve">Confirm booking</w:t>
+      </w:r>
+    </w:p>
+    <w:bookmarkEnd w:id="78"/>
+    <w:bookmarkStart w:id="81" w:name="b13.-request-sent"/>
+    <w:p>
+      <w:pPr>
+        <w:pStyle w:val="Heading3"/>
+      </w:pPr>
+      <w:r>
+        <w:t xml:space="preserve">B13. Request sent</w:t>
+      </w:r>
+    </w:p>
+    <w:p>
+      <w:pPr>
+        <w:pStyle w:val="FirstParagraph"/>
+      </w:pPr>
+      <w:r>
+        <w:t xml:space="preserve">The app opens the booking detail with a green banner:</w:t>
+      </w:r>
+      <w:r>
+        <w:t xml:space="preserve"> </w:t>
+      </w:r>
+      <w:r>
+        <w:rPr>
+          <w:iCs/>
+          <w:i/>
+        </w:rPr>
+        <w:t xml:space="preserve">“</w:t>
+      </w:r>
+      <w:r>
+        <w:rPr>
+          <w:iCs/>
+          <w:i/>
+        </w:rPr>
+        <w:t xml:space="preserve">Request sent, waiting for the trainer. We’ll let you know as soon as the trainer replies.</w:t>
+      </w:r>
+      <w:r>
+        <w:rPr>
+          <w:iCs/>
+          <w:i/>
+        </w:rPr>
+        <w:t xml:space="preserve">”</w:t>
+      </w:r>
+    </w:p>
+    <w:p>
+      <w:pPr>
+        <w:pStyle w:val="CaptionedFigure"/>
+      </w:pPr>
+      <w:r>
+        <w:drawing>
+          <wp:inline>
+            <wp:extent cx="2345545" cy="5075999"/>
+            <wp:effectExtent b="0" l="0" r="0" t="0"/>
+            <wp:docPr descr="Request sent banner" title="" id="1" name="Picture"/>
+            <a:graphic>
+              <a:graphicData uri="http://schemas.openxmlformats.org/drawingml/2006/picture">
+                <pic:pic>
+                  <pic:nvPicPr>
+                    <pic:cNvPr descr="screenshots/customer/13a-booking-sent-banner.png" id="0" name="Picture"/>
+                    <pic:cNvPicPr>
+                      <a:picLocks noChangeArrowheads="1" noChangeAspect="1"/>
+                    </pic:cNvPicPr>
+                  </pic:nvPicPr>
+                  <pic:blipFill>
+                    <a:blip r:embed="rId79"/>
+                    <a:stretch>
+                      <a:fillRect/>
+                    </a:stretch>
+                  </pic:blipFill>
+                  <pic:spPr bwMode="auto">
+                    <a:xfrm>
+                      <a:off x="0" y="0"/>
+                      <a:ext cx="2345545" cy="5075999"/>
+                    </a:xfrm>
+                    <a:prstGeom prst="rect">
+                      <a:avLst/>
+                    </a:prstGeom>
+                    <a:noFill/>
+                    <a:ln w="9525">
+                      <a:noFill/>
+                      <a:headEnd/>
+                      <a:tailEnd/>
+                    </a:ln>
+                  </pic:spPr>
+                </pic:pic>
+              </a:graphicData>
+            </a:graphic>
+          </wp:inline>
+        </w:drawing>
+      </w:r>
+    </w:p>
+    <w:p>
+      <w:pPr>
+        <w:pStyle w:val="ImageCaption"/>
+      </w:pPr>
+      <w:r>
         <w:t xml:space="preserve">Request sent banner</w:t>
       </w:r>
     </w:p>
@@ -5188,6 +5336,18 @@
           <w:b/>
         </w:rPr>
         <w:t xml:space="preserve">Awaiting confirmation</w:t>
+      </w:r>
+    </w:p>
+    <w:p>
+      <w:pPr>
+        <w:numPr>
+          <w:ilvl w:val="0"/>
+          <w:numId w:val="1005"/>
+        </w:numPr>
+        <w:pStyle w:val="Compact"/>
+      </w:pPr>
+      <w:r>
+        <w:t xml:space="preserve">the trainer’s name and service, with a chat button to message the trainer</w:t>
       </w:r>
     </w:p>
     <w:p>
@@ -5329,7 +5489,7 @@
                     </pic:cNvPicPr>
                   </pic:nvPicPr>
                   <pic:blipFill>
-                    <a:blip r:embed="rId79"/>
+                    <a:blip r:embed="rId80"/>
                     <a:stretch>
                       <a:fillRect/>
                     </a:stretch>
@@ -5400,8 +5560,8 @@
         <w:t xml:space="preserve">).</w:t>
       </w:r>
     </w:p>
-    <w:bookmarkEnd w:id="80"/>
-    <w:bookmarkStart w:id="82" w:name="b14.-booking-accepted-notification"/>
+    <w:bookmarkEnd w:id="81"/>
+    <w:bookmarkStart w:id="83" w:name="b14.-booking-accepted-notification"/>
     <w:p>
       <w:pPr>
         <w:pStyle w:val="Heading3"/>
@@ -5462,7 +5622,7 @@
                     </pic:cNvPicPr>
                   </pic:nvPicPr>
                   <pic:blipFill>
-                    <a:blip r:embed="rId81"/>
+                    <a:blip r:embed="rId82"/>
                     <a:stretch>
                       <a:fillRect/>
                     </a:stretch>
@@ -5497,8 +5657,8 @@
         <w:t xml:space="preserve">Booking accepted notification</w:t>
       </w:r>
     </w:p>
-    <w:bookmarkEnd w:id="82"/>
-    <w:bookmarkStart w:id="84" w:name="b15.-my-bookings"/>
+    <w:bookmarkEnd w:id="83"/>
+    <w:bookmarkStart w:id="85" w:name="b15.-my-bookings"/>
     <w:p>
       <w:pPr>
         <w:pStyle w:val="Heading3"/>
@@ -5516,7 +5676,7 @@
           <w:bCs/>
           <w:b/>
         </w:rPr>
-        <w:t xml:space="preserve">Bookings</w:t>
+        <w:t xml:space="preserve">My bookings</w:t>
       </w:r>
       <w:r>
         <w:t xml:space="preserve"> </w:t>
@@ -5531,17 +5691,46 @@
         <w:t xml:space="preserve">/bookings</w:t>
       </w:r>
       <w:r>
-        <w:t xml:space="preserve">) has the tabs New, Upcoming, Past and Cancelled. It lists the session as</w:t>
-      </w:r>
-      <w:r>
-        <w:t xml:space="preserve"> </w:t>
-      </w:r>
-      <w:r>
-        <w:rPr>
-          <w:bCs/>
-          <w:b/>
-        </w:rPr>
-        <w:t xml:space="preserve">CONFIRMED · Personal Training · Oct 2, 10:00 AM</w:t>
+        <w:t xml:space="preserve">) has the tabs Upcoming, Past and Cancelled, plus a refresh button and</w:t>
+      </w:r>
+      <w:r>
+        <w:t xml:space="preserve"> </w:t>
+      </w:r>
+      <w:r>
+        <w:rPr>
+          <w:bCs/>
+          <w:b/>
+        </w:rPr>
+        <w:t xml:space="preserve">+ New</w:t>
+      </w:r>
+      <w:r>
+        <w:t xml:space="preserve">. Under</w:t>
+      </w:r>
+      <w:r>
+        <w:t xml:space="preserve"> </w:t>
+      </w:r>
+      <w:r>
+        <w:rPr>
+          <w:iCs/>
+          <w:i/>
+        </w:rPr>
+        <w:t xml:space="preserve">Upcoming</w:t>
+      </w:r>
+      <w:r>
+        <w:t xml:space="preserve"> </w:t>
+      </w:r>
+      <w:r>
+        <w:t xml:space="preserve">it lists the session as</w:t>
+      </w:r>
+      <w:r>
+        <w:t xml:space="preserve"> </w:t>
+      </w:r>
+      <w:r>
+        <w:rPr>
+          <w:bCs/>
+          <w:b/>
+        </w:rPr>
+        <w:t xml:space="preserve">VFIT · CONFIRMED · Personal Training · Davide Moretti · Oct 2, 10:00 AM</w:t>
       </w:r>
       <w:r>
         <w:t xml:space="preserve">.</w:t>
@@ -5567,7 +5756,7 @@
                     </pic:cNvPicPr>
                   </pic:nvPicPr>
                   <pic:blipFill>
-                    <a:blip r:embed="rId83"/>
+                    <a:blip r:embed="rId84"/>
                     <a:stretch>
                       <a:fillRect/>
                     </a:stretch>
@@ -5602,8 +5791,8 @@
         <w:t xml:space="preserve">My bookings</w:t>
       </w:r>
     </w:p>
-    <w:bookmarkEnd w:id="84"/>
-    <w:bookmarkStart w:id="86" w:name="b16.-booking-detail-confirmed"/>
+    <w:bookmarkEnd w:id="85"/>
+    <w:bookmarkStart w:id="87" w:name="b16.-booking-detail-confirmed"/>
     <w:p>
       <w:pPr>
         <w:pStyle w:val="Heading3"/>
@@ -5630,7 +5819,36 @@
         <w:t xml:space="preserve">Confirmed</w:t>
       </w:r>
       <w:r>
-        <w:t xml:space="preserve">. The QR check-in ticket, calendar export, receipt and cancellation option are still available.</w:t>
+        <w:t xml:space="preserve">. The QR check-in ticket, calendar export and receipt are still available, and the actions are now</w:t>
+      </w:r>
+      <w:r>
+        <w:t xml:space="preserve"> </w:t>
+      </w:r>
+      <w:r>
+        <w:rPr>
+          <w:bCs/>
+          <w:b/>
+        </w:rPr>
+        <w:t xml:space="preserve">Reschedule</w:t>
+      </w:r>
+      <w:r>
+        <w:t xml:space="preserve"> </w:t>
+      </w:r>
+      <w:r>
+        <w:t xml:space="preserve">and</w:t>
+      </w:r>
+      <w:r>
+        <w:t xml:space="preserve"> </w:t>
+      </w:r>
+      <w:r>
+        <w:rPr>
+          <w:bCs/>
+          <w:b/>
+        </w:rPr>
+        <w:t xml:space="preserve">Cancel booking</w:t>
+      </w:r>
+      <w:r>
+        <w:t xml:space="preserve">.</w:t>
       </w:r>
     </w:p>
     <w:p>
@@ -5640,7 +5858,7 @@
       <w:r>
         <w:drawing>
           <wp:inline>
-            <wp:extent cx="2159999" cy="7199999"/>
+            <wp:extent cx="1616580" cy="7199999"/>
             <wp:effectExtent b="0" l="0" r="0" t="0"/>
             <wp:docPr descr="Booking detail, confirmed" title="" id="1" name="Picture"/>
             <a:graphic>
@@ -5653,7 +5871,7 @@
                     </pic:cNvPicPr>
                   </pic:nvPicPr>
                   <pic:blipFill>
-                    <a:blip r:embed="rId85"/>
+                    <a:blip r:embed="rId86"/>
                     <a:stretch>
                       <a:fillRect/>
                     </a:stretch>
@@ -5661,7 +5879,7 @@
                   <pic:spPr bwMode="auto">
                     <a:xfrm>
                       <a:off x="0" y="0"/>
-                      <a:ext cx="2159999" cy="7199999"/>
+                      <a:ext cx="1616580" cy="7199999"/>
                     </a:xfrm>
                     <a:prstGeom prst="rect">
                       <a:avLst/>
@@ -5713,15 +5931,15 @@
         </w:pict>
       </w:r>
     </w:p>
-    <w:bookmarkEnd w:id="86"/>
     <w:bookmarkEnd w:id="87"/>
-    <w:bookmarkStart w:id="89" w:name="issues-observed-during-the-walkthrough"/>
+    <w:bookmarkEnd w:id="88"/>
+    <w:bookmarkStart w:id="89" w:name="what-changed-since-the-first-recording"/>
     <w:p>
       <w:pPr>
         <w:pStyle w:val="Heading2"/>
       </w:pPr>
       <w:r>
-        <w:t xml:space="preserve">Issues observed during the walkthrough</w:t>
+        <w:t xml:space="preserve">What changed since the first recording</w:t>
       </w:r>
     </w:p>
     <w:p>
@@ -5729,20 +5947,100 @@
         <w:pStyle w:val="FirstParagraph"/>
       </w:pPr>
       <w:r>
-        <w:t xml:space="preserve">These came up while recording the journeys on 30 Sep 2026. None of them stopped the booking from going through.</w:t>
-      </w:r>
-      <w:r>
-        <w:t xml:space="preserve"> </w:t>
-      </w:r>
-      <w:r>
-        <w:rPr>
-          <w:bCs/>
-          <w:b/>
-        </w:rPr>
-        <w:t xml:space="preserve">Issues 1–7 and 9 were fixed the same day</w:t>
-      </w:r>
-      <w:r>
-        <w:t xml:space="preserve">; see</w:t>
+        <w:t xml:space="preserve">The first recording (earlier on 30 Sep 2026, light theme) found nine issues; issues 1–7 and 9 were fixed the same day (commit</w:t>
+      </w:r>
+      <w:r>
+        <w:t xml:space="preserve"> </w:t>
+      </w:r>
+      <w:r>
+        <w:rPr>
+          <w:rStyle w:val="VerbatimChar"/>
+        </w:rPr>
+        <w:t xml:space="preserve">fa4ec61</w:t>
+      </w:r>
+      <w:r>
+        <w:t xml:space="preserve">). This recording confirms the fixes that show up in the flow:</w:t>
+      </w:r>
+    </w:p>
+    <w:p>
+      <w:pPr>
+        <w:numPr>
+          <w:ilvl w:val="0"/>
+          <w:numId w:val="1006"/>
+        </w:numPr>
+        <w:pStyle w:val="Compact"/>
+      </w:pPr>
+      <w:r>
+        <w:rPr>
+          <w:bCs/>
+          <w:b/>
+        </w:rPr>
+        <w:t xml:space="preserve">Search by name</w:t>
+      </w:r>
+      <w:r>
+        <w:t xml:space="preserve"> </w:t>
+      </w:r>
+      <w:r>
+        <w:t xml:space="preserve">finds a brand-new provider without a location (typing</w:t>
+      </w:r>
+      <w:r>
+        <w:t xml:space="preserve"> </w:t>
+      </w:r>
+      <w:r>
+        <w:t xml:space="preserve">“</w:t>
+      </w:r>
+      <w:r>
+        <w:t xml:space="preserve">Davide Moretti</w:t>
+      </w:r>
+      <w:r>
+        <w:t xml:space="preserve">”</w:t>
+      </w:r>
+      <w:r>
+        <w:t xml:space="preserve"> </w:t>
+      </w:r>
+      <w:r>
+        <w:t xml:space="preserve">with Near me off lists him).</w:t>
+      </w:r>
+    </w:p>
+    <w:p>
+      <w:pPr>
+        <w:numPr>
+          <w:ilvl w:val="0"/>
+          <w:numId w:val="1006"/>
+        </w:numPr>
+        <w:pStyle w:val="Compact"/>
+      </w:pPr>
+      <w:r>
+        <w:rPr>
+          <w:bCs/>
+          <w:b/>
+        </w:rPr>
+        <w:t xml:space="preserve">Provider bookings on a phone</w:t>
+      </w:r>
+      <w:r>
+        <w:t xml:space="preserve"> </w:t>
+      </w:r>
+      <w:r>
+        <w:t xml:space="preserve">are cards with Confirm / Decline / Complete always visible, so A14–A16 are now shown at phone width instead of desktop width.</w:t>
+      </w:r>
+    </w:p>
+    <w:p>
+      <w:pPr>
+        <w:numPr>
+          <w:ilvl w:val="0"/>
+          <w:numId w:val="1006"/>
+        </w:numPr>
+        <w:pStyle w:val="Compact"/>
+      </w:pPr>
+      <w:r>
+        <w:rPr>
+          <w:bCs/>
+          <w:b/>
+        </w:rPr>
+        <w:t xml:space="preserve">Confirm feedback</w:t>
+      </w:r>
+      <w:r>
+        <w:t xml:space="preserve">: the button shows a spinner, the card switches to</w:t>
       </w:r>
       <w:r>
         <w:t xml:space="preserve"> </w:t>
@@ -5752,13 +6050,197 @@
           <w:iCs/>
           <w:i/>
         </w:rPr>
-        <w:t xml:space="preserve">Fixes</w:t>
-      </w:r>
-      <w:r>
-        <w:t xml:space="preserve"> </w:t>
-      </w:r>
-      <w:r>
-        <w:t xml:space="preserve">below the table. The screenshots above were taken before the fixes.</w:t>
+        <w:t xml:space="preserve">Confirmed</w:t>
+      </w:r>
+      <w:r>
+        <w:t xml:space="preserve"> </w:t>
+      </w:r>
+      <w:r>
+        <w:t xml:space="preserve">straight away and a toast confirms it.</w:t>
+      </w:r>
+    </w:p>
+    <w:p>
+      <w:pPr>
+        <w:numPr>
+          <w:ilvl w:val="0"/>
+          <w:numId w:val="1006"/>
+        </w:numPr>
+        <w:pStyle w:val="Compact"/>
+      </w:pPr>
+      <w:r>
+        <w:rPr>
+          <w:bCs/>
+          <w:b/>
+        </w:rPr>
+        <w:t xml:space="preserve">Trainer name</w:t>
+      </w:r>
+      <w:r>
+        <w:t xml:space="preserve"> </w:t>
+      </w:r>
+      <w:r>
+        <w:t xml:space="preserve">appears on the customer’s booking card and booking detail (initials avatar instead of</w:t>
+      </w:r>
+      <w:r>
+        <w:t xml:space="preserve"> </w:t>
+      </w:r>
+      <w:r>
+        <w:t xml:space="preserve">“</w:t>
+      </w:r>
+      <w:r>
+        <w:t xml:space="preserve">?</w:t>
+      </w:r>
+      <w:r>
+        <w:t xml:space="preserve">”</w:t>
+      </w:r>
+      <w:r>
+        <w:t xml:space="preserve">).</w:t>
+      </w:r>
+    </w:p>
+    <w:p>
+      <w:pPr>
+        <w:numPr>
+          <w:ilvl w:val="0"/>
+          <w:numId w:val="1006"/>
+        </w:numPr>
+        <w:pStyle w:val="Compact"/>
+      </w:pPr>
+      <w:r>
+        <w:rPr>
+          <w:bCs/>
+          <w:b/>
+        </w:rPr>
+        <w:t xml:space="preserve">Email banner</w:t>
+      </w:r>
+      <w:r>
+        <w:t xml:space="preserve"> </w:t>
+      </w:r>
+      <w:r>
+        <w:t xml:space="preserve">sits above the</w:t>
+      </w:r>
+      <w:r>
+        <w:t xml:space="preserve"> </w:t>
+      </w:r>
+      <w:r>
+        <w:rPr>
+          <w:iCs/>
+          <w:i/>
+        </w:rPr>
+        <w:t xml:space="preserve">Provider portal</w:t>
+      </w:r>
+      <w:r>
+        <w:t xml:space="preserve"> </w:t>
+      </w:r>
+      <w:r>
+        <w:t xml:space="preserve">bar instead of under it.</w:t>
+      </w:r>
+    </w:p>
+    <w:p>
+      <w:pPr>
+        <w:numPr>
+          <w:ilvl w:val="0"/>
+          <w:numId w:val="1006"/>
+        </w:numPr>
+        <w:pStyle w:val="Compact"/>
+      </w:pPr>
+      <w:r>
+        <w:rPr>
+          <w:bCs/>
+          <w:b/>
+        </w:rPr>
+        <w:t xml:space="preserve">Selected time slot</w:t>
+      </w:r>
+      <w:r>
+        <w:t xml:space="preserve"> </w:t>
+      </w:r>
+      <w:r>
+        <w:t xml:space="preserve">uses dark text on the section colour.</w:t>
+      </w:r>
+    </w:p>
+    <w:p>
+      <w:pPr>
+        <w:pStyle w:val="FirstParagraph"/>
+      </w:pPr>
+      <w:r>
+        <w:t xml:space="preserve">Screens that differ from the first recording: the provider’s booking screens (A14–A16) are the mobile card layout;</w:t>
+      </w:r>
+      <w:r>
+        <w:t xml:space="preserve"> </w:t>
+      </w:r>
+      <w:r>
+        <w:rPr>
+          <w:iCs/>
+          <w:i/>
+        </w:rPr>
+        <w:t xml:space="preserve">My bookings</w:t>
+      </w:r>
+      <w:r>
+        <w:t xml:space="preserve"> </w:t>
+      </w:r>
+      <w:r>
+        <w:t xml:space="preserve">has three tabs (Upcoming, Past, Cancelled) plus</w:t>
+      </w:r>
+      <w:r>
+        <w:t xml:space="preserve"> </w:t>
+      </w:r>
+      <w:r>
+        <w:rPr>
+          <w:bCs/>
+          <w:b/>
+        </w:rPr>
+        <w:t xml:space="preserve">+ New</w:t>
+      </w:r>
+      <w:r>
+        <w:t xml:space="preserve"> </w:t>
+      </w:r>
+      <w:r>
+        <w:t xml:space="preserve">instead of a</w:t>
+      </w:r>
+      <w:r>
+        <w:t xml:space="preserve"> </w:t>
+      </w:r>
+      <w:r>
+        <w:rPr>
+          <w:iCs/>
+          <w:i/>
+        </w:rPr>
+        <w:t xml:space="preserve">New</w:t>
+      </w:r>
+      <w:r>
+        <w:t xml:space="preserve"> </w:t>
+      </w:r>
+      <w:r>
+        <w:t xml:space="preserve">tab; the confirmed booking detail adds</w:t>
+      </w:r>
+      <w:r>
+        <w:t xml:space="preserve"> </w:t>
+      </w:r>
+      <w:r>
+        <w:rPr>
+          <w:bCs/>
+          <w:b/>
+        </w:rPr>
+        <w:t xml:space="preserve">Reschedule</w:t>
+      </w:r>
+      <w:r>
+        <w:t xml:space="preserve">; the booking detail has a chat button next to the trainer.</w:t>
+      </w:r>
+    </w:p>
+    <w:bookmarkEnd w:id="89"/>
+    <w:bookmarkStart w:id="90" w:name="issues-observed-during-this-walkthrough"/>
+    <w:p>
+      <w:pPr>
+        <w:pStyle w:val="Heading2"/>
+      </w:pPr>
+      <w:r>
+        <w:t xml:space="preserve">Issues observed during this walkthrough</w:t>
+      </w:r>
+    </w:p>
+    <w:p>
+      <w:pPr>
+        <w:pStyle w:val="FirstParagraph"/>
+      </w:pPr>
+      <w:r>
+        <w:t xml:space="preserve">None of these stopped the booking from going through.</w:t>
       </w:r>
     </w:p>
     <w:tbl>
@@ -5838,64 +6320,315 @@
               <w:jc w:val="left"/>
             </w:pPr>
             <w:r>
+              <w:t xml:space="preserve">Medium</w:t>
+            </w:r>
+          </w:p>
+        </w:tc>
+        <w:tc>
+          <w:p>
+            <w:pPr>
+              <w:pStyle w:val="Compact"/>
+              <w:jc w:val="left"/>
+            </w:pPr>
+            <w:r>
+              <w:t xml:space="preserve">Booking calendar (B10)</w:t>
+            </w:r>
+          </w:p>
+        </w:tc>
+        <w:tc>
+          <w:p>
+            <w:pPr>
+              <w:pStyle w:val="Compact"/>
+              <w:jc w:val="left"/>
+            </w:pPr>
+            <w:r>
+              <w:t xml:space="preserve">Every future day is enabled, including weekends and days that the 24 h notice rules out. Picking one shows</w:t>
+            </w:r>
+            <w:r>
+              <w:t xml:space="preserve"> </w:t>
+            </w:r>
+            <w:r>
+              <w:rPr>
+                <w:iCs/>
+                <w:i/>
+              </w:rPr>
+              <w:t xml:space="preserve">“</w:t>
+            </w:r>
+            <w:r>
+              <w:rPr>
+                <w:iCs/>
+                <w:i/>
+              </w:rPr>
+              <w:t xml:space="preserve">No times available</w:t>
+            </w:r>
+            <w:r>
+              <w:rPr>
+                <w:iCs/>
+                <w:i/>
+              </w:rPr>
+              <w:t xml:space="preserve">”</w:t>
+            </w:r>
+            <w:r>
+              <w:t xml:space="preserve">. Days without free slots should be disabled.</w:t>
+            </w:r>
+          </w:p>
+        </w:tc>
+      </w:tr>
+      <w:tr>
+        <w:tc>
+          <w:p>
+            <w:pPr>
+              <w:pStyle w:val="Compact"/>
+              <w:jc w:val="left"/>
+            </w:pPr>
+            <w:r>
+              <w:t xml:space="preserve">2</w:t>
+            </w:r>
+          </w:p>
+        </w:tc>
+        <w:tc>
+          <w:p>
+            <w:pPr>
+              <w:pStyle w:val="Compact"/>
+              <w:jc w:val="left"/>
+            </w:pPr>
+            <w:r>
+              <w:t xml:space="preserve">Medium</w:t>
+            </w:r>
+          </w:p>
+        </w:tc>
+        <w:tc>
+          <w:p>
+            <w:pPr>
+              <w:pStyle w:val="Compact"/>
+              <w:jc w:val="left"/>
+            </w:pPr>
+            <w:r>
+              <w:t xml:space="preserve">Signup form, terms row (A4, B4)</w:t>
+            </w:r>
+          </w:p>
+        </w:tc>
+        <w:tc>
+          <w:p>
+            <w:pPr>
+              <w:pStyle w:val="Compact"/>
+              <w:jc w:val="left"/>
+            </w:pPr>
+            <w:r>
+              <w:t xml:space="preserve">The checkbox wrapper takes the full width, so the</w:t>
+            </w:r>
+            <w:r>
+              <w:t xml:space="preserve"> </w:t>
+            </w:r>
+            <w:r>
+              <w:rPr>
+                <w:iCs/>
+                <w:i/>
+              </w:rPr>
+              <w:t xml:space="preserve">I accept the Terms…</w:t>
+            </w:r>
+            <w:r>
+              <w:t xml:space="preserve"> </w:t>
+            </w:r>
+            <w:r>
+              <w:t xml:space="preserve">text is pushed to the right half of the box. When ticked, the box loses its fill and only a bare check mark shows.</w:t>
+            </w:r>
+          </w:p>
+        </w:tc>
+      </w:tr>
+      <w:tr>
+        <w:tc>
+          <w:p>
+            <w:pPr>
+              <w:pStyle w:val="Compact"/>
+              <w:jc w:val="left"/>
+            </w:pPr>
+            <w:r>
+              <w:t xml:space="preserve">3</w:t>
+            </w:r>
+          </w:p>
+        </w:tc>
+        <w:tc>
+          <w:p>
+            <w:pPr>
+              <w:pStyle w:val="Compact"/>
+              <w:jc w:val="left"/>
+            </w:pPr>
+            <w:r>
+              <w:t xml:space="preserve">Low</w:t>
+            </w:r>
+          </w:p>
+        </w:tc>
+        <w:tc>
+          <w:p>
+            <w:pPr>
+              <w:pStyle w:val="Compact"/>
+              <w:jc w:val="left"/>
+            </w:pPr>
+            <w:r>
+              <w:t xml:space="preserve">Provider bookings, Italian (A14)</w:t>
+            </w:r>
+          </w:p>
+        </w:tc>
+        <w:tc>
+          <w:p>
+            <w:pPr>
+              <w:pStyle w:val="Compact"/>
+              <w:jc w:val="left"/>
+            </w:pPr>
+            <w:r>
+              <w:t xml:space="preserve">The price is shown as</w:t>
+            </w:r>
+            <w:r>
+              <w:t xml:space="preserve"> </w:t>
+            </w:r>
+            <w:r>
+              <w:rPr>
+                <w:rStyle w:val="VerbatimChar"/>
+              </w:rPr>
+              <w:t xml:space="preserve">€50.00</w:t>
+            </w:r>
+            <w:r>
+              <w:t xml:space="preserve"> </w:t>
+            </w:r>
+            <w:r>
+              <w:t xml:space="preserve">(English format) instead of</w:t>
+            </w:r>
+            <w:r>
+              <w:t xml:space="preserve"> </w:t>
+            </w:r>
+            <w:r>
+              <w:rPr>
+                <w:rStyle w:val="VerbatimChar"/>
+              </w:rPr>
+              <w:t xml:space="preserve">50,00 €</w:t>
+            </w:r>
+            <w:r>
+              <w:t xml:space="preserve">.</w:t>
+            </w:r>
+          </w:p>
+        </w:tc>
+      </w:tr>
+      <w:tr>
+        <w:tc>
+          <w:p>
+            <w:pPr>
+              <w:pStyle w:val="Compact"/>
+              <w:jc w:val="left"/>
+            </w:pPr>
+            <w:r>
+              <w:t xml:space="preserve">4</w:t>
+            </w:r>
+          </w:p>
+        </w:tc>
+        <w:tc>
+          <w:p>
+            <w:pPr>
+              <w:pStyle w:val="Compact"/>
+              <w:jc w:val="left"/>
+            </w:pPr>
+            <w:r>
+              <w:t xml:space="preserve">Low</w:t>
+            </w:r>
+          </w:p>
+        </w:tc>
+        <w:tc>
+          <w:p>
+            <w:pPr>
+              <w:pStyle w:val="Compact"/>
+              <w:jc w:val="left"/>
+            </w:pPr>
+            <w:r>
+              <w:t xml:space="preserve">Signup screens, Italian</w:t>
+            </w:r>
+          </w:p>
+        </w:tc>
+        <w:tc>
+          <w:p>
+            <w:pPr>
+              <w:pStyle w:val="Compact"/>
+              <w:jc w:val="left"/>
+            </w:pPr>
+            <w:r>
+              <w:t xml:space="preserve">The</w:t>
+            </w:r>
+            <w:r>
+              <w:t xml:space="preserve"> </w:t>
+            </w:r>
+            <w:r>
               <w:rPr>
                 <w:bCs/>
                 <w:b/>
               </w:rPr>
-              <w:t xml:space="preserve">High</w:t>
-            </w:r>
-          </w:p>
-        </w:tc>
-        <w:tc>
-          <w:p>
-            <w:pPr>
-              <w:pStyle w:val="Compact"/>
-              <w:jc w:val="left"/>
-            </w:pPr>
-            <w:r>
-              <w:t xml:space="preserve">Book a service → search (</w:t>
-            </w:r>
-            <w:r>
-              <w:rPr>
-                <w:rStyle w:val="VerbatimChar"/>
-              </w:rPr>
-              <w:t xml:space="preserve">src/lib/firebookings.ts</w:t>
-            </w:r>
-            <w:r>
-              <w:t xml:space="preserve">,</w:t>
+              <w:t xml:space="preserve">Indietro</w:t>
             </w:r>
             <w:r>
               <w:t xml:space="preserve"> </w:t>
             </w:r>
             <w:r>
-              <w:rPr>
-                <w:rStyle w:val="VerbatimChar"/>
-              </w:rPr>
-              <w:t xml:space="preserve">searchProviders</w:t>
-            </w:r>
-            <w:r>
-              <w:t xml:space="preserve">)</w:t>
-            </w:r>
-          </w:p>
-        </w:tc>
-        <w:tc>
-          <w:p>
-            <w:pPr>
-              <w:pStyle w:val="Compact"/>
-              <w:jc w:val="left"/>
-            </w:pPr>
+              <w:t xml:space="preserve">/</w:t>
+            </w:r>
+            <w:r>
+              <w:t xml:space="preserve"> </w:t>
+            </w:r>
             <w:r>
               <w:rPr>
                 <w:bCs/>
                 <w:b/>
               </w:rPr>
-              <w:t xml:space="preserve">A brand-new provider cannot be found by name.</w:t>
+              <w:t xml:space="preserve">Torna al login</w:t>
             </w:r>
             <w:r>
               <w:t xml:space="preserve"> </w:t>
             </w:r>
             <w:r>
-              <w:t xml:space="preserve">The search fetches the first 50 verified instructors</w:t>
+              <w:t xml:space="preserve">back link runs under the language picker at 390 px.</w:t>
+            </w:r>
+          </w:p>
+        </w:tc>
+      </w:tr>
+      <w:tr>
+        <w:tc>
+          <w:p>
+            <w:pPr>
+              <w:pStyle w:val="Compact"/>
+              <w:jc w:val="left"/>
+            </w:pPr>
+            <w:r>
+              <w:t xml:space="preserve">5</w:t>
+            </w:r>
+          </w:p>
+        </w:tc>
+        <w:tc>
+          <w:p>
+            <w:pPr>
+              <w:pStyle w:val="Compact"/>
+              <w:jc w:val="left"/>
+            </w:pPr>
+            <w:r>
+              <w:t xml:space="preserve">Low</w:t>
+            </w:r>
+          </w:p>
+        </w:tc>
+        <w:tc>
+          <w:p>
+            <w:pPr>
+              <w:pStyle w:val="Compact"/>
+              <w:jc w:val="left"/>
+            </w:pPr>
+            <w:r>
+              <w:t xml:space="preserve">Booking detail (B13)</w:t>
+            </w:r>
+          </w:p>
+        </w:tc>
+        <w:tc>
+          <w:p>
+            <w:pPr>
+              <w:pStyle w:val="Compact"/>
+              <w:jc w:val="left"/>
+            </w:pPr>
+            <w:r>
+              <w:t xml:space="preserve">The</w:t>
             </w:r>
             <w:r>
               <w:t xml:space="preserve"> </w:t>
@@ -5905,44 +6638,13 @@
                 <w:iCs/>
                 <w:i/>
               </w:rPr>
-              <w:t xml:space="preserve">by document id</w:t>
+              <w:t xml:space="preserve">AWAITING CONFIRMATION</w:t>
             </w:r>
             <w:r>
               <w:t xml:space="preserve"> </w:t>
             </w:r>
             <w:r>
-              <w:t xml:space="preserve">and only then filters by the text typed. Searching</w:t>
-            </w:r>
-            <w:r>
-              <w:t xml:space="preserve"> </w:t>
-            </w:r>
-            <w:r>
-              <w:t xml:space="preserve">“</w:t>
-            </w:r>
-            <w:r>
-              <w:t xml:space="preserve">Luca Bianchi</w:t>
-            </w:r>
-            <w:r>
-              <w:t xml:space="preserve">”</w:t>
-            </w:r>
-            <w:r>
-              <w:t xml:space="preserve"> </w:t>
-            </w:r>
-            <w:r>
-              <w:t xml:space="preserve">returned only an older seeded trainer with the same name. The new provider was reachable only through</w:t>
-            </w:r>
-            <w:r>
-              <w:t xml:space="preserve"> </w:t>
-            </w:r>
-            <w:r>
-              <w:rPr>
-                <w:bCs/>
-                <w:b/>
-              </w:rPr>
-              <w:t xml:space="preserve">Near me</w:t>
-            </w:r>
-            <w:r>
-              <w:t xml:space="preserve">, once they had set a location. A provider who skips the location step may not be findable by name at all.</w:t>
+              <w:t xml:space="preserve">badge sticks out past the right edge of the status card.</w:t>
             </w:r>
           </w:p>
         </w:tc>
@@ -5955,56 +6657,40 @@
               <w:jc w:val="left"/>
             </w:pPr>
             <w:r>
-              <w:t xml:space="preserve">2</w:t>
-            </w:r>
-          </w:p>
-        </w:tc>
-        <w:tc>
-          <w:p>
-            <w:pPr>
-              <w:pStyle w:val="Compact"/>
-              <w:jc w:val="left"/>
-            </w:pPr>
-            <w:r>
-              <w:t xml:space="preserve">Medium</w:t>
-            </w:r>
-          </w:p>
-        </w:tc>
-        <w:tc>
-          <w:p>
-            <w:pPr>
-              <w:pStyle w:val="Compact"/>
-              <w:jc w:val="left"/>
-            </w:pPr>
-            <w:r>
-              <w:t xml:space="preserve">Provider → Bookings, mobile</w:t>
-            </w:r>
-          </w:p>
-        </w:tc>
-        <w:tc>
-          <w:p>
-            <w:pPr>
-              <w:pStyle w:val="Compact"/>
-              <w:jc w:val="left"/>
-            </w:pPr>
-            <w:r>
-              <w:t xml:space="preserve">The bookings table scrolls sideways on a phone, so the</w:t>
-            </w:r>
-            <w:r>
-              <w:t xml:space="preserve"> </w:t>
-            </w:r>
-            <w:r>
-              <w:rPr>
-                <w:bCs/>
-                <w:b/>
-              </w:rPr>
-              <w:t xml:space="preserve">Confirm / Decline</w:t>
-            </w:r>
-            <w:r>
-              <w:t xml:space="preserve"> </w:t>
-            </w:r>
-            <w:r>
-              <w:t xml:space="preserve">buttons start off-screen and nothing hints that they are there.</w:t>
+              <w:t xml:space="preserve">6</w:t>
+            </w:r>
+          </w:p>
+        </w:tc>
+        <w:tc>
+          <w:p>
+            <w:pPr>
+              <w:pStyle w:val="Compact"/>
+              <w:jc w:val="left"/>
+            </w:pPr>
+            <w:r>
+              <w:t xml:space="preserve">Low</w:t>
+            </w:r>
+          </w:p>
+        </w:tc>
+        <w:tc>
+          <w:p>
+            <w:pPr>
+              <w:pStyle w:val="Compact"/>
+              <w:jc w:val="left"/>
+            </w:pPr>
+            <w:r>
+              <w:t xml:space="preserve">Provider bookings (A14)</w:t>
+            </w:r>
+          </w:p>
+        </w:tc>
+        <w:tc>
+          <w:p>
+            <w:pPr>
+              <w:pStyle w:val="Compact"/>
+              <w:jc w:val="left"/>
+            </w:pPr>
+            <w:r>
+              <w:t xml:space="preserve">The client avatar is squashed into a narrow oval.</w:t>
             </w:r>
           </w:p>
         </w:tc>
@@ -6017,53 +6703,40 @@
               <w:jc w:val="left"/>
             </w:pPr>
             <w:r>
-              <w:t xml:space="preserve">3</w:t>
-            </w:r>
-          </w:p>
-        </w:tc>
-        <w:tc>
-          <w:p>
-            <w:pPr>
-              <w:pStyle w:val="Compact"/>
-              <w:jc w:val="left"/>
-            </w:pPr>
-            <w:r>
-              <w:t xml:space="preserve">Medium</w:t>
-            </w:r>
-          </w:p>
-        </w:tc>
-        <w:tc>
-          <w:p>
-            <w:pPr>
-              <w:pStyle w:val="Compact"/>
-              <w:jc w:val="left"/>
-            </w:pPr>
-            <w:r>
-              <w:t xml:space="preserve">Provider → Bookings</w:t>
-            </w:r>
-          </w:p>
-        </w:tc>
-        <w:tc>
-          <w:p>
-            <w:pPr>
-              <w:pStyle w:val="Compact"/>
-              <w:jc w:val="left"/>
-            </w:pPr>
-            <w:r>
-              <w:t xml:space="preserve">After tapping</w:t>
-            </w:r>
-            <w:r>
-              <w:t xml:space="preserve"> </w:t>
-            </w:r>
-            <w:r>
-              <w:rPr>
-                <w:bCs/>
-                <w:b/>
-              </w:rPr>
-              <w:t xml:space="preserve">Confirm</w:t>
-            </w:r>
-            <w:r>
-              <w:t xml:space="preserve">, the row still showed</w:t>
+              <w:t xml:space="preserve">7</w:t>
+            </w:r>
+          </w:p>
+        </w:tc>
+        <w:tc>
+          <w:p>
+            <w:pPr>
+              <w:pStyle w:val="Compact"/>
+              <w:jc w:val="left"/>
+            </w:pPr>
+            <w:r>
+              <w:t xml:space="preserve">Low</w:t>
+            </w:r>
+          </w:p>
+        </w:tc>
+        <w:tc>
+          <w:p>
+            <w:pPr>
+              <w:pStyle w:val="Compact"/>
+              <w:jc w:val="left"/>
+            </w:pPr>
+            <w:r>
+              <w:t xml:space="preserve">Book a service (B7, B8)</w:t>
+            </w:r>
+          </w:p>
+        </w:tc>
+        <w:tc>
+          <w:p>
+            <w:pPr>
+              <w:pStyle w:val="Compact"/>
+              <w:jc w:val="left"/>
+            </w:pPr>
+            <w:r>
+              <w:t xml:space="preserve">The</w:t>
             </w:r>
             <w:r>
               <w:t xml:space="preserve"> </w:t>
@@ -6073,13 +6746,31 @@
                 <w:iCs/>
                 <w:i/>
               </w:rPr>
-              <w:t xml:space="preserve">Awaiting confirmation</w:t>
+              <w:t xml:space="preserve">VERIFIED</w:t>
             </w:r>
             <w:r>
               <w:t xml:space="preserve"> </w:t>
             </w:r>
             <w:r>
-              <w:t xml:space="preserve">~5 s later. It showed</w:t>
+              <w:t xml:space="preserve">badge is clipped at the card edge for long names. On results with a distance,</w:t>
+            </w:r>
+            <w:r>
+              <w:t xml:space="preserve"> </w:t>
+            </w:r>
+            <w:r>
+              <w:t xml:space="preserve">“</w:t>
+            </w:r>
+            <w:r>
+              <w:t xml:space="preserve">0.1 km</w:t>
+            </w:r>
+            <w:r>
+              <w:t xml:space="preserve">”</w:t>
+            </w:r>
+            <w:r>
+              <w:t xml:space="preserve"> </w:t>
+            </w:r>
+            <w:r>
+              <w:t xml:space="preserve">wraps between the price and</w:t>
             </w:r>
             <w:r>
               <w:t xml:space="preserve"> </w:t>
@@ -6089,13 +6780,10 @@
                 <w:iCs/>
                 <w:i/>
               </w:rPr>
-              <w:t xml:space="preserve">Confirmed</w:t>
-            </w:r>
-            <w:r>
-              <w:t xml:space="preserve"> </w:t>
-            </w:r>
-            <w:r>
-              <w:t xml:space="preserve">only after a page reload. There was no loading or success feedback in the meantime.</w:t>
+              <w:t xml:space="preserve">Check availability</w:t>
+            </w:r>
+            <w:r>
+              <w:t xml:space="preserve">.</w:t>
             </w:r>
           </w:p>
         </w:tc>
@@ -6108,74 +6796,52 @@
               <w:jc w:val="left"/>
             </w:pPr>
             <w:r>
-              <w:t xml:space="preserve">4</w:t>
-            </w:r>
-          </w:p>
-        </w:tc>
-        <w:tc>
-          <w:p>
-            <w:pPr>
-              <w:pStyle w:val="Compact"/>
-              <w:jc w:val="left"/>
-            </w:pPr>
-            <w:r>
-              <w:t xml:space="preserve">Medium</w:t>
-            </w:r>
-          </w:p>
-        </w:tc>
-        <w:tc>
-          <w:p>
-            <w:pPr>
-              <w:pStyle w:val="Compact"/>
-              <w:jc w:val="left"/>
-            </w:pPr>
-            <w:r>
-              <w:t xml:space="preserve">Customer → Booking detail</w:t>
-            </w:r>
-          </w:p>
-        </w:tc>
-        <w:tc>
-          <w:p>
-            <w:pPr>
-              <w:pStyle w:val="Compact"/>
-              <w:jc w:val="left"/>
-            </w:pPr>
-            <w:r>
-              <w:t xml:space="preserve">The trainer’s</w:t>
+              <w:t xml:space="preserve">8</w:t>
+            </w:r>
+          </w:p>
+        </w:tc>
+        <w:tc>
+          <w:p>
+            <w:pPr>
+              <w:pStyle w:val="Compact"/>
+              <w:jc w:val="left"/>
+            </w:pPr>
+            <w:r>
+              <w:t xml:space="preserve">Low</w:t>
+            </w:r>
+          </w:p>
+        </w:tc>
+        <w:tc>
+          <w:p>
+            <w:pPr>
+              <w:pStyle w:val="Compact"/>
+              <w:jc w:val="left"/>
+            </w:pPr>
+            <w:r>
+              <w:t xml:space="preserve">Edit Service dialog (A9)</w:t>
+            </w:r>
+          </w:p>
+        </w:tc>
+        <w:tc>
+          <w:p>
+            <w:pPr>
+              <w:pStyle w:val="Compact"/>
+              <w:jc w:val="left"/>
+            </w:pPr>
+            <w:r>
+              <w:t xml:space="preserve">The dialog is not centred on a phone (16 px left margin, about 48 px right). Its field labels are not linked to their inputs, and it has no</w:t>
             </w:r>
             <w:r>
               <w:t xml:space="preserve"> </w:t>
             </w:r>
             <w:r>
               <w:rPr>
-                <w:bCs/>
-                <w:b/>
+                <w:rStyle w:val="VerbatimChar"/>
               </w:rPr>
-              <w:t xml:space="preserve">name is missing</w:t>
-            </w:r>
-            <w:r>
-              <w:t xml:space="preserve"> </w:t>
-            </w:r>
-            <w:r>
-              <w:t xml:space="preserve">from the booking card: it shows only a</w:t>
-            </w:r>
-            <w:r>
-              <w:t xml:space="preserve"> </w:t>
-            </w:r>
-            <w:r>
-              <w:t xml:space="preserve">“</w:t>
-            </w:r>
-            <w:r>
-              <w:t xml:space="preserve">?</w:t>
-            </w:r>
-            <w:r>
-              <w:t xml:space="preserve">”</w:t>
-            </w:r>
-            <w:r>
-              <w:t xml:space="preserve"> </w:t>
-            </w:r>
-            <w:r>
-              <w:t xml:space="preserve">avatar and the service name. The confirm screen does show it.</w:t>
+              <w:t xml:space="preserve">role="dialog"</w:t>
+            </w:r>
+            <w:r>
+              <w:t xml:space="preserve">.</w:t>
             </w:r>
           </w:p>
         </w:tc>
@@ -6188,7 +6854,7 @@
               <w:jc w:val="left"/>
             </w:pPr>
             <w:r>
-              <w:t xml:space="preserve">5</w:t>
+              <w:t xml:space="preserve">9</w:t>
             </w:r>
           </w:p>
         </w:tc>
@@ -6210,18 +6876,18 @@
               <w:jc w:val="left"/>
             </w:pPr>
             <w:r>
-              <w:t xml:space="preserve">Mobile provider portal</w:t>
-            </w:r>
-          </w:p>
-        </w:tc>
-        <w:tc>
-          <w:p>
-            <w:pPr>
-              <w:pStyle w:val="Compact"/>
-              <w:jc w:val="left"/>
-            </w:pPr>
-            <w:r>
-              <w:t xml:space="preserve">The sticky</w:t>
+              <w:t xml:space="preserve">Provider dashboard (A6, A16)</w:t>
+            </w:r>
+          </w:p>
+        </w:tc>
+        <w:tc>
+          <w:p>
+            <w:pPr>
+              <w:pStyle w:val="Compact"/>
+              <w:jc w:val="left"/>
+            </w:pPr>
+            <w:r>
+              <w:t xml:space="preserve">A brand-new provider is greeted with</w:t>
             </w:r>
             <w:r>
               <w:t xml:space="preserve"> </w:t>
@@ -6231,29 +6897,40 @@
                 <w:iCs/>
                 <w:i/>
               </w:rPr>
-              <w:t xml:space="preserve">Provider portal</w:t>
+              <w:t xml:space="preserve">“</w:t>
+            </w:r>
+            <w:r>
+              <w:rPr>
+                <w:iCs/>
+                <w:i/>
+              </w:rPr>
+              <w:t xml:space="preserve">Welcome back!</w:t>
+            </w:r>
+            <w:r>
+              <w:rPr>
+                <w:iCs/>
+                <w:i/>
+              </w:rPr>
+              <w:t xml:space="preserve">”</w:t>
+            </w:r>
+            <w:r>
+              <w:t xml:space="preserve">.</w:t>
             </w:r>
             <w:r>
               <w:t xml:space="preserve"> </w:t>
             </w:r>
             <w:r>
-              <w:t xml:space="preserve">header covers the top of the</w:t>
+              <w:rPr>
+                <w:iCs/>
+                <w:i/>
+              </w:rPr>
+              <w:t xml:space="preserve">Recent Activity</w:t>
             </w:r>
             <w:r>
               <w:t xml:space="preserve"> </w:t>
             </w:r>
             <w:r>
-              <w:rPr>
-                <w:bCs/>
-                <w:b/>
-              </w:rPr>
-              <w:t xml:space="preserve">Confirm your email</w:t>
-            </w:r>
-            <w:r>
-              <w:t xml:space="preserve"> </w:t>
-            </w:r>
-            <w:r>
-              <w:t xml:space="preserve">banner (its title and text are hidden).</w:t>
+              <w:t xml:space="preserve">stays empty after a booking request and a confirmation.</w:t>
             </w:r>
           </w:p>
         </w:tc>
@@ -6266,7 +6943,7 @@
               <w:jc w:val="left"/>
             </w:pPr>
             <w:r>
-              <w:t xml:space="preserve">6</w:t>
+              <w:t xml:space="preserve">10</w:t>
             </w:r>
           </w:p>
         </w:tc>
@@ -6288,18 +6965,18 @@
               <w:jc w:val="left"/>
             </w:pPr>
             <w:r>
-              <w:t xml:space="preserve">Time-slot picker</w:t>
-            </w:r>
-          </w:p>
-        </w:tc>
-        <w:tc>
-          <w:p>
-            <w:pPr>
-              <w:pStyle w:val="Compact"/>
-              <w:jc w:val="left"/>
-            </w:pPr>
-            <w:r>
-              <w:t xml:space="preserve">The selected slot (white text on light cyan) has low contrast and may fail WCAG AA.</w:t>
+              <w:t xml:space="preserve">My bookings (B15)</w:t>
+            </w:r>
+          </w:p>
+        </w:tc>
+        <w:tc>
+          <w:p>
+            <w:pPr>
+              <w:pStyle w:val="Compact"/>
+              <w:jc w:val="left"/>
+            </w:pPr>
+            <w:r>
+              <w:t xml:space="preserve">The card’s › chevron sits under the avatar, at the bottom-left of the card.</w:t>
             </w:r>
           </w:p>
         </w:tc>
@@ -6312,7 +6989,7 @@
               <w:jc w:val="left"/>
             </w:pPr>
             <w:r>
-              <w:t xml:space="preserve">7</w:t>
+              <w:t xml:space="preserve">11</w:t>
             </w:r>
           </w:p>
         </w:tc>
@@ -6334,39 +7011,174 @@
               <w:jc w:val="left"/>
             </w:pPr>
             <w:r>
-              <w:t xml:space="preserve">Console</w:t>
-            </w:r>
-          </w:p>
-        </w:tc>
-        <w:tc>
-          <w:p>
-            <w:pPr>
-              <w:pStyle w:val="Compact"/>
-              <w:jc w:val="left"/>
-            </w:pPr>
+              <w:t xml:space="preserve">Italian copy</w:t>
+            </w:r>
+          </w:p>
+        </w:tc>
+        <w:tc>
+          <w:p>
+            <w:pPr>
+              <w:pStyle w:val="Compact"/>
+              <w:jc w:val="left"/>
+            </w:pPr>
+            <w:r>
+              <w:t xml:space="preserve">The notification tag stays</w:t>
+            </w:r>
+            <w:r>
+              <w:t xml:space="preserve"> </w:t>
+            </w:r>
+            <w:r>
+              <w:rPr>
+                <w:iCs/>
+                <w:i/>
+              </w:rPr>
+              <w:t xml:space="preserve">BOOKING</w:t>
+            </w:r>
+            <w:r>
+              <w:t xml:space="preserve"> </w:t>
+            </w:r>
+            <w:r>
+              <w:t xml:space="preserve">and its description says</w:t>
+            </w:r>
+            <w:r>
+              <w:t xml:space="preserve"> </w:t>
+            </w:r>
+            <w:r>
+              <w:t xml:space="preserve">“</w:t>
+            </w:r>
+            <w:r>
+              <w:t xml:space="preserve">per booking</w:t>
+            </w:r>
+            <w:r>
+              <w:t xml:space="preserve">”</w:t>
+            </w:r>
+            <w:r>
+              <w:t xml:space="preserve">; the same action is</w:t>
+            </w:r>
+            <w:r>
+              <w:t xml:space="preserve"> </w:t>
+            </w:r>
+            <w:r>
+              <w:rPr>
+                <w:iCs/>
+                <w:i/>
+              </w:rPr>
+              <w:t xml:space="preserve">Controlla disponibilità</w:t>
+            </w:r>
+            <w:r>
+              <w:t xml:space="preserve"> </w:t>
+            </w:r>
+            <w:r>
+              <w:t xml:space="preserve">in results but</w:t>
+            </w:r>
+            <w:r>
+              <w:t xml:space="preserve"> </w:t>
+            </w:r>
+            <w:r>
+              <w:rPr>
+                <w:iCs/>
+                <w:i/>
+              </w:rPr>
+              <w:t xml:space="preserve">Verifica disponibilità</w:t>
+            </w:r>
+            <w:r>
+              <w:t xml:space="preserve"> </w:t>
+            </w:r>
+            <w:r>
+              <w:t xml:space="preserve">on the trainer page; the cancelled status is</w:t>
+            </w:r>
+            <w:r>
+              <w:t xml:space="preserve"> </w:t>
+            </w:r>
+            <w:r>
+              <w:rPr>
+                <w:iCs/>
+                <w:i/>
+              </w:rPr>
+              <w:t xml:space="preserve">Cancellate</w:t>
+            </w:r>
+            <w:r>
+              <w:t xml:space="preserve"> </w:t>
+            </w:r>
+            <w:r>
+              <w:t xml:space="preserve">in the provider portal but</w:t>
+            </w:r>
+            <w:r>
+              <w:t xml:space="preserve"> </w:t>
+            </w:r>
+            <w:r>
+              <w:rPr>
+                <w:iCs/>
+                <w:i/>
+              </w:rPr>
+              <w:t xml:space="preserve">Annullate</w:t>
+            </w:r>
+            <w:r>
+              <w:t xml:space="preserve"> </w:t>
+            </w:r>
+            <w:r>
+              <w:t xml:space="preserve">for the customer.</w:t>
+            </w:r>
+          </w:p>
+        </w:tc>
+      </w:tr>
+      <w:tr>
+        <w:tc>
+          <w:p>
+            <w:pPr>
+              <w:pStyle w:val="Compact"/>
+              <w:jc w:val="left"/>
+            </w:pPr>
+            <w:r>
+              <w:t xml:space="preserve">12</w:t>
+            </w:r>
+          </w:p>
+        </w:tc>
+        <w:tc>
+          <w:p>
+            <w:pPr>
+              <w:pStyle w:val="Compact"/>
+              <w:jc w:val="left"/>
+            </w:pPr>
+            <w:r>
+              <w:t xml:space="preserve">Info</w:t>
+            </w:r>
+          </w:p>
+        </w:tc>
+        <w:tc>
+          <w:p>
+            <w:pPr>
+              <w:pStyle w:val="Compact"/>
+              <w:jc w:val="left"/>
+            </w:pPr>
+            <w:r>
+              <w:t xml:space="preserve">Provider pages</w:t>
+            </w:r>
+          </w:p>
+        </w:tc>
+        <w:tc>
+          <w:p>
+            <w:pPr>
+              <w:pStyle w:val="Compact"/>
+              <w:jc w:val="left"/>
+            </w:pPr>
+            <w:r>
+              <w:t xml:space="preserve">The provider layout nests two</w:t>
+            </w:r>
+            <w:r>
+              <w:t xml:space="preserve"> </w:t>
+            </w:r>
             <w:r>
               <w:rPr>
                 <w:rStyle w:val="VerbatimChar"/>
               </w:rPr>
-              <w:t xml:space="preserve">Query data cannot be undefined … ["user-bookings", &lt;uid&gt;]</w:t>
+              <w:t xml:space="preserve">&lt;main&gt;</w:t>
             </w:r>
             <w:r>
               <w:t xml:space="preserve"> </w:t>
             </w:r>
             <w:r>
-              <w:t xml:space="preserve">(TanStack Query) on the customer’s bookings, and a 404 for</w:t>
-            </w:r>
-            <w:r>
-              <w:t xml:space="preserve"> </w:t>
-            </w:r>
-            <w:r>
-              <w:rPr>
-                <w:rStyle w:val="VerbatimChar"/>
-              </w:rPr>
-              <w:t xml:space="preserve">/images/placeholder.jpg</w:t>
-            </w:r>
-            <w:r>
-              <w:t xml:space="preserve">.</w:t>
+              <w:t xml:space="preserve">landmarks.</w:t>
             </w:r>
           </w:p>
         </w:tc>
@@ -6379,7 +7191,7 @@
               <w:jc w:val="left"/>
             </w:pPr>
             <w:r>
-              <w:t xml:space="preserve">8</w:t>
+              <w:t xml:space="preserve">13</w:t>
             </w:r>
           </w:p>
         </w:tc>
@@ -6428,7 +7240,7 @@
               <w:t xml:space="preserve"> </w:t>
             </w:r>
             <w:r>
-              <w:t xml:space="preserve">banner stays up. It did not block signup, service setup or booking.</w:t>
+              <w:t xml:space="preserve">banner stays up. It does not block signup, service setup or booking.</w:t>
             </w:r>
           </w:p>
         </w:tc>
@@ -6441,7 +7253,7 @@
               <w:jc w:val="left"/>
             </w:pPr>
             <w:r>
-              <w:t xml:space="preserve">9</w:t>
+              <w:t xml:space="preserve">14</w:t>
             </w:r>
           </w:p>
         </w:tc>
@@ -6463,546 +7275,23 @@
               <w:jc w:val="left"/>
             </w:pPr>
             <w:r>
-              <w:t xml:space="preserve">E2E suite</w:t>
-            </w:r>
-          </w:p>
-        </w:tc>
-        <w:tc>
-          <w:p>
-            <w:pPr>
-              <w:pStyle w:val="Compact"/>
-              <w:jc w:val="left"/>
-            </w:pPr>
-            <w:r>
-              <w:t xml:space="preserve">The terms checkbox on the confirm screen is now a real</w:t>
-            </w:r>
-            <w:r>
-              <w:t xml:space="preserve"> </w:t>
-            </w:r>
-            <w:r>
-              <w:rPr>
-                <w:rStyle w:val="VerbatimChar"/>
-              </w:rPr>
-              <w:t xml:space="preserve">&lt;input type="checkbox"&gt;</w:t>
-            </w:r>
-            <w:r>
-              <w:t xml:space="preserve">.</w:t>
-            </w:r>
-            <w:r>
-              <w:t xml:space="preserve"> </w:t>
-            </w:r>
-            <w:r>
-              <w:rPr>
-                <w:rStyle w:val="VerbatimChar"/>
-              </w:rPr>
-              <w:t xml:space="preserve">e2e/journey/journey.spec.ts</w:t>
-            </w:r>
-            <w:r>
-              <w:t xml:space="preserve"> </w:t>
-            </w:r>
-            <w:r>
-              <w:t xml:space="preserve">still clicks an unlabeled</w:t>
-            </w:r>
-            <w:r>
-              <w:t xml:space="preserve"> </w:t>
-            </w:r>
-            <w:r>
-              <w:rPr>
-                <w:rStyle w:val="VerbatimChar"/>
-              </w:rPr>
-              <w:t xml:space="preserve">&lt;button&gt;</w:t>
-            </w:r>
-            <w:r>
-              <w:t xml:space="preserve"> </w:t>
-            </w:r>
-            <w:r>
-              <w:t xml:space="preserve">inside</w:t>
-            </w:r>
-            <w:r>
-              <w:t xml:space="preserve"> </w:t>
-            </w:r>
-            <w:r>
-              <w:rPr>
-                <w:rStyle w:val="VerbatimChar"/>
-              </w:rPr>
-              <w:t xml:space="preserve">div.flex.items-start.gap-3</w:t>
-            </w:r>
-            <w:r>
-              <w:t xml:space="preserve"> </w:t>
-            </w:r>
-            <w:r>
-              <w:t xml:space="preserve">and may need updating (not run as part of this walkthrough).</w:t>
+              <w:t xml:space="preserve">Location map (A12)</w:t>
+            </w:r>
+          </w:p>
+        </w:tc>
+        <w:tc>
+          <w:p>
+            <w:pPr>
+              <w:pStyle w:val="Compact"/>
+              <w:jc w:val="left"/>
+            </w:pPr>
+            <w:r>
+              <w:t xml:space="preserve">The Google map stays in its light style in dark theme.</w:t>
             </w:r>
           </w:p>
         </w:tc>
       </w:tr>
     </w:tbl>
-    <w:bookmarkStart w:id="88" w:name="fixes-30-sep-2026"/>
-    <w:p>
-      <w:pPr>
-        <w:pStyle w:val="Heading3"/>
-      </w:pPr>
-      <w:r>
-        <w:t xml:space="preserve">Fixes (30 Sep 2026)</w:t>
-      </w:r>
-    </w:p>
-    <w:p>
-      <w:pPr>
-        <w:numPr>
-          <w:ilvl w:val="0"/>
-          <w:numId w:val="1006"/>
-        </w:numPr>
-        <w:pStyle w:val="Compact"/>
-      </w:pPr>
-      <w:r>
-        <w:rPr>
-          <w:bCs/>
-          <w:b/>
-        </w:rPr>
-        <w:t xml:space="preserve">Search by name:</w:t>
-      </w:r>
-      <w:r>
-        <w:t xml:space="preserve"> </w:t>
-      </w:r>
-      <w:r>
-        <w:t xml:space="preserve">a trigger (</w:t>
-      </w:r>
-      <w:r>
-        <w:rPr>
-          <w:rStyle w:val="VerbatimChar"/>
-        </w:rPr>
-        <w:t xml:space="preserve">onInstructorWriteSearchIndex</w:t>
-      </w:r>
-      <w:r>
-        <w:t xml:space="preserve">) now keeps a</w:t>
-      </w:r>
-      <w:r>
-        <w:t xml:space="preserve"> </w:t>
-      </w:r>
-      <w:r>
-        <w:rPr>
-          <w:rStyle w:val="VerbatimChar"/>
-        </w:rPr>
-        <w:t xml:space="preserve">searchTerms</w:t>
-      </w:r>
-      <w:r>
-        <w:t xml:space="preserve"> </w:t>
-      </w:r>
-      <w:r>
-        <w:t xml:space="preserve">array of name, specialty and category prefixes on every provider. A typed query becomes one indexed</w:t>
-      </w:r>
-      <w:r>
-        <w:t xml:space="preserve"> </w:t>
-      </w:r>
-      <w:r>
-        <w:rPr>
-          <w:rStyle w:val="VerbatimChar"/>
-        </w:rPr>
-        <w:t xml:space="preserve">array-contains</w:t>
-      </w:r>
-      <w:r>
-        <w:t xml:space="preserve"> </w:t>
-      </w:r>
-      <w:r>
-        <w:t xml:space="preserve">lookup, so every provider is findable by name without a location. Existing providers are indexed by</w:t>
-      </w:r>
-      <w:r>
-        <w:t xml:space="preserve"> </w:t>
-      </w:r>
-      <w:r>
-        <w:rPr>
-          <w:rStyle w:val="VerbatimChar"/>
-        </w:rPr>
-        <w:t xml:space="preserve">scripts/backfill-provider-search.mjs</w:t>
-      </w:r>
-      <w:r>
-        <w:t xml:space="preserve">.</w:t>
-      </w:r>
-    </w:p>
-    <w:p>
-      <w:pPr>
-        <w:numPr>
-          <w:ilvl w:val="0"/>
-          <w:numId w:val="1006"/>
-        </w:numPr>
-        <w:pStyle w:val="Compact"/>
-      </w:pPr>
-      <w:r>
-        <w:rPr>
-          <w:bCs/>
-          <w:b/>
-        </w:rPr>
-        <w:t xml:space="preserve">Bookings on mobile:</w:t>
-      </w:r>
-      <w:r>
-        <w:t xml:space="preserve"> </w:t>
-      </w:r>
-      <w:r>
-        <w:t xml:space="preserve">below the</w:t>
-      </w:r>
-      <w:r>
-        <w:t xml:space="preserve"> </w:t>
-      </w:r>
-      <w:r>
-        <w:rPr>
-          <w:rStyle w:val="VerbatimChar"/>
-        </w:rPr>
-        <w:t xml:space="preserve">md</w:t>
-      </w:r>
-      <w:r>
-        <w:t xml:space="preserve"> </w:t>
-      </w:r>
-      <w:r>
-        <w:t xml:space="preserve">breakpoint each booking is a card, with Confirm / Decline / Complete always visible.</w:t>
-      </w:r>
-    </w:p>
-    <w:p>
-      <w:pPr>
-        <w:numPr>
-          <w:ilvl w:val="0"/>
-          <w:numId w:val="1006"/>
-        </w:numPr>
-        <w:pStyle w:val="Compact"/>
-      </w:pPr>
-      <w:r>
-        <w:rPr>
-          <w:bCs/>
-          <w:b/>
-        </w:rPr>
-        <w:t xml:space="preserve">Action feedback:</w:t>
-      </w:r>
-      <w:r>
-        <w:t xml:space="preserve"> </w:t>
-      </w:r>
-      <w:r>
-        <w:t xml:space="preserve">the pressed button shows a spinner, and a toast reports success or failure. The row switches status as soon as the server answers, then the list refreshes quietly with the current tab.</w:t>
-      </w:r>
-      <w:r>
-        <w:t xml:space="preserve"> </w:t>
-      </w:r>
-      <w:r>
-        <w:rPr>
-          <w:bCs/>
-          <w:b/>
-        </w:rPr>
-        <w:t xml:space="preserve">Decline</w:t>
-      </w:r>
-      <w:r>
-        <w:t xml:space="preserve"> </w:t>
-      </w:r>
-      <w:r>
-        <w:t xml:space="preserve">now declines the request (status</w:t>
-      </w:r>
-      <w:r>
-        <w:t xml:space="preserve"> </w:t>
-      </w:r>
-      <w:r>
-        <w:rPr>
-          <w:rStyle w:val="VerbatimChar"/>
-        </w:rPr>
-        <w:t xml:space="preserve">declined</w:t>
-      </w:r>
-      <w:r>
-        <w:t xml:space="preserve">,</w:t>
-      </w:r>
-      <w:r>
-        <w:t xml:space="preserve"> </w:t>
-      </w:r>
-      <w:r>
-        <w:t xml:space="preserve">“</w:t>
-      </w:r>
-      <w:r>
-        <w:t xml:space="preserve">declined</w:t>
-      </w:r>
-      <w:r>
-        <w:t xml:space="preserve">”</w:t>
-      </w:r>
-      <w:r>
-        <w:t xml:space="preserve"> </w:t>
-      </w:r>
-      <w:r>
-        <w:t xml:space="preserve">notification) instead of cancelling it as the trainer.</w:t>
-      </w:r>
-    </w:p>
-    <w:p>
-      <w:pPr>
-        <w:numPr>
-          <w:ilvl w:val="0"/>
-          <w:numId w:val="1006"/>
-        </w:numPr>
-        <w:pStyle w:val="Compact"/>
-      </w:pPr>
-      <w:r>
-        <w:rPr>
-          <w:bCs/>
-          <w:b/>
-        </w:rPr>
-        <w:t xml:space="preserve">Trainer name:</w:t>
-      </w:r>
-      <w:r>
-        <w:t xml:space="preserve"> </w:t>
-      </w:r>
-      <w:r>
-        <w:t xml:space="preserve">bookings are normalized so a trainer session’s</w:t>
-      </w:r>
-      <w:r>
-        <w:t xml:space="preserve"> </w:t>
-      </w:r>
-      <w:r>
-        <w:rPr>
-          <w:rStyle w:val="VerbatimChar"/>
-        </w:rPr>
-        <w:t xml:space="preserve">instructorName</w:t>
-      </w:r>
-      <w:r>
-        <w:t xml:space="preserve"> </w:t>
-      </w:r>
-      <w:r>
-        <w:t xml:space="preserve">fills</w:t>
-      </w:r>
-      <w:r>
-        <w:t xml:space="preserve"> </w:t>
-      </w:r>
-      <w:r>
-        <w:rPr>
-          <w:rStyle w:val="VerbatimChar"/>
-        </w:rPr>
-        <w:t xml:space="preserve">providerName</w:t>
-      </w:r>
-      <w:r>
-        <w:t xml:space="preserve">.</w:t>
-      </w:r>
-      <w:r>
-        <w:t xml:space="preserve"> </w:t>
-      </w:r>
-      <w:r>
-        <w:rPr>
-          <w:rStyle w:val="VerbatimChar"/>
-        </w:rPr>
-        <w:t xml:space="preserve">Avatar</w:t>
-      </w:r>
-      <w:r>
-        <w:t xml:space="preserve"> </w:t>
-      </w:r>
-      <w:r>
-        <w:t xml:space="preserve">now takes initials from</w:t>
-      </w:r>
-      <w:r>
-        <w:t xml:space="preserve"> </w:t>
-      </w:r>
-      <w:r>
-        <w:rPr>
-          <w:rStyle w:val="VerbatimChar"/>
-        </w:rPr>
-        <w:t xml:space="preserve">alt</w:t>
-      </w:r>
-      <w:r>
-        <w:t xml:space="preserve"> </w:t>
-      </w:r>
-      <w:r>
-        <w:t xml:space="preserve">when no</w:t>
-      </w:r>
-      <w:r>
-        <w:t xml:space="preserve"> </w:t>
-      </w:r>
-      <w:r>
-        <w:rPr>
-          <w:rStyle w:val="VerbatimChar"/>
-        </w:rPr>
-        <w:t xml:space="preserve">name</w:t>
-      </w:r>
-      <w:r>
-        <w:t xml:space="preserve"> </w:t>
-      </w:r>
-      <w:r>
-        <w:t xml:space="preserve">is given, so cards show</w:t>
-      </w:r>
-      <w:r>
-        <w:t xml:space="preserve"> </w:t>
-      </w:r>
-      <w:r>
-        <w:t xml:space="preserve">“</w:t>
-      </w:r>
-      <w:r>
-        <w:t xml:space="preserve">LB</w:t>
-      </w:r>
-      <w:r>
-        <w:t xml:space="preserve">”</w:t>
-      </w:r>
-      <w:r>
-        <w:t xml:space="preserve"> </w:t>
-      </w:r>
-      <w:r>
-        <w:t xml:space="preserve">instead of</w:t>
-      </w:r>
-      <w:r>
-        <w:t xml:space="preserve"> </w:t>
-      </w:r>
-      <w:r>
-        <w:t xml:space="preserve">“</w:t>
-      </w:r>
-      <w:r>
-        <w:t xml:space="preserve">?</w:t>
-      </w:r>
-      <w:r>
-        <w:t xml:space="preserve">”</w:t>
-      </w:r>
-      <w:r>
-        <w:t xml:space="preserve">.</w:t>
-      </w:r>
-    </w:p>
-    <w:p>
-      <w:pPr>
-        <w:numPr>
-          <w:ilvl w:val="0"/>
-          <w:numId w:val="1006"/>
-        </w:numPr>
-        <w:pStyle w:val="Compact"/>
-      </w:pPr>
-      <w:r>
-        <w:rPr>
-          <w:bCs/>
-          <w:b/>
-        </w:rPr>
-        <w:t xml:space="preserve">Email banner:</w:t>
-      </w:r>
-      <w:r>
-        <w:t xml:space="preserve"> </w:t>
-      </w:r>
-      <w:r>
-        <w:t xml:space="preserve">the mobile</w:t>
-      </w:r>
-      <w:r>
-        <w:t xml:space="preserve"> </w:t>
-      </w:r>
-      <w:r>
-        <w:rPr>
-          <w:iCs/>
-          <w:i/>
-        </w:rPr>
-        <w:t xml:space="preserve">Provider portal</w:t>
-      </w:r>
-      <w:r>
-        <w:t xml:space="preserve"> </w:t>
-      </w:r>
-      <w:r>
-        <w:t xml:space="preserve">bar is sticky instead of fixed, so it sits below the banner instead of over it.</w:t>
-      </w:r>
-    </w:p>
-    <w:p>
-      <w:pPr>
-        <w:numPr>
-          <w:ilvl w:val="0"/>
-          <w:numId w:val="1006"/>
-        </w:numPr>
-        <w:pStyle w:val="Compact"/>
-      </w:pPr>
-      <w:r>
-        <w:rPr>
-          <w:bCs/>
-          <w:b/>
-        </w:rPr>
-        <w:t xml:space="preserve">Slot contrast:</w:t>
-      </w:r>
-      <w:r>
-        <w:t xml:space="preserve"> </w:t>
-      </w:r>
-      <w:r>
-        <w:t xml:space="preserve">the selected slot and day use dark text on the section colour (6–12:1 contrast), with no hover tint once selected.</w:t>
-      </w:r>
-    </w:p>
-    <w:p>
-      <w:pPr>
-        <w:numPr>
-          <w:ilvl w:val="0"/>
-          <w:numId w:val="1006"/>
-        </w:numPr>
-        <w:pStyle w:val="Compact"/>
-      </w:pPr>
-      <w:r>
-        <w:rPr>
-          <w:bCs/>
-          <w:b/>
-        </w:rPr>
-        <w:t xml:space="preserve">Console:</w:t>
-      </w:r>
-      <w:r>
-        <w:t xml:space="preserve"> </w:t>
-      </w:r>
-      <w:r>
-        <w:t xml:space="preserve">the booking-detail queries resolve to</w:t>
-      </w:r>
-      <w:r>
-        <w:t xml:space="preserve"> </w:t>
-      </w:r>
-      <w:r>
-        <w:rPr>
-          <w:rStyle w:val="VerbatimChar"/>
-        </w:rPr>
-        <w:t xml:space="preserve">null</w:t>
-      </w:r>
-      <w:r>
-        <w:t xml:space="preserve"> </w:t>
-      </w:r>
-      <w:r>
-        <w:t xml:space="preserve">instead of</w:t>
-      </w:r>
-      <w:r>
-        <w:t xml:space="preserve"> </w:t>
-      </w:r>
-      <w:r>
-        <w:rPr>
-          <w:rStyle w:val="VerbatimChar"/>
-        </w:rPr>
-        <w:t xml:space="preserve">undefined</w:t>
-      </w:r>
-      <w:r>
-        <w:t xml:space="preserve">, and the placeholder booking no longer points at a missing image.</w:t>
-      </w:r>
-    </w:p>
-    <w:p>
-      <w:pPr>
-        <w:numPr>
-          <w:ilvl w:val="0"/>
-          <w:numId w:val="1006"/>
-        </w:numPr>
-        <w:pStyle w:val="Compact"/>
-      </w:pPr>
-      <w:r>
-        <w:rPr>
-          <w:bCs/>
-          <w:b/>
-        </w:rPr>
-        <w:t xml:space="preserve">E2E:</w:t>
-      </w:r>
-      <w:r>
-        <w:t xml:space="preserve"> </w:t>
-      </w:r>
-      <w:r>
-        <w:rPr>
-          <w:rStyle w:val="VerbatimChar"/>
-        </w:rPr>
-        <w:t xml:space="preserve">journey.spec.ts</w:t>
-      </w:r>
-      <w:r>
-        <w:t xml:space="preserve"> </w:t>
-      </w:r>
-      <w:r>
-        <w:t xml:space="preserve">ticks the terms with</w:t>
-      </w:r>
-      <w:r>
-        <w:t xml:space="preserve"> </w:t>
-      </w:r>
-      <w:r>
-        <w:rPr>
-          <w:rStyle w:val="VerbatimChar"/>
-        </w:rPr>
-        <w:t xml:space="preserve">getByRole('checkbox', { name: /accetto i/i })</w:t>
-      </w:r>
-      <w:r>
-        <w:t xml:space="preserve">.</w:t>
-      </w:r>
-    </w:p>
     <w:p>
       <w:r>
         <w:pict>
@@ -7010,9 +7299,8 @@
         </w:pict>
       </w:r>
     </w:p>
-    <w:bookmarkEnd w:id="88"/>
-    <w:bookmarkEnd w:id="89"/>
-    <w:bookmarkStart w:id="90" w:name="reproducing-this-walkthrough"/>
+    <w:bookmarkEnd w:id="90"/>
+    <w:bookmarkStart w:id="91" w:name="reproducing-this-walkthrough"/>
     <w:p>
       <w:pPr>
         <w:pStyle w:val="Heading2"/>
@@ -7027,7 +7315,6 @@
           <w:ilvl w:val="0"/>
           <w:numId w:val="1007"/>
         </w:numPr>
-        <w:pStyle w:val="Compact"/>
       </w:pPr>
       <w:r>
         <w:t xml:space="preserve">Staging only lets in allowlisted emails. A superadmin adds them first at</w:t>
@@ -7055,7 +7342,22 @@
         <w:t xml:space="preserve">/admin/staging-access</w:t>
       </w:r>
       <w:r>
-        <w:t xml:space="preserve">).</w:t>
+        <w:t xml:space="preserve">), or they are written to</w:t>
+      </w:r>
+      <w:r>
+        <w:t xml:space="preserve"> </w:t>
+      </w:r>
+      <w:r>
+        <w:rPr>
+          <w:rStyle w:val="VerbatimChar"/>
+        </w:rPr>
+        <w:t xml:space="preserve">stagingAllowlist/{email}</w:t>
+      </w:r>
+      <w:r>
+        <w:t xml:space="preserve"> </w:t>
+      </w:r>
+      <w:r>
+        <w:t xml:space="preserve">with the Admin SDK.</w:t>
       </w:r>
     </w:p>
     <w:p>
@@ -7064,7 +7366,6 @@
           <w:ilvl w:val="0"/>
           <w:numId w:val="1007"/>
         </w:numPr>
-        <w:pStyle w:val="Compact"/>
       </w:pPr>
       <w:r>
         <w:t xml:space="preserve">Run the app locally against staging with</w:t>
@@ -7127,10 +7428,30 @@
           <w:ilvl w:val="0"/>
           <w:numId w:val="1007"/>
         </w:numPr>
-        <w:pStyle w:val="Compact"/>
-      </w:pPr>
-      <w:r>
-        <w:t xml:space="preserve">Follow Part A, then Part B, then A13–A16 and B14–B16.</w:t>
+      </w:pPr>
+      <w:r>
+        <w:t xml:space="preserve">Set dark theme with the theme switch (or</w:t>
+      </w:r>
+      <w:r>
+        <w:t xml:space="preserve"> </w:t>
+      </w:r>
+      <w:r>
+        <w:rPr>
+          <w:rStyle w:val="VerbatimChar"/>
+        </w:rPr>
+        <w:t xml:space="preserve">localStorage['vfit.theme'] = 'dark'</w:t>
+      </w:r>
+      <w:r>
+        <w:t xml:space="preserve">) and English with the language picker (</w:t>
+      </w:r>
+      <w:r>
+        <w:rPr>
+          <w:rStyle w:val="VerbatimChar"/>
+        </w:rPr>
+        <w:t xml:space="preserve">localStorage['vfit.locale'] = 'en'</w:t>
+      </w:r>
+      <w:r>
+        <w:t xml:space="preserve">).</w:t>
       </w:r>
     </w:p>
     <w:p>
@@ -7139,13 +7460,113 @@
           <w:ilvl w:val="0"/>
           <w:numId w:val="1007"/>
         </w:numPr>
-        <w:pStyle w:val="Compact"/>
-      </w:pPr>
-      <w:r>
-        <w:t xml:space="preserve">Since the Issue 1 fix, the new provider can also be found by typing their name.</w:t>
-      </w:r>
-    </w:p>
-    <w:bookmarkEnd w:id="90"/>
+      </w:pPr>
+      <w:r>
+        <w:t xml:space="preserve">Follow Part A, then Part B, then A13–A16 and B14–B16.</w:t>
+      </w:r>
+    </w:p>
+    <w:p>
+      <w:pPr>
+        <w:numPr>
+          <w:ilvl w:val="0"/>
+          <w:numId w:val="1007"/>
+        </w:numPr>
+      </w:pPr>
+      <w:r>
+        <w:t xml:space="preserve">Regenerate the Word file (pandoc + Pillow; screenshots are sized like the first recording, 844 px = 14.1 cm, capped at 20 cm):</w:t>
+      </w:r>
+    </w:p>
+    <w:p>
+      <w:pPr>
+        <w:numPr>
+          <w:ilvl w:val="0"/>
+          <w:numId w:val="1000"/>
+        </w:numPr>
+        <w:pStyle w:val="SourceCode"/>
+      </w:pPr>
+      <w:r>
+        <w:rPr>
+          <w:rStyle w:val="BuiltInTok"/>
+        </w:rPr>
+        <w:t xml:space="preserve">cd</w:t>
+      </w:r>
+      <w:r>
+        <w:rPr>
+          <w:rStyle w:val="NormalTok"/>
+        </w:rPr>
+        <w:t xml:space="preserve"> docs/user-journeys</w:t>
+      </w:r>
+      <w:r>
+        <w:br/>
+      </w:r>
+      <w:r>
+        <w:rPr>
+          <w:rStyle w:val="ExtensionTok"/>
+        </w:rPr>
+        <w:t xml:space="preserve">python3</w:t>
+      </w:r>
+      <w:r>
+        <w:rPr>
+          <w:rStyle w:val="NormalTok"/>
+        </w:rPr>
+        <w:t xml:space="preserve"> build-docx.py signup-to-booking.md signup-to-booking.docx </w:t>
+      </w:r>
+      <w:r>
+        <w:rPr>
+          <w:rStyle w:val="DataTypeTok"/>
+        </w:rPr>
+        <w:t xml:space="preserve">\</w:t>
+      </w:r>
+      <w:r>
+        <w:br/>
+      </w:r>
+      <w:r>
+        <w:rPr>
+          <w:rStyle w:val="NormalTok"/>
+        </w:rPr>
+        <w:t xml:space="preserve">  </w:t>
+      </w:r>
+      <w:r>
+        <w:rPr>
+          <w:rStyle w:val="StringTok"/>
+        </w:rPr>
+        <w:t xml:space="preserve">"VFit — Signup-to-Booking User Journeys"</w:t>
+      </w:r>
+      <w:r>
+        <w:rPr>
+          <w:rStyle w:val="NormalTok"/>
+        </w:rPr>
+        <w:t xml:space="preserve"> </w:t>
+      </w:r>
+      <w:r>
+        <w:rPr>
+          <w:rStyle w:val="DataTypeTok"/>
+        </w:rPr>
+        <w:t xml:space="preserve">\</w:t>
+      </w:r>
+      <w:r>
+        <w:br/>
+      </w:r>
+      <w:r>
+        <w:rPr>
+          <w:rStyle w:val="NormalTok"/>
+        </w:rPr>
+        <w:t xml:space="preserve">  </w:t>
+      </w:r>
+      <w:r>
+        <w:rPr>
+          <w:rStyle w:val="StringTok"/>
+        </w:rPr>
+        <w:t xml:space="preserve">"Provider and customer, from account creation to a confirmed appointment"</w:t>
+      </w:r>
+      <w:r>
+        <w:rPr>
+          <w:rStyle w:val="NormalTok"/>
+        </w:rPr>
+        <w:t xml:space="preserve"> en-US</w:t>
+      </w:r>
+    </w:p>
+    <w:bookmarkEnd w:id="91"/>
     <w:sectPr/>
   </w:body>
 </w:document>
@@ -7432,34 +7853,7 @@
     <w:abstractNumId w:val="991"/>
   </w:num>
   <w:num w:numId="1006">
-    <w:abstractNumId w:val="99411"/>
-    <w:lvlOverride w:ilvl="0">
-      <w:startOverride w:val="1"/>
-    </w:lvlOverride>
-    <w:lvlOverride w:ilvl="1">
-      <w:startOverride w:val="1"/>
-    </w:lvlOverride>
-    <w:lvlOverride w:ilvl="2">
-      <w:startOverride w:val="1"/>
-    </w:lvlOverride>
-    <w:lvlOverride w:ilvl="3">
-      <w:startOverride w:val="1"/>
-    </w:lvlOverride>
-    <w:lvlOverride w:ilvl="4">
-      <w:startOverride w:val="1"/>
-    </w:lvlOverride>
-    <w:lvlOverride w:ilvl="5">
-      <w:startOverride w:val="1"/>
-    </w:lvlOverride>
-    <w:lvlOverride w:ilvl="6">
-      <w:startOverride w:val="1"/>
-    </w:lvlOverride>
-    <w:lvlOverride w:ilvl="7">
-      <w:startOverride w:val="1"/>
-    </w:lvlOverride>
-    <w:lvlOverride w:ilvl="8">
-      <w:startOverride w:val="1"/>
-    </w:lvlOverride>
+    <w:abstractNumId w:val="991"/>
   </w:num>
   <w:num w:numId="1007">
     <w:abstractNumId w:val="99411"/>

--- a/docs/user-journeys/signup-to-booking.docx
+++ b/docs/user-journeys/signup-to-booking.docx
@@ -177,7 +177,7 @@
                 <w:bCs/>
                 <w:b/>
               </w:rPr>
-              <w:t xml:space="preserve">Device</w:t>
+              <w:t xml:space="preserve">Updated</w:t>
             </w:r>
           </w:p>
         </w:tc>
@@ -188,8 +188,43 @@
               <w:jc w:val="left"/>
             </w:pPr>
             <w:r>
-              <w:t xml:space="preserve">Mobile viewport 390 × 844 (iPhone 12/13/14 size). Long screens are captured at full height</w:t>
-            </w:r>
+              <w:t xml:space="preserve">1 October 2026: the screens changed by the UI fixes were re-shot on the deployed staging app (</w:t>
+            </w:r>
+            <w:r>
+              <w:rPr>
+                <w:rStyle w:val="VerbatimChar"/>
+              </w:rPr>
+              <w:t xml:space="preserve">main</w:t>
+            </w:r>
+            <w:r>
+              <w:t xml:space="preserve"> </w:t>
+            </w:r>
+            <w:r>
+              <w:t xml:space="preserve">@</w:t>
+            </w:r>
+            <w:r>
+              <w:t xml:space="preserve"> </w:t>
+            </w:r>
+            <w:r>
+              <w:rPr>
+                <w:rStyle w:val="VerbatimChar"/>
+              </w:rPr>
+              <w:t xml:space="preserve">9a2fcae</w:t>
+            </w:r>
+            <w:r>
+              <w:t xml:space="preserve">), see</w:t>
+            </w:r>
+            <w:r>
+              <w:t xml:space="preserve"> </w:t>
+            </w:r>
+            <w:hyperlink w:anchor="re-shoot-on-1-october-2026">
+              <w:r>
+                <w:rPr>
+                  <w:rStyle w:val="Hyperlink"/>
+                </w:rPr>
+                <w:t xml:space="preserve">Re-shoot on 1 October 2026</w:t>
+              </w:r>
+            </w:hyperlink>
           </w:p>
         </w:tc>
       </w:tr>
@@ -205,7 +240,7 @@
                 <w:bCs/>
                 <w:b/>
               </w:rPr>
-              <w:t xml:space="preserve">Theme</w:t>
+              <w:t xml:space="preserve">Device</w:t>
             </w:r>
           </w:p>
         </w:tc>
@@ -216,7 +251,7 @@
               <w:jc w:val="left"/>
             </w:pPr>
             <w:r>
-              <w:t xml:space="preserve">Dark</w:t>
+              <w:t xml:space="preserve">Mobile viewport 390 × 844 (iPhone 12/13/14 size). Long screens are captured at full height</w:t>
             </w:r>
           </w:p>
         </w:tc>
@@ -233,7 +268,7 @@
                 <w:bCs/>
                 <w:b/>
               </w:rPr>
-              <w:t xml:space="preserve">Language</w:t>
+              <w:t xml:space="preserve">Theme</w:t>
             </w:r>
           </w:p>
         </w:tc>
@@ -244,7 +279,7 @@
               <w:jc w:val="left"/>
             </w:pPr>
             <w:r>
-              <w:t xml:space="preserve">English (the app also ships in Italian, Spanish, French and German)</w:t>
+              <w:t xml:space="preserve">Dark</w:t>
             </w:r>
           </w:p>
         </w:tc>
@@ -261,7 +296,7 @@
                 <w:bCs/>
                 <w:b/>
               </w:rPr>
-              <w:t xml:space="preserve">Provider used</w:t>
+              <w:t xml:space="preserve">Language</w:t>
             </w:r>
           </w:p>
         </w:tc>
@@ -272,16 +307,7 @@
               <w:jc w:val="left"/>
             </w:pPr>
             <w:r>
-              <w:t xml:space="preserve">Davide Moretti,</w:t>
-            </w:r>
-            <w:r>
-              <w:t xml:space="preserve"> </w:t>
-            </w:r>
-            <w:r>
-              <w:rPr>
-                <w:rStyle w:val="VerbatimChar"/>
-              </w:rPr>
-              <w:t xml:space="preserve">journey.en.provider@vitfitdemo.dev</w:t>
+              <w:t xml:space="preserve">English (the app also ships in Italian, Spanish, French and German)</w:t>
             </w:r>
           </w:p>
         </w:tc>
@@ -298,7 +324,7 @@
                 <w:bCs/>
                 <w:b/>
               </w:rPr>
-              <w:t xml:space="preserve">Customer used</w:t>
+              <w:t xml:space="preserve">Provider used</w:t>
             </w:r>
           </w:p>
         </w:tc>
@@ -309,7 +335,7 @@
               <w:jc w:val="left"/>
             </w:pPr>
             <w:r>
-              <w:t xml:space="preserve">Elena Gallo,</w:t>
+              <w:t xml:space="preserve">Davide Moretti,</w:t>
             </w:r>
             <w:r>
               <w:t xml:space="preserve"> </w:t>
@@ -318,7 +344,7 @@
               <w:rPr>
                 <w:rStyle w:val="VerbatimChar"/>
               </w:rPr>
-              <w:t xml:space="preserve">journey.en.customer@vitfitdemo.dev</w:t>
+              <w:t xml:space="preserve">journey.en.provider@vitfitdemo.dev</w:t>
             </w:r>
           </w:p>
         </w:tc>
@@ -335,7 +361,7 @@
                 <w:bCs/>
                 <w:b/>
               </w:rPr>
-              <w:t xml:space="preserve">Resulting booking</w:t>
+              <w:t xml:space="preserve">Customer used</w:t>
             </w:r>
           </w:p>
         </w:tc>
@@ -346,6 +372,43 @@
               <w:jc w:val="left"/>
             </w:pPr>
             <w:r>
+              <w:t xml:space="preserve">Elena Gallo,</w:t>
+            </w:r>
+            <w:r>
+              <w:t xml:space="preserve"> </w:t>
+            </w:r>
+            <w:r>
+              <w:rPr>
+                <w:rStyle w:val="VerbatimChar"/>
+              </w:rPr>
+              <w:t xml:space="preserve">journey.en.customer@vitfitdemo.dev</w:t>
+            </w:r>
+          </w:p>
+        </w:tc>
+      </w:tr>
+      <w:tr>
+        <w:tc>
+          <w:p>
+            <w:pPr>
+              <w:pStyle w:val="Compact"/>
+              <w:jc w:val="left"/>
+            </w:pPr>
+            <w:r>
+              <w:rPr>
+                <w:bCs/>
+                <w:b/>
+              </w:rPr>
+              <w:t xml:space="preserve">Resulting booking</w:t>
+            </w:r>
+          </w:p>
+        </w:tc>
+        <w:tc>
+          <w:p>
+            <w:pPr>
+              <w:pStyle w:val="Compact"/>
+              <w:jc w:val="left"/>
+            </w:pPr>
+            <w:r>
               <w:rPr>
                 <w:rStyle w:val="VerbatimChar"/>
               </w:rPr>
@@ -364,6 +427,49 @@
       </w:pPr>
       <w:r>
         <w:t xml:space="preserve">Both accounts were created fresh for this walkthrough. Nothing in it was seeded or mocked.</w:t>
+      </w:r>
+    </w:p>
+    <w:p>
+      <w:pPr>
+        <w:pStyle w:val="BlockText"/>
+      </w:pPr>
+      <w:r>
+        <w:rPr>
+          <w:bCs/>
+          <w:b/>
+        </w:rPr>
+        <w:t xml:space="preserve">About the 1 October re-shoot.</w:t>
+      </w:r>
+      <w:r>
+        <w:t xml:space="preserve"> </w:t>
+      </w:r>
+      <w:r>
+        <w:t xml:space="preserve">By then the Fri 2 Oct request had already been confirmed, so the screens that need an open request (B10–B13, A14–A15) were re-taken with a second request from the same customer to the same trainer:</w:t>
+      </w:r>
+      <w:r>
+        <w:t xml:space="preserve"> </w:t>
+      </w:r>
+      <w:r>
+        <w:rPr>
+          <w:bCs/>
+          <w:b/>
+        </w:rPr>
+        <w:t xml:space="preserve">Fri 9 Oct 2026, 10:00</w:t>
+      </w:r>
+      <w:r>
+        <w:t xml:space="preserve"> </w:t>
+      </w:r>
+      <w:r>
+        <w:t xml:space="preserve">(</w:t>
+      </w:r>
+      <w:r>
+        <w:rPr>
+          <w:rStyle w:val="VerbatimChar"/>
+        </w:rPr>
+        <w:t xml:space="preserve">zMF09KunKbRCmuyyTxiQ</w:t>
+      </w:r>
+      <w:r>
+        <w:t xml:space="preserve">), confirmed by the trainer and then cancelled by the customer. Those screenshots show Oct 9; the rest of the walkthrough is unchanged.</w:t>
       </w:r>
     </w:p>
     <w:p>
@@ -1131,7 +1237,23 @@
         <w:t xml:space="preserve">/auth/register?as=provider</w:t>
       </w:r>
       <w:r>
-        <w:t xml:space="preserve">. It goes straight to the email signup form, with the professional opt-in already ticked. The header has the language picker and the light / dark / system theme switch.</w:t>
+        <w:t xml:space="preserve">. It goes straight to the email signup form, with the professional opt-in already ticked. A row at the top holds the language picker and the light / dark / system theme switch; the</w:t>
+      </w:r>
+      <w:r>
+        <w:t xml:space="preserve"> </w:t>
+      </w:r>
+      <w:r>
+        <w:rPr>
+          <w:bCs/>
+          <w:b/>
+        </w:rPr>
+        <w:t xml:space="preserve">Back</w:t>
+      </w:r>
+      <w:r>
+        <w:t xml:space="preserve"> </w:t>
+      </w:r>
+      <w:r>
+        <w:t xml:space="preserve">link sits below it.</w:t>
       </w:r>
     </w:p>
     <w:p>
@@ -1446,7 +1568,7 @@
         <w:t xml:space="preserve">Functional Training</w:t>
       </w:r>
       <w:r>
-        <w:t xml:space="preserve">. They accept the Terms of Service and Privacy Policy and tap</w:t>
+        <w:t xml:space="preserve">. They tick the box to accept the Terms of Service and Privacy Policy (the ticked box is filled in the section colour, with the text right next to it) and tap</w:t>
       </w:r>
       <w:r>
         <w:t xml:space="preserve"> </w:t>
@@ -1865,6 +1987,83 @@
         <w:t xml:space="preserve">Provider dashboard on first login</w:t>
       </w:r>
     </w:p>
+    <w:p>
+      <w:pPr>
+        <w:pStyle w:val="BodyText"/>
+      </w:pPr>
+      <w:r>
+        <w:rPr>
+          <w:iCs/>
+          <w:i/>
+        </w:rPr>
+        <w:t xml:space="preserve">This screenshot is from 30 September and still shows the old greeting. A new provider is now greeted with</w:t>
+      </w:r>
+      <w:r>
+        <w:rPr>
+          <w:iCs/>
+          <w:i/>
+        </w:rPr>
+        <w:t xml:space="preserve"> </w:t>
+      </w:r>
+      <w:r>
+        <w:rPr>
+          <w:bCs/>
+          <w:b/>
+          <w:iCs/>
+          <w:i/>
+        </w:rPr>
+        <w:t xml:space="preserve">Welcome!</w:t>
+      </w:r>
+      <w:r>
+        <w:rPr>
+          <w:iCs/>
+          <w:i/>
+        </w:rPr>
+        <w:t xml:space="preserve"> </w:t>
+      </w:r>
+      <w:r>
+        <w:rPr>
+          <w:iCs/>
+          <w:i/>
+        </w:rPr>
+        <w:t xml:space="preserve">(</w:t>
+      </w:r>
+      <w:r>
+        <w:rPr>
+          <w:iCs/>
+          <w:i/>
+        </w:rPr>
+        <w:t xml:space="preserve">“</w:t>
+      </w:r>
+      <w:r>
+        <w:rPr>
+          <w:iCs/>
+          <w:i/>
+        </w:rPr>
+        <w:t xml:space="preserve">Welcome back!</w:t>
+      </w:r>
+      <w:r>
+        <w:rPr>
+          <w:iCs/>
+          <w:i/>
+        </w:rPr>
+        <w:t xml:space="preserve">”</w:t>
+      </w:r>
+      <w:r>
+        <w:rPr>
+          <w:iCs/>
+          <w:i/>
+        </w:rPr>
+        <w:t xml:space="preserve"> </w:t>
+      </w:r>
+      <w:r>
+        <w:rPr>
+          <w:iCs/>
+          <w:i/>
+        </w:rPr>
+        <w:t xml:space="preserve">only once they have delivered a session); see A16.</w:t>
+      </w:r>
+    </w:p>
     <w:bookmarkEnd w:id="33"/>
     <w:bookmarkStart w:id="35" w:name="Xae2d65bde46b50d6d2cb8edf23ae21638ac8a4c"/>
     <w:p>
@@ -1977,6 +2176,71 @@
         <w:t xml:space="preserve">Services list with two inactive drafts</w:t>
       </w:r>
     </w:p>
+    <w:p>
+      <w:pPr>
+        <w:pStyle w:val="BodyText"/>
+      </w:pPr>
+      <w:r>
+        <w:rPr>
+          <w:iCs/>
+          <w:i/>
+        </w:rPr>
+        <w:t xml:space="preserve">Screenshots A7 and A8 are from 30 September (the draft state can’t be recreated). Prices on the provider’s screens are now written out in full, e.g. </w:t>
+      </w:r>
+      <w:r>
+        <w:rPr>
+          <w:bCs/>
+          <w:b/>
+          <w:iCs/>
+          <w:i/>
+        </w:rPr>
+        <w:t xml:space="preserve">€0.00</w:t>
+      </w:r>
+      <w:r>
+        <w:rPr>
+          <w:iCs/>
+          <w:i/>
+        </w:rPr>
+        <w:t xml:space="preserve"> </w:t>
+      </w:r>
+      <w:r>
+        <w:rPr>
+          <w:iCs/>
+          <w:i/>
+        </w:rPr>
+        <w:t xml:space="preserve">and</w:t>
+      </w:r>
+      <w:r>
+        <w:rPr>
+          <w:iCs/>
+          <w:i/>
+        </w:rPr>
+        <w:t xml:space="preserve"> </w:t>
+      </w:r>
+      <w:r>
+        <w:rPr>
+          <w:bCs/>
+          <w:b/>
+          <w:iCs/>
+          <w:i/>
+        </w:rPr>
+        <w:t xml:space="preserve">€50.00</w:t>
+      </w:r>
+      <w:r>
+        <w:rPr>
+          <w:iCs/>
+          <w:i/>
+        </w:rPr>
+        <w:t xml:space="preserve"> </w:t>
+      </w:r>
+      <w:r>
+        <w:rPr>
+          <w:iCs/>
+          <w:i/>
+        </w:rPr>
+        <w:t xml:space="preserve">(see A10).</w:t>
+      </w:r>
+    </w:p>
     <w:bookmarkEnd w:id="35"/>
     <w:bookmarkStart w:id="37" w:name="a8.-open-the-service-actions"/>
     <w:p>
@@ -2271,7 +2535,39 @@
         <w:t xml:space="preserve">Save Changes</w:t>
       </w:r>
       <w:r>
-        <w:t xml:space="preserve">.</w:t>
+        <w:t xml:space="preserve">. The dialog is centred on the phone;</w:t>
+      </w:r>
+      <w:r>
+        <w:t xml:space="preserve"> </w:t>
+      </w:r>
+      <w:r>
+        <w:rPr>
+          <w:bCs/>
+          <w:b/>
+        </w:rPr>
+        <w:t xml:space="preserve">Esc</w:t>
+      </w:r>
+      <w:r>
+        <w:t xml:space="preserve"> </w:t>
+      </w:r>
+      <w:r>
+        <w:t xml:space="preserve">or</w:t>
+      </w:r>
+      <w:r>
+        <w:t xml:space="preserve"> </w:t>
+      </w:r>
+      <w:r>
+        <w:rPr>
+          <w:bCs/>
+          <w:b/>
+        </w:rPr>
+        <w:t xml:space="preserve">Cancel</w:t>
+      </w:r>
+      <w:r>
+        <w:t xml:space="preserve"> </w:t>
+      </w:r>
+      <w:r>
+        <w:t xml:space="preserve">closes it without saving.</w:t>
       </w:r>
       <w:r>
         <w:t xml:space="preserve"> </w:t>
@@ -2383,7 +2679,7 @@
           <w:bCs/>
           <w:b/>
         </w:rPr>
-        <w:t xml:space="preserve">€50 / 60 min</w:t>
+        <w:t xml:space="preserve">€50.00 / 60 min</w:t>
       </w:r>
       <w:r>
         <w:t xml:space="preserve"> </w:t>
@@ -2792,7 +3088,7 @@
         <w:t xml:space="preserve"> </w:t>
       </w:r>
       <w:r>
-        <w:t xml:space="preserve">Only an approximate position (~100 m) is stored.</w:t>
+        <w:t xml:space="preserve">Only an approximate position (~100 m) is stored. The map follows the app theme: dark here, light in the light theme.</w:t>
       </w:r>
     </w:p>
     <w:p>
@@ -3055,7 +3351,7 @@
         <w:t xml:space="preserve"> </w:t>
       </w:r>
       <w:r>
-        <w:t xml:space="preserve">shows each booking as a card on a phone: client name and email, status</w:t>
+        <w:t xml:space="preserve">shows each booking as a card on a phone: client avatar, name and email, status</w:t>
       </w:r>
       <w:r>
         <w:t xml:space="preserve"> </w:t>
@@ -3068,7 +3364,10 @@
         <w:t xml:space="preserve">AWAITING CONFIRMATION</w:t>
       </w:r>
       <w:r>
-        <w:t xml:space="preserve">, service and duration, date, time and price, with the</w:t>
+        <w:t xml:space="preserve"> </w:t>
+      </w:r>
+      <w:r>
+        <w:t xml:space="preserve">(under the name on a phone), service and duration, date, time and price, with the</w:t>
       </w:r>
       <w:r>
         <w:t xml:space="preserve"> </w:t>
@@ -3130,6 +3429,18 @@
       </w:r>
       <w:r>
         <w:t xml:space="preserve">.</w:t>
+      </w:r>
+    </w:p>
+    <w:p>
+      <w:pPr>
+        <w:pStyle w:val="BodyText"/>
+      </w:pPr>
+      <w:r>
+        <w:rPr>
+          <w:iCs/>
+          <w:i/>
+        </w:rPr>
+        <w:t xml:space="preserve">(Re-shot with the Oct 9 request; the confirmed Oct 2 booking is the card below it.)</w:t>
       </w:r>
     </w:p>
     <w:p>
@@ -3347,7 +3658,20 @@
         <w:pStyle w:val="FirstParagraph"/>
       </w:pPr>
       <w:r>
-        <w:t xml:space="preserve">The dashboard now counts</w:t>
+        <w:t xml:space="preserve">The greeting reads</w:t>
+      </w:r>
+      <w:r>
+        <w:t xml:space="preserve"> </w:t>
+      </w:r>
+      <w:r>
+        <w:rPr>
+          <w:bCs/>
+          <w:b/>
+        </w:rPr>
+        <w:t xml:space="preserve">Welcome!</w:t>
+      </w:r>
+      <w:r>
+        <w:t xml:space="preserve">, since the provider has not delivered a session yet. The dashboard counts</w:t>
       </w:r>
       <w:r>
         <w:t xml:space="preserve"> </w:t>
@@ -3423,6 +3747,67 @@
       <w:r>
         <w:t xml:space="preserve">button.</w:t>
       </w:r>
+      <w:r>
+        <w:t xml:space="preserve"> </w:t>
+      </w:r>
+      <w:r>
+        <w:rPr>
+          <w:iCs/>
+          <w:i/>
+        </w:rPr>
+        <w:t xml:space="preserve">Recent Activity</w:t>
+      </w:r>
+      <w:r>
+        <w:t xml:space="preserve"> </w:t>
+      </w:r>
+      <w:r>
+        <w:t xml:space="preserve">lists</w:t>
+      </w:r>
+      <w:r>
+        <w:t xml:space="preserve"> </w:t>
+      </w:r>
+      <w:r>
+        <w:rPr>
+          <w:bCs/>
+          <w:b/>
+        </w:rPr>
+        <w:t xml:space="preserve">Booking confirmed</w:t>
+      </w:r>
+      <w:r>
+        <w:t xml:space="preserve"> </w:t>
+      </w:r>
+      <w:r>
+        <w:t xml:space="preserve">and</w:t>
+      </w:r>
+      <w:r>
+        <w:t xml:space="preserve"> </w:t>
+      </w:r>
+      <w:r>
+        <w:rPr>
+          <w:bCs/>
+          <w:b/>
+        </w:rPr>
+        <w:t xml:space="preserve">New booking request</w:t>
+      </w:r>
+      <w:r>
+        <w:t xml:space="preserve"> </w:t>
+      </w:r>
+      <w:r>
+        <w:t xml:space="preserve">for</w:t>
+      </w:r>
+      <w:r>
+        <w:t xml:space="preserve"> </w:t>
+      </w:r>
+      <w:r>
+        <w:rPr>
+          <w:iCs/>
+          <w:i/>
+        </w:rPr>
+        <w:t xml:space="preserve">Elena Gallo · Personal Training</w:t>
+      </w:r>
+      <w:r>
+        <w:t xml:space="preserve">, newest first; each entry opens the booking.</w:t>
+      </w:r>
     </w:p>
     <w:p>
       <w:pPr>
@@ -3431,7 +3816,7 @@
       <w:r>
         <w:drawing>
           <wp:inline>
-            <wp:extent cx="1358490" cy="7199999"/>
+            <wp:extent cx="1366423" cy="7199999"/>
             <wp:effectExtent b="0" l="0" r="0" t="0"/>
             <wp:docPr descr="Dashboard with the upcoming appointment" title="" id="1" name="Picture"/>
             <a:graphic>
@@ -3452,7 +3837,7 @@
                   <pic:spPr bwMode="auto">
                     <a:xfrm>
                       <a:off x="0" y="0"/>
-                      <a:ext cx="1358490" cy="7199999"/>
+                      <a:ext cx="1366423" cy="7199999"/>
                     </a:xfrm>
                     <a:prstGeom prst="rect">
                       <a:avLst/>
@@ -3834,7 +4219,7 @@
       <w:r>
         <w:drawing>
           <wp:inline>
-            <wp:extent cx="2301639" cy="7199999"/>
+            <wp:extent cx="2244604" cy="7199999"/>
             <wp:effectExtent b="0" l="0" r="0" t="0"/>
             <wp:docPr descr="Customer signup form filled in" title="" id="1" name="Picture"/>
             <a:graphic>
@@ -3855,7 +4240,7 @@
                   <pic:spPr bwMode="auto">
                     <a:xfrm>
                       <a:off x="0" y="0"/>
-                      <a:ext cx="2301639" cy="7199999"/>
+                      <a:ext cx="2244604" cy="7199999"/>
                     </a:xfrm>
                     <a:prstGeom prst="rect">
                       <a:avLst/>
@@ -4347,10 +4732,36 @@
         <w:t xml:space="preserve"> </w:t>
       </w:r>
       <w:r>
-        <w:t xml:space="preserve">appears first,</w:t>
-      </w:r>
-      <w:r>
-        <w:t xml:space="preserve"> </w:t>
+        <w:t xml:space="preserve">appears first, marked</w:t>
+      </w:r>
+      <w:r>
+        <w:t xml:space="preserve"> </w:t>
+      </w:r>
+      <w:r>
+        <w:rPr>
+          <w:bCs/>
+          <w:b/>
+        </w:rPr>
+        <w:t xml:space="preserve">VERIFIED</w:t>
+      </w:r>
+      <w:r>
+        <w:t xml:space="preserve">,</w:t>
+      </w:r>
+      <w:r>
+        <w:t xml:space="preserve"> </w:t>
+      </w:r>
+      <w:r>
+        <w:rPr>
+          <w:bCs/>
+          <w:b/>
+        </w:rPr>
+        <w:t xml:space="preserve">From 50,00 €</w:t>
+      </w:r>
+      <w:r>
+        <w:t xml:space="preserve"> </w:t>
+      </w:r>
+      <w:r>
+        <w:t xml:space="preserve">with the distance (</w:t>
       </w:r>
       <w:r>
         <w:rPr>
@@ -4360,36 +4771,7 @@
         <w:t xml:space="preserve">0.1 km</w:t>
       </w:r>
       <w:r>
-        <w:t xml:space="preserve"> </w:t>
-      </w:r>
-      <w:r>
-        <w:t xml:space="preserve">away, marked</w:t>
-      </w:r>
-      <w:r>
-        <w:t xml:space="preserve"> </w:t>
-      </w:r>
-      <w:r>
-        <w:rPr>
-          <w:bCs/>
-          <w:b/>
-        </w:rPr>
-        <w:t xml:space="preserve">VERIFIED</w:t>
-      </w:r>
-      <w:r>
-        <w:t xml:space="preserve">,</w:t>
-      </w:r>
-      <w:r>
-        <w:t xml:space="preserve"> </w:t>
-      </w:r>
-      <w:r>
-        <w:rPr>
-          <w:bCs/>
-          <w:b/>
-        </w:rPr>
-        <w:t xml:space="preserve">From 50,00 €</w:t>
-      </w:r>
-      <w:r>
-        <w:t xml:space="preserve">. (A seeded trainer with the same name shows up further down, 1.3 km away.) They tap</w:t>
+        <w:t xml:space="preserve">) next to the price. (A seeded trainer with the same name shows up further down, 1.3 km away.) They tap</w:t>
       </w:r>
       <w:r>
         <w:t xml:space="preserve"> </w:t>
@@ -4679,23 +5061,7 @@
         <w:pStyle w:val="FirstParagraph"/>
       </w:pPr>
       <w:r>
-        <w:t xml:space="preserve">The calendar opens on the current month. The provider requires 24 h notice, so the customer moves to</w:t>
-      </w:r>
-      <w:r>
-        <w:t xml:space="preserve"> </w:t>
-      </w:r>
-      <w:r>
-        <w:rPr>
-          <w:bCs/>
-          <w:b/>
-        </w:rPr>
-        <w:t xml:space="preserve">October</w:t>
-      </w:r>
-      <w:r>
-        <w:t xml:space="preserve"> </w:t>
-      </w:r>
-      <w:r>
-        <w:t xml:space="preserve">with the › arrow and taps</w:t>
+        <w:t xml:space="preserve">The calendar opens on the current month and the customer taps</w:t>
       </w:r>
       <w:r>
         <w:t xml:space="preserve"> </w:t>
@@ -4708,34 +5074,23 @@
         <w:t xml:space="preserve">Friday 2</w:t>
       </w:r>
       <w:r>
-        <w:t xml:space="preserve">. Days are not greyed out by availability: a day without free slots (a weekend, or tomorrow once the notice period rules it out) opens with</w:t>
-      </w:r>
-      <w:r>
-        <w:t xml:space="preserve"> </w:t>
-      </w:r>
-      <w:r>
-        <w:rPr>
-          <w:iCs/>
-          <w:i/>
-        </w:rPr>
-        <w:t xml:space="preserve">“</w:t>
-      </w:r>
-      <w:r>
-        <w:rPr>
-          <w:iCs/>
-          <w:i/>
-        </w:rPr>
-        <w:t xml:space="preserve">No times available</w:t>
-      </w:r>
-      <w:r>
-        <w:rPr>
-          <w:iCs/>
-          <w:i/>
-        </w:rPr>
-        <w:t xml:space="preserve">”</w:t>
-      </w:r>
-      <w:r>
-        <w:t xml:space="preserve">.</w:t>
+        <w:t xml:space="preserve"> </w:t>
+      </w:r>
+      <w:r>
+        <w:t xml:space="preserve">(in the re-shot screenshot,</w:t>
+      </w:r>
+      <w:r>
+        <w:t xml:space="preserve"> </w:t>
+      </w:r>
+      <w:r>
+        <w:rPr>
+          <w:bCs/>
+          <w:b/>
+        </w:rPr>
+        <w:t xml:space="preserve">Friday 9</w:t>
+      </w:r>
+      <w:r>
+        <w:t xml:space="preserve">). Only days with at least one free slot can be tapped: weekends, days off and days inside the provider’s 24 h notice period (here today, Thu 1) are greyed out. They pulse briefly while the calendar checks the month.</w:t>
       </w:r>
     </w:p>
     <w:p>
@@ -4876,7 +5231,23 @@
         <w:t xml:space="preserve">Personal Training · Fri, Oct 2 · 10:00</w:t>
       </w:r>
       <w:r>
-        <w:t xml:space="preserve">, and they tap</w:t>
+        <w:t xml:space="preserve"> </w:t>
+      </w:r>
+      <w:r>
+        <w:t xml:space="preserve">(</w:t>
+      </w:r>
+      <w:r>
+        <w:rPr>
+          <w:iCs/>
+          <w:i/>
+        </w:rPr>
+        <w:t xml:space="preserve">Fri, Oct 9</w:t>
+      </w:r>
+      <w:r>
+        <w:t xml:space="preserve"> </w:t>
+      </w:r>
+      <w:r>
+        <w:t xml:space="preserve">in the screenshot), and they tap</w:t>
       </w:r>
       <w:r>
         <w:t xml:space="preserve"> </w:t>
@@ -4983,7 +5354,7 @@
         <w:pStyle w:val="Compact"/>
       </w:pPr>
       <w:r>
-        <w:t xml:space="preserve">the trainer, service, date and time (Friday, October 2 · 10:00 · 60 min) and city (Milano)</w:t>
+        <w:t xml:space="preserve">the trainer, service, date and time (Friday, October 2 · 10:00 · 60 min; October 9 in the screenshot) and city (Milano)</w:t>
       </w:r>
     </w:p>
     <w:p>
@@ -5040,7 +5411,7 @@
         <w:t xml:space="preserve"> </w:t>
       </w:r>
       <w:r>
-        <w:t xml:space="preserve">(100 points = €1.00)</w:t>
+        <w:t xml:space="preserve">(100 points = 1,00 €)</w:t>
       </w:r>
     </w:p>
     <w:p>
@@ -5059,7 +5430,7 @@
         <w:t xml:space="preserve">Price summary</w:t>
       </w:r>
       <w:r>
-        <w:t xml:space="preserve">: Service €50.00, Total €50.00</w:t>
+        <w:t xml:space="preserve">: Service 50,00 €, Total 50,00 €</w:t>
       </w:r>
     </w:p>
     <w:p>
@@ -5078,7 +5449,7 @@
         <w:t xml:space="preserve">Pay your trainer</w:t>
       </w:r>
       <w:r>
-        <w:t xml:space="preserve">: nothing is paid in the app; the customer pays €50 directly, and earns +50 XP once the trainer records the payment after the session</w:t>
+        <w:t xml:space="preserve">: nothing is paid in the app; the customer pays 50,00 € directly, and earns +50 XP once the trainer records the payment after the session</w:t>
       </w:r>
     </w:p>
     <w:p>
@@ -5163,7 +5534,7 @@
       <w:r>
         <w:drawing>
           <wp:inline>
-            <wp:extent cx="1688514" cy="7199999"/>
+            <wp:extent cx="1778340" cy="7199999"/>
             <wp:effectExtent b="0" l="0" r="0" t="0"/>
             <wp:docPr descr="Confirm booking" title="" id="1" name="Picture"/>
             <a:graphic>
@@ -5184,7 +5555,7 @@
                   <pic:spPr bwMode="auto">
                     <a:xfrm>
                       <a:off x="0" y="0"/>
-                      <a:ext cx="1688514" cy="7199999"/>
+                      <a:ext cx="1778340" cy="7199999"/>
                     </a:xfrm>
                     <a:prstGeom prst="rect">
                       <a:avLst/>
@@ -5337,6 +5708,9 @@
         </w:rPr>
         <w:t xml:space="preserve">Awaiting confirmation</w:t>
       </w:r>
+      <w:r>
+        <w:t xml:space="preserve">, with the badge under the label</w:t>
+      </w:r>
     </w:p>
     <w:p>
       <w:pPr>
@@ -5434,7 +5808,7 @@
         <w:t xml:space="preserve">PENDING</w:t>
       </w:r>
       <w:r>
-        <w:t xml:space="preserve">, total €50.00,</w:t>
+        <w:t xml:space="preserve">, total 50,00 €,</w:t>
       </w:r>
       <w:r>
         <w:t xml:space="preserve"> </w:t>
@@ -5476,7 +5850,7 @@
       <w:r>
         <w:drawing>
           <wp:inline>
-            <wp:extent cx="1566964" cy="7199999"/>
+            <wp:extent cx="1629715" cy="7199999"/>
             <wp:effectExtent b="0" l="0" r="0" t="0"/>
             <wp:docPr descr="Booking detail, awaiting confirmation" title="" id="1" name="Picture"/>
             <a:graphic>
@@ -5497,7 +5871,7 @@
                   <pic:spPr bwMode="auto">
                     <a:xfrm>
                       <a:off x="0" y="0"/>
-                      <a:ext cx="1566964" cy="7199999"/>
+                      <a:ext cx="1629715" cy="7199999"/>
                     </a:xfrm>
                     <a:prstGeom prst="rect">
                       <a:avLst/>
@@ -5733,7 +6107,7 @@
         <w:t xml:space="preserve">VFIT · CONFIRMED · Personal Training · Davide Moretti · Oct 2, 10:00 AM</w:t>
       </w:r>
       <w:r>
-        <w:t xml:space="preserve">.</w:t>
+        <w:t xml:space="preserve">, with the › chevron on the right of the card.</w:t>
       </w:r>
     </w:p>
     <w:p>
@@ -5858,7 +6232,7 @@
       <w:r>
         <w:drawing>
           <wp:inline>
-            <wp:extent cx="1616580" cy="7199999"/>
+            <wp:extent cx="1697702" cy="7199999"/>
             <wp:effectExtent b="0" l="0" r="0" t="0"/>
             <wp:docPr descr="Booking detail, confirmed" title="" id="1" name="Picture"/>
             <a:graphic>
@@ -5879,7 +6253,7 @@
                   <pic:spPr bwMode="auto">
                     <a:xfrm>
                       <a:off x="0" y="0"/>
-                      <a:ext cx="1616580" cy="7199999"/>
+                      <a:ext cx="1697702" cy="7199999"/>
                     </a:xfrm>
                     <a:prstGeom prst="rect">
                       <a:avLst/>
@@ -6226,12 +6600,366 @@
       </w:r>
     </w:p>
     <w:bookmarkEnd w:id="89"/>
-    <w:bookmarkStart w:id="90" w:name="issues-observed-during-this-walkthrough"/>
+    <w:bookmarkStart w:id="90" w:name="re-shoot-on-1-october-2026"/>
     <w:p>
       <w:pPr>
         <w:pStyle w:val="Heading2"/>
       </w:pPr>
       <w:r>
+        <w:t xml:space="preserve">Re-shoot on 1 October 2026</w:t>
+      </w:r>
+    </w:p>
+    <w:p>
+      <w:pPr>
+        <w:pStyle w:val="FirstParagraph"/>
+      </w:pPr>
+      <w:r>
+        <w:t xml:space="preserve">The issues found in this recording were fixed on 1 October 2026 (plan</w:t>
+      </w:r>
+      <w:r>
+        <w:t xml:space="preserve"> </w:t>
+      </w:r>
+      <w:r>
+        <w:rPr>
+          <w:rStyle w:val="VerbatimChar"/>
+        </w:rPr>
+        <w:t xml:space="preserve">docs/plans/2026-10-01-journey-ui-fixes-plan.md</w:t>
+      </w:r>
+      <w:r>
+        <w:t xml:space="preserve">, tasks F1–F9) and deployed to staging and production. The screens they changed were re-shot on staging, dark theme, 390 × 844:</w:t>
+      </w:r>
+    </w:p>
+    <w:p>
+      <w:pPr>
+        <w:numPr>
+          <w:ilvl w:val="0"/>
+          <w:numId w:val="1007"/>
+        </w:numPr>
+        <w:pStyle w:val="Compact"/>
+      </w:pPr>
+      <w:r>
+        <w:rPr>
+          <w:bCs/>
+          <w:b/>
+        </w:rPr>
+        <w:t xml:space="preserve">Signup</w:t>
+      </w:r>
+      <w:r>
+        <w:t xml:space="preserve"> </w:t>
+      </w:r>
+      <w:r>
+        <w:t xml:space="preserve">(A2–A4, B2–B4): the language and theme controls are a row above the</w:t>
+      </w:r>
+      <w:r>
+        <w:t xml:space="preserve"> </w:t>
+      </w:r>
+      <w:r>
+        <w:rPr>
+          <w:bCs/>
+          <w:b/>
+        </w:rPr>
+        <w:t xml:space="preserve">Back</w:t>
+      </w:r>
+      <w:r>
+        <w:t xml:space="preserve"> </w:t>
+      </w:r>
+      <w:r>
+        <w:t xml:space="preserve">/</w:t>
+      </w:r>
+      <w:r>
+        <w:t xml:space="preserve"> </w:t>
+      </w:r>
+      <w:r>
+        <w:rPr>
+          <w:bCs/>
+          <w:b/>
+        </w:rPr>
+        <w:t xml:space="preserve">Back to login</w:t>
+      </w:r>
+      <w:r>
+        <w:t xml:space="preserve"> </w:t>
+      </w:r>
+      <w:r>
+        <w:t xml:space="preserve">link instead of covering it; the terms checkbox sits right next to its text and is filled when ticked.</w:t>
+      </w:r>
+    </w:p>
+    <w:p>
+      <w:pPr>
+        <w:numPr>
+          <w:ilvl w:val="0"/>
+          <w:numId w:val="1007"/>
+        </w:numPr>
+        <w:pStyle w:val="Compact"/>
+      </w:pPr>
+      <w:r>
+        <w:rPr>
+          <w:bCs/>
+          <w:b/>
+        </w:rPr>
+        <w:t xml:space="preserve">Edit Service</w:t>
+      </w:r>
+      <w:r>
+        <w:t xml:space="preserve"> </w:t>
+      </w:r>
+      <w:r>
+        <w:t xml:space="preserve">(A9): centred on the phone, labelled fields, a real dialog that closes with Esc.</w:t>
+      </w:r>
+    </w:p>
+    <w:p>
+      <w:pPr>
+        <w:numPr>
+          <w:ilvl w:val="0"/>
+          <w:numId w:val="1007"/>
+        </w:numPr>
+        <w:pStyle w:val="Compact"/>
+      </w:pPr>
+      <w:r>
+        <w:rPr>
+          <w:bCs/>
+          <w:b/>
+        </w:rPr>
+        <w:t xml:space="preserve">Provider prices</w:t>
+      </w:r>
+      <w:r>
+        <w:t xml:space="preserve"> </w:t>
+      </w:r>
+      <w:r>
+        <w:t xml:space="preserve">(A10, A14, A15): written out in full (€50.00; 50,00 € in Italian).</w:t>
+      </w:r>
+    </w:p>
+    <w:p>
+      <w:pPr>
+        <w:numPr>
+          <w:ilvl w:val="0"/>
+          <w:numId w:val="1007"/>
+        </w:numPr>
+        <w:pStyle w:val="Compact"/>
+      </w:pPr>
+      <w:r>
+        <w:rPr>
+          <w:bCs/>
+          <w:b/>
+        </w:rPr>
+        <w:t xml:space="preserve">Location map</w:t>
+      </w:r>
+      <w:r>
+        <w:t xml:space="preserve"> </w:t>
+      </w:r>
+      <w:r>
+        <w:t xml:space="preserve">(A12): dark in the dark theme.</w:t>
+      </w:r>
+    </w:p>
+    <w:p>
+      <w:pPr>
+        <w:numPr>
+          <w:ilvl w:val="0"/>
+          <w:numId w:val="1007"/>
+        </w:numPr>
+        <w:pStyle w:val="Compact"/>
+      </w:pPr>
+      <w:r>
+        <w:rPr>
+          <w:bCs/>
+          <w:b/>
+        </w:rPr>
+        <w:t xml:space="preserve">Provider bookings</w:t>
+      </w:r>
+      <w:r>
+        <w:t xml:space="preserve"> </w:t>
+      </w:r>
+      <w:r>
+        <w:t xml:space="preserve">(A14, A15): the client avatar is a proper circle; the status badge moves under the name on a phone.</w:t>
+      </w:r>
+    </w:p>
+    <w:p>
+      <w:pPr>
+        <w:numPr>
+          <w:ilvl w:val="0"/>
+          <w:numId w:val="1007"/>
+        </w:numPr>
+        <w:pStyle w:val="Compact"/>
+      </w:pPr>
+      <w:r>
+        <w:rPr>
+          <w:bCs/>
+          <w:b/>
+        </w:rPr>
+        <w:t xml:space="preserve">Provider dashboard</w:t>
+      </w:r>
+      <w:r>
+        <w:t xml:space="preserve"> </w:t>
+      </w:r>
+      <w:r>
+        <w:t xml:space="preserve">(A16):</w:t>
+      </w:r>
+      <w:r>
+        <w:t xml:space="preserve"> </w:t>
+      </w:r>
+      <w:r>
+        <w:rPr>
+          <w:bCs/>
+          <w:b/>
+        </w:rPr>
+        <w:t xml:space="preserve">Welcome!</w:t>
+      </w:r>
+      <w:r>
+        <w:t xml:space="preserve"> </w:t>
+      </w:r>
+      <w:r>
+        <w:t xml:space="preserve">for a provider who has not delivered a session yet, and</w:t>
+      </w:r>
+      <w:r>
+        <w:t xml:space="preserve"> </w:t>
+      </w:r>
+      <w:r>
+        <w:rPr>
+          <w:iCs/>
+          <w:i/>
+        </w:rPr>
+        <w:t xml:space="preserve">Recent Activity</w:t>
+      </w:r>
+      <w:r>
+        <w:t xml:space="preserve"> </w:t>
+      </w:r>
+      <w:r>
+        <w:t xml:space="preserve">now lists the booking events.</w:t>
+      </w:r>
+    </w:p>
+    <w:p>
+      <w:pPr>
+        <w:numPr>
+          <w:ilvl w:val="0"/>
+          <w:numId w:val="1007"/>
+        </w:numPr>
+        <w:pStyle w:val="Compact"/>
+      </w:pPr>
+      <w:r>
+        <w:rPr>
+          <w:bCs/>
+          <w:b/>
+        </w:rPr>
+        <w:t xml:space="preserve">Book a service</w:t>
+      </w:r>
+      <w:r>
+        <w:t xml:space="preserve"> </w:t>
+      </w:r>
+      <w:r>
+        <w:t xml:space="preserve">(B7, B8): the</w:t>
+      </w:r>
+      <w:r>
+        <w:t xml:space="preserve"> </w:t>
+      </w:r>
+      <w:r>
+        <w:rPr>
+          <w:iCs/>
+          <w:i/>
+        </w:rPr>
+        <w:t xml:space="preserve">VERIFIED</w:t>
+      </w:r>
+      <w:r>
+        <w:t xml:space="preserve"> </w:t>
+      </w:r>
+      <w:r>
+        <w:t xml:space="preserve">badge stays whole and the distance sits next to the price.</w:t>
+      </w:r>
+    </w:p>
+    <w:p>
+      <w:pPr>
+        <w:numPr>
+          <w:ilvl w:val="0"/>
+          <w:numId w:val="1007"/>
+        </w:numPr>
+        <w:pStyle w:val="Compact"/>
+      </w:pPr>
+      <w:r>
+        <w:rPr>
+          <w:bCs/>
+          <w:b/>
+        </w:rPr>
+        <w:t xml:space="preserve">Booking calendar</w:t>
+      </w:r>
+      <w:r>
+        <w:t xml:space="preserve"> </w:t>
+      </w:r>
+      <w:r>
+        <w:t xml:space="preserve">(B10, B11): only days with at least one free slot can be picked.</w:t>
+      </w:r>
+    </w:p>
+    <w:p>
+      <w:pPr>
+        <w:numPr>
+          <w:ilvl w:val="0"/>
+          <w:numId w:val="1007"/>
+        </w:numPr>
+        <w:pStyle w:val="Compact"/>
+      </w:pPr>
+      <w:r>
+        <w:rPr>
+          <w:bCs/>
+          <w:b/>
+        </w:rPr>
+        <w:t xml:space="preserve">Booking detail</w:t>
+      </w:r>
+      <w:r>
+        <w:t xml:space="preserve"> </w:t>
+      </w:r>
+      <w:r>
+        <w:t xml:space="preserve">(B13): the</w:t>
+      </w:r>
+      <w:r>
+        <w:t xml:space="preserve"> </w:t>
+      </w:r>
+      <w:r>
+        <w:rPr>
+          <w:iCs/>
+          <w:i/>
+        </w:rPr>
+        <w:t xml:space="preserve">AWAITING CONFIRMATION</w:t>
+      </w:r>
+      <w:r>
+        <w:t xml:space="preserve"> </w:t>
+      </w:r>
+      <w:r>
+        <w:t xml:space="preserve">badge sits under the status label instead of sticking out of the card.</w:t>
+      </w:r>
+    </w:p>
+    <w:p>
+      <w:pPr>
+        <w:numPr>
+          <w:ilvl w:val="0"/>
+          <w:numId w:val="1007"/>
+        </w:numPr>
+        <w:pStyle w:val="Compact"/>
+      </w:pPr>
+      <w:r>
+        <w:rPr>
+          <w:bCs/>
+          <w:b/>
+        </w:rPr>
+        <w:t xml:space="preserve">My bookings</w:t>
+      </w:r>
+      <w:r>
+        <w:t xml:space="preserve"> </w:t>
+      </w:r>
+      <w:r>
+        <w:t xml:space="preserve">(B15): the › chevron is on the right of the card.</w:t>
+      </w:r>
+    </w:p>
+    <w:p>
+      <w:pPr>
+        <w:pStyle w:val="FirstParagraph"/>
+      </w:pPr>
+      <w:r>
+        <w:t xml:space="preserve">B12, B13a and B16 were re-taken along with them. The trainer page (B9) looked the same in the dark theme, so it was kept. A6, A7 and A8 were kept because their first-login state can’t be recreated (see the notes under them).</w:t>
+      </w:r>
+    </w:p>
+    <w:bookmarkEnd w:id="90"/>
+    <w:bookmarkStart w:id="91" w:name="issues-observed-during-this-walkthrough"/>
+    <w:p>
+      <w:pPr>
+        <w:pStyle w:val="Heading2"/>
+      </w:pPr>
+      <w:r>
         <w:t xml:space="preserve">Issues observed during this walkthrough</w:t>
       </w:r>
     </w:p>
@@ -6240,7 +6968,7 @@
         <w:pStyle w:val="FirstParagraph"/>
       </w:pPr>
       <w:r>
-        <w:t xml:space="preserve">None of these stopped the booking from going through.</w:t>
+        <w:t xml:space="preserve">None of these stopped the booking from going through. Issues 1–12 and 14 from the 30 September list are fixed (see above) and have been removed. The remaining item is kept as #1; #2–#7 were seen during the 1 October re-shoot.</w:t>
       </w:r>
     </w:p>
     <w:tbl>
@@ -6320,7 +7048,7 @@
               <w:jc w:val="left"/>
             </w:pPr>
             <w:r>
-              <w:t xml:space="preserve">Medium</w:t>
+              <w:t xml:space="preserve">Info</w:t>
             </w:r>
           </w:p>
         </w:tc>
@@ -6331,7 +7059,7 @@
               <w:jc w:val="left"/>
             </w:pPr>
             <w:r>
-              <w:t xml:space="preserve">Booking calendar (B10)</w:t>
+              <w:t xml:space="preserve">Staging</w:t>
             </w:r>
           </w:p>
         </w:tc>
@@ -6342,7 +7070,7 @@
               <w:jc w:val="left"/>
             </w:pPr>
             <w:r>
-              <w:t xml:space="preserve">Every future day is enabled, including weekends and days that the 24 h notice rules out. Picking one shows</w:t>
+              <w:t xml:space="preserve">No verification email arrives on staging (email secrets are placeholders by design), so the</w:t>
             </w:r>
             <w:r>
               <w:t xml:space="preserve"> </w:t>
@@ -6352,24 +7080,13 @@
                 <w:iCs/>
                 <w:i/>
               </w:rPr>
-              <w:t xml:space="preserve">“</w:t>
-            </w:r>
-            <w:r>
-              <w:rPr>
-                <w:iCs/>
-                <w:i/>
-              </w:rPr>
-              <w:t xml:space="preserve">No times available</w:t>
-            </w:r>
-            <w:r>
-              <w:rPr>
-                <w:iCs/>
-                <w:i/>
-              </w:rPr>
-              <w:t xml:space="preserve">”</w:t>
-            </w:r>
-            <w:r>
-              <w:t xml:space="preserve">. Days without free slots should be disabled.</w:t>
+              <w:t xml:space="preserve">Confirm your email</w:t>
+            </w:r>
+            <w:r>
+              <w:t xml:space="preserve"> </w:t>
+            </w:r>
+            <w:r>
+              <w:t xml:space="preserve">banner stays up. It does not block signup, service setup or booking.</w:t>
             </w:r>
           </w:p>
         </w:tc>
@@ -6393,7 +7110,7 @@
               <w:jc w:val="left"/>
             </w:pPr>
             <w:r>
-              <w:t xml:space="preserve">Medium</w:t>
+              <w:t xml:space="preserve">Low</w:t>
             </w:r>
           </w:p>
         </w:tc>
@@ -6404,7 +7121,7 @@
               <w:jc w:val="left"/>
             </w:pPr>
             <w:r>
-              <w:t xml:space="preserve">Signup form, terms row (A4, B4)</w:t>
+              <w:t xml:space="preserve">Customer screens (B7–B13)</w:t>
             </w:r>
           </w:p>
         </w:tc>
@@ -6415,23 +7132,56 @@
               <w:jc w:val="left"/>
             </w:pPr>
             <w:r>
-              <w:t xml:space="preserve">The checkbox wrapper takes the full width, so the</w:t>
-            </w:r>
-            <w:r>
-              <w:t xml:space="preserve"> </w:t>
+              <w:t xml:space="preserve">In English, customer-side prices still use the Italian format (</w:t>
             </w:r>
             <w:r>
               <w:rPr>
                 <w:iCs/>
                 <w:i/>
               </w:rPr>
-              <w:t xml:space="preserve">I accept the Terms…</w:t>
+              <w:t xml:space="preserve">From 50,00 €</w:t>
+            </w:r>
+            <w:r>
+              <w:t xml:space="preserve">,</w:t>
             </w:r>
             <w:r>
               <w:t xml:space="preserve"> </w:t>
             </w:r>
             <w:r>
-              <w:t xml:space="preserve">text is pushed to the right half of the box. When ticked, the box loses its fill and only a bare check mark shows.</w:t>
+              <w:rPr>
+                <w:iCs/>
+                <w:i/>
+              </w:rPr>
+              <w:t xml:space="preserve">Service 50,00 €</w:t>
+            </w:r>
+            <w:r>
+              <w:t xml:space="preserve">,</w:t>
+            </w:r>
+            <w:r>
+              <w:t xml:space="preserve"> </w:t>
+            </w:r>
+            <w:r>
+              <w:rPr>
+                <w:iCs/>
+                <w:i/>
+              </w:rPr>
+              <w:t xml:space="preserve">Value: 1,00 €</w:t>
+            </w:r>
+            <w:r>
+              <w:t xml:space="preserve">), while the provider’s screens now show</w:t>
+            </w:r>
+            <w:r>
+              <w:t xml:space="preserve"> </w:t>
+            </w:r>
+            <w:r>
+              <w:rPr>
+                <w:iCs/>
+                <w:i/>
+              </w:rPr>
+              <w:t xml:space="preserve">€50.00</w:t>
+            </w:r>
+            <w:r>
+              <w:t xml:space="preserve">.</w:t>
             </w:r>
           </w:p>
         </w:tc>
@@ -6466,7 +7216,7 @@
               <w:jc w:val="left"/>
             </w:pPr>
             <w:r>
-              <w:t xml:space="preserve">Provider bookings, Italian (A14)</w:t>
+              <w:t xml:space="preserve">Provider dashboard (A16)</w:t>
             </w:r>
           </w:p>
         </w:tc>
@@ -6477,7 +7227,17 @@
               <w:jc w:val="left"/>
             </w:pPr>
             <w:r>
-              <w:t xml:space="preserve">The price is shown as</w:t>
+              <w:rPr>
+                <w:iCs/>
+                <w:i/>
+              </w:rPr>
+              <w:t xml:space="preserve">This Month’s Earnings</w:t>
+            </w:r>
+            <w:r>
+              <w:t xml:space="preserve"> </w:t>
+            </w:r>
+            <w:r>
+              <w:t xml:space="preserve">is built by hand as</w:t>
             </w:r>
             <w:r>
               <w:t xml:space="preserve"> </w:t>
@@ -6486,22 +7246,48 @@
               <w:rPr>
                 <w:rStyle w:val="VerbatimChar"/>
               </w:rPr>
-              <w:t xml:space="preserve">€50.00</w:t>
+              <w:t xml:space="preserve">€0</w:t>
             </w:r>
             <w:r>
               <w:t xml:space="preserve"> </w:t>
             </w:r>
             <w:r>
-              <w:t xml:space="preserve">(English format) instead of</w:t>
-            </w:r>
-            <w:r>
-              <w:t xml:space="preserve"> </w:t>
+              <w:t xml:space="preserve">(</w:t>
             </w:r>
             <w:r>
               <w:rPr>
                 <w:rStyle w:val="VerbatimChar"/>
               </w:rPr>
-              <w:t xml:space="preserve">50,00 €</w:t>
+              <w:t xml:space="preserve">provider/dashboard/page.tsx</w:t>
+            </w:r>
+            <w:r>
+              <w:t xml:space="preserve">), so in Italian it reads</w:t>
+            </w:r>
+            <w:r>
+              <w:t xml:space="preserve"> </w:t>
+            </w:r>
+            <w:r>
+              <w:rPr>
+                <w:iCs/>
+                <w:i/>
+              </w:rPr>
+              <w:t xml:space="preserve">€0</w:t>
+            </w:r>
+            <w:r>
+              <w:t xml:space="preserve"> </w:t>
+            </w:r>
+            <w:r>
+              <w:t xml:space="preserve">instead of</w:t>
+            </w:r>
+            <w:r>
+              <w:t xml:space="preserve"> </w:t>
+            </w:r>
+            <w:r>
+              <w:rPr>
+                <w:iCs/>
+                <w:i/>
+              </w:rPr>
+              <w:t xml:space="preserve">0 €</w:t>
             </w:r>
             <w:r>
               <w:t xml:space="preserve">.</w:t>
@@ -6539,7 +7325,7 @@
               <w:jc w:val="left"/>
             </w:pPr>
             <w:r>
-              <w:t xml:space="preserve">Signup screens, Italian</w:t>
+              <w:t xml:space="preserve">Italian copy</w:t>
             </w:r>
           </w:p>
         </w:tc>
@@ -6550,39 +7336,46 @@
               <w:jc w:val="left"/>
             </w:pPr>
             <w:r>
-              <w:t xml:space="preserve">The</w:t>
+              <w:t xml:space="preserve">The Notifications subtitle still says</w:t>
             </w:r>
             <w:r>
               <w:t xml:space="preserve"> </w:t>
             </w:r>
             <w:r>
               <w:rPr>
-                <w:bCs/>
-                <w:b/>
+                <w:iCs/>
+                <w:i/>
               </w:rPr>
-              <w:t xml:space="preserve">Indietro</w:t>
+              <w:t xml:space="preserve">“</w:t>
+            </w:r>
+            <w:r>
+              <w:rPr>
+                <w:iCs/>
+                <w:i/>
+              </w:rPr>
+              <w:t xml:space="preserve">Centro notifiche per booking, …</w:t>
+            </w:r>
+            <w:r>
+              <w:rPr>
+                <w:iCs/>
+                <w:i/>
+              </w:rPr>
+              <w:t xml:space="preserve">”</w:t>
             </w:r>
             <w:r>
               <w:t xml:space="preserve"> </w:t>
             </w:r>
             <w:r>
-              <w:t xml:space="preserve">/</w:t>
-            </w:r>
-            <w:r>
-              <w:t xml:space="preserve"> </w:t>
+              <w:t xml:space="preserve">(</w:t>
             </w:r>
             <w:r>
               <w:rPr>
-                <w:bCs/>
-                <w:b/>
+                <w:rStyle w:val="VerbatimChar"/>
               </w:rPr>
-              <w:t xml:space="preserve">Torna al login</w:t>
-            </w:r>
-            <w:r>
-              <w:t xml:space="preserve"> </w:t>
-            </w:r>
-            <w:r>
-              <w:t xml:space="preserve">back link runs under the language picker at 390 px.</w:t>
+              <w:t xml:space="preserve">notifications.subtitle</w:t>
+            </w:r>
+            <w:r>
+              <w:t xml:space="preserve">).</w:t>
             </w:r>
           </w:p>
         </w:tc>
@@ -6617,7 +7410,7 @@
               <w:jc w:val="left"/>
             </w:pPr>
             <w:r>
-              <w:t xml:space="preserve">Booking detail (B13)</w:t>
+              <w:t xml:space="preserve">Book a service, Italian (B8)</w:t>
             </w:r>
           </w:p>
         </w:tc>
@@ -6628,23 +7421,30 @@
               <w:jc w:val="left"/>
             </w:pPr>
             <w:r>
-              <w:t xml:space="preserve">The</w:t>
-            </w:r>
-            <w:r>
-              <w:t xml:space="preserve"> </w:t>
+              <w:t xml:space="preserve">The distance uses a decimal point (</w:t>
             </w:r>
             <w:r>
               <w:rPr>
                 <w:iCs/>
                 <w:i/>
               </w:rPr>
-              <w:t xml:space="preserve">AWAITING CONFIRMATION</w:t>
+              <w:t xml:space="preserve">0.1 km</w:t>
+            </w:r>
+            <w:r>
+              <w:t xml:space="preserve">) instead of</w:t>
             </w:r>
             <w:r>
               <w:t xml:space="preserve"> </w:t>
             </w:r>
             <w:r>
-              <w:t xml:space="preserve">badge sticks out past the right edge of the status card.</w:t>
+              <w:rPr>
+                <w:iCs/>
+                <w:i/>
+              </w:rPr>
+              <w:t xml:space="preserve">0,1 km</w:t>
+            </w:r>
+            <w:r>
+              <w:t xml:space="preserve">.</w:t>
             </w:r>
           </w:p>
         </w:tc>
@@ -6679,7 +7479,7 @@
               <w:jc w:val="left"/>
             </w:pPr>
             <w:r>
-              <w:t xml:space="preserve">Provider bookings (A14)</w:t>
+              <w:t xml:space="preserve">Book a service (B8)</w:t>
             </w:r>
           </w:p>
         </w:tc>
@@ -6690,7 +7490,23 @@
               <w:jc w:val="left"/>
             </w:pPr>
             <w:r>
-              <w:t xml:space="preserve">The client avatar is squashed into a narrow oval.</w:t>
+              <w:t xml:space="preserve">Accessibility: neither the result card nor its</w:t>
+            </w:r>
+            <w:r>
+              <w:t xml:space="preserve"> </w:t>
+            </w:r>
+            <w:r>
+              <w:rPr>
+                <w:iCs/>
+                <w:i/>
+              </w:rPr>
+              <w:t xml:space="preserve">Check availability</w:t>
+            </w:r>
+            <w:r>
+              <w:t xml:space="preserve"> </w:t>
+            </w:r>
+            <w:r>
+              <w:t xml:space="preserve">text is a link or button, so a keyboard or screen-reader user cannot open a trainer from the results.</w:t>
             </w:r>
           </w:p>
         </w:tc>
@@ -6714,7 +7530,7 @@
               <w:jc w:val="left"/>
             </w:pPr>
             <w:r>
-              <w:t xml:space="preserve">Low</w:t>
+              <w:t xml:space="preserve">Info</w:t>
             </w:r>
           </w:p>
         </w:tc>
@@ -6725,7 +7541,7 @@
               <w:jc w:val="left"/>
             </w:pPr>
             <w:r>
-              <w:t xml:space="preserve">Book a service (B7, B8)</w:t>
+              <w:t xml:space="preserve">Booking detail, Cancel booking</w:t>
             </w:r>
           </w:p>
         </w:tc>
@@ -6736,7 +7552,7 @@
               <w:jc w:val="left"/>
             </w:pPr>
             <w:r>
-              <w:t xml:space="preserve">The</w:t>
+              <w:t xml:space="preserve">Accessibility: the</w:t>
             </w:r>
             <w:r>
               <w:t xml:space="preserve"> </w:t>
@@ -6746,90 +7562,29 @@
                 <w:iCs/>
                 <w:i/>
               </w:rPr>
-              <w:t xml:space="preserve">VERIFIED</w:t>
+              <w:t xml:space="preserve">Keep / Cancel</w:t>
             </w:r>
             <w:r>
               <w:t xml:space="preserve"> </w:t>
             </w:r>
             <w:r>
-              <w:t xml:space="preserve">badge is clipped at the card edge for long names. On results with a distance,</w:t>
+              <w:t xml:space="preserve">confirmation that opens from</w:t>
             </w:r>
             <w:r>
               <w:t xml:space="preserve"> </w:t>
             </w:r>
             <w:r>
-              <w:t xml:space="preserve">“</w:t>
-            </w:r>
-            <w:r>
-              <w:t xml:space="preserve">0.1 km</w:t>
-            </w:r>
-            <w:r>
-              <w:t xml:space="preserve">”</w:t>
+              <w:rPr>
+                <w:bCs/>
+                <w:b/>
+              </w:rPr>
+              <w:t xml:space="preserve">Cancel booking</w:t>
             </w:r>
             <w:r>
               <w:t xml:space="preserve"> </w:t>
             </w:r>
             <w:r>
-              <w:t xml:space="preserve">wraps between the price and</w:t>
-            </w:r>
-            <w:r>
-              <w:t xml:space="preserve"> </w:t>
-            </w:r>
-            <w:r>
-              <w:rPr>
-                <w:iCs/>
-                <w:i/>
-              </w:rPr>
-              <w:t xml:space="preserve">Check availability</w:t>
-            </w:r>
-            <w:r>
-              <w:t xml:space="preserve">.</w:t>
-            </w:r>
-          </w:p>
-        </w:tc>
-      </w:tr>
-      <w:tr>
-        <w:tc>
-          <w:p>
-            <w:pPr>
-              <w:pStyle w:val="Compact"/>
-              <w:jc w:val="left"/>
-            </w:pPr>
-            <w:r>
-              <w:t xml:space="preserve">8</w:t>
-            </w:r>
-          </w:p>
-        </w:tc>
-        <w:tc>
-          <w:p>
-            <w:pPr>
-              <w:pStyle w:val="Compact"/>
-              <w:jc w:val="left"/>
-            </w:pPr>
-            <w:r>
-              <w:t xml:space="preserve">Low</w:t>
-            </w:r>
-          </w:p>
-        </w:tc>
-        <w:tc>
-          <w:p>
-            <w:pPr>
-              <w:pStyle w:val="Compact"/>
-              <w:jc w:val="left"/>
-            </w:pPr>
-            <w:r>
-              <w:t xml:space="preserve">Edit Service dialog (A9)</w:t>
-            </w:r>
-          </w:p>
-        </w:tc>
-        <w:tc>
-          <w:p>
-            <w:pPr>
-              <w:pStyle w:val="Compact"/>
-              <w:jc w:val="left"/>
-            </w:pPr>
-            <w:r>
-              <w:t xml:space="preserve">The dialog is not centred on a phone (16 px left margin, about 48 px right). Its field labels are not linked to their inputs, and it has no</w:t>
+              <w:t xml:space="preserve">is not marked up as a dialog (no</w:t>
             </w:r>
             <w:r>
               <w:t xml:space="preserve"> </w:t>
@@ -6841,452 +7596,7 @@
               <w:t xml:space="preserve">role="dialog"</w:t>
             </w:r>
             <w:r>
-              <w:t xml:space="preserve">.</w:t>
-            </w:r>
-          </w:p>
-        </w:tc>
-      </w:tr>
-      <w:tr>
-        <w:tc>
-          <w:p>
-            <w:pPr>
-              <w:pStyle w:val="Compact"/>
-              <w:jc w:val="left"/>
-            </w:pPr>
-            <w:r>
-              <w:t xml:space="preserve">9</w:t>
-            </w:r>
-          </w:p>
-        </w:tc>
-        <w:tc>
-          <w:p>
-            <w:pPr>
-              <w:pStyle w:val="Compact"/>
-              <w:jc w:val="left"/>
-            </w:pPr>
-            <w:r>
-              <w:t xml:space="preserve">Low</w:t>
-            </w:r>
-          </w:p>
-        </w:tc>
-        <w:tc>
-          <w:p>
-            <w:pPr>
-              <w:pStyle w:val="Compact"/>
-              <w:jc w:val="left"/>
-            </w:pPr>
-            <w:r>
-              <w:t xml:space="preserve">Provider dashboard (A6, A16)</w:t>
-            </w:r>
-          </w:p>
-        </w:tc>
-        <w:tc>
-          <w:p>
-            <w:pPr>
-              <w:pStyle w:val="Compact"/>
-              <w:jc w:val="left"/>
-            </w:pPr>
-            <w:r>
-              <w:t xml:space="preserve">A brand-new provider is greeted with</w:t>
-            </w:r>
-            <w:r>
-              <w:t xml:space="preserve"> </w:t>
-            </w:r>
-            <w:r>
-              <w:rPr>
-                <w:iCs/>
-                <w:i/>
-              </w:rPr>
-              <w:t xml:space="preserve">“</w:t>
-            </w:r>
-            <w:r>
-              <w:rPr>
-                <w:iCs/>
-                <w:i/>
-              </w:rPr>
-              <w:t xml:space="preserve">Welcome back!</w:t>
-            </w:r>
-            <w:r>
-              <w:rPr>
-                <w:iCs/>
-                <w:i/>
-              </w:rPr>
-              <w:t xml:space="preserve">”</w:t>
-            </w:r>
-            <w:r>
-              <w:t xml:space="preserve">.</w:t>
-            </w:r>
-            <w:r>
-              <w:t xml:space="preserve"> </w:t>
-            </w:r>
-            <w:r>
-              <w:rPr>
-                <w:iCs/>
-                <w:i/>
-              </w:rPr>
-              <w:t xml:space="preserve">Recent Activity</w:t>
-            </w:r>
-            <w:r>
-              <w:t xml:space="preserve"> </w:t>
-            </w:r>
-            <w:r>
-              <w:t xml:space="preserve">stays empty after a booking request and a confirmation.</w:t>
-            </w:r>
-          </w:p>
-        </w:tc>
-      </w:tr>
-      <w:tr>
-        <w:tc>
-          <w:p>
-            <w:pPr>
-              <w:pStyle w:val="Compact"/>
-              <w:jc w:val="left"/>
-            </w:pPr>
-            <w:r>
-              <w:t xml:space="preserve">10</w:t>
-            </w:r>
-          </w:p>
-        </w:tc>
-        <w:tc>
-          <w:p>
-            <w:pPr>
-              <w:pStyle w:val="Compact"/>
-              <w:jc w:val="left"/>
-            </w:pPr>
-            <w:r>
-              <w:t xml:space="preserve">Low</w:t>
-            </w:r>
-          </w:p>
-        </w:tc>
-        <w:tc>
-          <w:p>
-            <w:pPr>
-              <w:pStyle w:val="Compact"/>
-              <w:jc w:val="left"/>
-            </w:pPr>
-            <w:r>
-              <w:t xml:space="preserve">My bookings (B15)</w:t>
-            </w:r>
-          </w:p>
-        </w:tc>
-        <w:tc>
-          <w:p>
-            <w:pPr>
-              <w:pStyle w:val="Compact"/>
-              <w:jc w:val="left"/>
-            </w:pPr>
-            <w:r>
-              <w:t xml:space="preserve">The card’s › chevron sits under the avatar, at the bottom-left of the card.</w:t>
-            </w:r>
-          </w:p>
-        </w:tc>
-      </w:tr>
-      <w:tr>
-        <w:tc>
-          <w:p>
-            <w:pPr>
-              <w:pStyle w:val="Compact"/>
-              <w:jc w:val="left"/>
-            </w:pPr>
-            <w:r>
-              <w:t xml:space="preserve">11</w:t>
-            </w:r>
-          </w:p>
-        </w:tc>
-        <w:tc>
-          <w:p>
-            <w:pPr>
-              <w:pStyle w:val="Compact"/>
-              <w:jc w:val="left"/>
-            </w:pPr>
-            <w:r>
-              <w:t xml:space="preserve">Low</w:t>
-            </w:r>
-          </w:p>
-        </w:tc>
-        <w:tc>
-          <w:p>
-            <w:pPr>
-              <w:pStyle w:val="Compact"/>
-              <w:jc w:val="left"/>
-            </w:pPr>
-            <w:r>
-              <w:t xml:space="preserve">Italian copy</w:t>
-            </w:r>
-          </w:p>
-        </w:tc>
-        <w:tc>
-          <w:p>
-            <w:pPr>
-              <w:pStyle w:val="Compact"/>
-              <w:jc w:val="left"/>
-            </w:pPr>
-            <w:r>
-              <w:t xml:space="preserve">The notification tag stays</w:t>
-            </w:r>
-            <w:r>
-              <w:t xml:space="preserve"> </w:t>
-            </w:r>
-            <w:r>
-              <w:rPr>
-                <w:iCs/>
-                <w:i/>
-              </w:rPr>
-              <w:t xml:space="preserve">BOOKING</w:t>
-            </w:r>
-            <w:r>
-              <w:t xml:space="preserve"> </w:t>
-            </w:r>
-            <w:r>
-              <w:t xml:space="preserve">and its description says</w:t>
-            </w:r>
-            <w:r>
-              <w:t xml:space="preserve"> </w:t>
-            </w:r>
-            <w:r>
-              <w:t xml:space="preserve">“</w:t>
-            </w:r>
-            <w:r>
-              <w:t xml:space="preserve">per booking</w:t>
-            </w:r>
-            <w:r>
-              <w:t xml:space="preserve">”</w:t>
-            </w:r>
-            <w:r>
-              <w:t xml:space="preserve">; the same action is</w:t>
-            </w:r>
-            <w:r>
-              <w:t xml:space="preserve"> </w:t>
-            </w:r>
-            <w:r>
-              <w:rPr>
-                <w:iCs/>
-                <w:i/>
-              </w:rPr>
-              <w:t xml:space="preserve">Controlla disponibilità</w:t>
-            </w:r>
-            <w:r>
-              <w:t xml:space="preserve"> </w:t>
-            </w:r>
-            <w:r>
-              <w:t xml:space="preserve">in results but</w:t>
-            </w:r>
-            <w:r>
-              <w:t xml:space="preserve"> </w:t>
-            </w:r>
-            <w:r>
-              <w:rPr>
-                <w:iCs/>
-                <w:i/>
-              </w:rPr>
-              <w:t xml:space="preserve">Verifica disponibilità</w:t>
-            </w:r>
-            <w:r>
-              <w:t xml:space="preserve"> </w:t>
-            </w:r>
-            <w:r>
-              <w:t xml:space="preserve">on the trainer page; the cancelled status is</w:t>
-            </w:r>
-            <w:r>
-              <w:t xml:space="preserve"> </w:t>
-            </w:r>
-            <w:r>
-              <w:rPr>
-                <w:iCs/>
-                <w:i/>
-              </w:rPr>
-              <w:t xml:space="preserve">Cancellate</w:t>
-            </w:r>
-            <w:r>
-              <w:t xml:space="preserve"> </w:t>
-            </w:r>
-            <w:r>
-              <w:t xml:space="preserve">in the provider portal but</w:t>
-            </w:r>
-            <w:r>
-              <w:t xml:space="preserve"> </w:t>
-            </w:r>
-            <w:r>
-              <w:rPr>
-                <w:iCs/>
-                <w:i/>
-              </w:rPr>
-              <w:t xml:space="preserve">Annullate</w:t>
-            </w:r>
-            <w:r>
-              <w:t xml:space="preserve"> </w:t>
-            </w:r>
-            <w:r>
-              <w:t xml:space="preserve">for the customer.</w:t>
-            </w:r>
-          </w:p>
-        </w:tc>
-      </w:tr>
-      <w:tr>
-        <w:tc>
-          <w:p>
-            <w:pPr>
-              <w:pStyle w:val="Compact"/>
-              <w:jc w:val="left"/>
-            </w:pPr>
-            <w:r>
-              <w:t xml:space="preserve">12</w:t>
-            </w:r>
-          </w:p>
-        </w:tc>
-        <w:tc>
-          <w:p>
-            <w:pPr>
-              <w:pStyle w:val="Compact"/>
-              <w:jc w:val="left"/>
-            </w:pPr>
-            <w:r>
-              <w:t xml:space="preserve">Info</w:t>
-            </w:r>
-          </w:p>
-        </w:tc>
-        <w:tc>
-          <w:p>
-            <w:pPr>
-              <w:pStyle w:val="Compact"/>
-              <w:jc w:val="left"/>
-            </w:pPr>
-            <w:r>
-              <w:t xml:space="preserve">Provider pages</w:t>
-            </w:r>
-          </w:p>
-        </w:tc>
-        <w:tc>
-          <w:p>
-            <w:pPr>
-              <w:pStyle w:val="Compact"/>
-              <w:jc w:val="left"/>
-            </w:pPr>
-            <w:r>
-              <w:t xml:space="preserve">The provider layout nests two</w:t>
-            </w:r>
-            <w:r>
-              <w:t xml:space="preserve"> </w:t>
-            </w:r>
-            <w:r>
-              <w:rPr>
-                <w:rStyle w:val="VerbatimChar"/>
-              </w:rPr>
-              <w:t xml:space="preserve">&lt;main&gt;</w:t>
-            </w:r>
-            <w:r>
-              <w:t xml:space="preserve"> </w:t>
-            </w:r>
-            <w:r>
-              <w:t xml:space="preserve">landmarks.</w:t>
-            </w:r>
-          </w:p>
-        </w:tc>
-      </w:tr>
-      <w:tr>
-        <w:tc>
-          <w:p>
-            <w:pPr>
-              <w:pStyle w:val="Compact"/>
-              <w:jc w:val="left"/>
-            </w:pPr>
-            <w:r>
-              <w:t xml:space="preserve">13</w:t>
-            </w:r>
-          </w:p>
-        </w:tc>
-        <w:tc>
-          <w:p>
-            <w:pPr>
-              <w:pStyle w:val="Compact"/>
-              <w:jc w:val="left"/>
-            </w:pPr>
-            <w:r>
-              <w:t xml:space="preserve">Info</w:t>
-            </w:r>
-          </w:p>
-        </w:tc>
-        <w:tc>
-          <w:p>
-            <w:pPr>
-              <w:pStyle w:val="Compact"/>
-              <w:jc w:val="left"/>
-            </w:pPr>
-            <w:r>
-              <w:t xml:space="preserve">Staging</w:t>
-            </w:r>
-          </w:p>
-        </w:tc>
-        <w:tc>
-          <w:p>
-            <w:pPr>
-              <w:pStyle w:val="Compact"/>
-              <w:jc w:val="left"/>
-            </w:pPr>
-            <w:r>
-              <w:t xml:space="preserve">No verification email arrives on staging (email secrets are placeholders by design), so the</w:t>
-            </w:r>
-            <w:r>
-              <w:t xml:space="preserve"> </w:t>
-            </w:r>
-            <w:r>
-              <w:rPr>
-                <w:iCs/>
-                <w:i/>
-              </w:rPr>
-              <w:t xml:space="preserve">Confirm your email</w:t>
-            </w:r>
-            <w:r>
-              <w:t xml:space="preserve"> </w:t>
-            </w:r>
-            <w:r>
-              <w:t xml:space="preserve">banner stays up. It does not block signup, service setup or booking.</w:t>
-            </w:r>
-          </w:p>
-        </w:tc>
-      </w:tr>
-      <w:tr>
-        <w:tc>
-          <w:p>
-            <w:pPr>
-              <w:pStyle w:val="Compact"/>
-              <w:jc w:val="left"/>
-            </w:pPr>
-            <w:r>
-              <w:t xml:space="preserve">14</w:t>
-            </w:r>
-          </w:p>
-        </w:tc>
-        <w:tc>
-          <w:p>
-            <w:pPr>
-              <w:pStyle w:val="Compact"/>
-              <w:jc w:val="left"/>
-            </w:pPr>
-            <w:r>
-              <w:t xml:space="preserve">Info</w:t>
-            </w:r>
-          </w:p>
-        </w:tc>
-        <w:tc>
-          <w:p>
-            <w:pPr>
-              <w:pStyle w:val="Compact"/>
-              <w:jc w:val="left"/>
-            </w:pPr>
-            <w:r>
-              <w:t xml:space="preserve">Location map (A12)</w:t>
-            </w:r>
-          </w:p>
-        </w:tc>
-        <w:tc>
-          <w:p>
-            <w:pPr>
-              <w:pStyle w:val="Compact"/>
-              <w:jc w:val="left"/>
-            </w:pPr>
-            <w:r>
-              <w:t xml:space="preserve">The Google map stays in its light style in dark theme.</w:t>
+              <w:t xml:space="preserve">).</w:t>
             </w:r>
           </w:p>
         </w:tc>
@@ -7299,8 +7609,8 @@
         </w:pict>
       </w:r>
     </w:p>
-    <w:bookmarkEnd w:id="90"/>
-    <w:bookmarkStart w:id="91" w:name="reproducing-this-walkthrough"/>
+    <w:bookmarkEnd w:id="91"/>
+    <w:bookmarkStart w:id="92" w:name="reproducing-this-walkthrough"/>
     <w:p>
       <w:pPr>
         <w:pStyle w:val="Heading2"/>
@@ -7313,7 +7623,7 @@
       <w:pPr>
         <w:numPr>
           <w:ilvl w:val="0"/>
-          <w:numId w:val="1007"/>
+          <w:numId w:val="1008"/>
         </w:numPr>
       </w:pPr>
       <w:r>
@@ -7364,7 +7674,7 @@
       <w:pPr>
         <w:numPr>
           <w:ilvl w:val="0"/>
-          <w:numId w:val="1007"/>
+          <w:numId w:val="1008"/>
         </w:numPr>
       </w:pPr>
       <w:r>
@@ -7426,7 +7736,7 @@
       <w:pPr>
         <w:numPr>
           <w:ilvl w:val="0"/>
-          <w:numId w:val="1007"/>
+          <w:numId w:val="1008"/>
         </w:numPr>
       </w:pPr>
       <w:r>
@@ -7458,7 +7768,7 @@
       <w:pPr>
         <w:numPr>
           <w:ilvl w:val="0"/>
-          <w:numId w:val="1007"/>
+          <w:numId w:val="1008"/>
         </w:numPr>
       </w:pPr>
       <w:r>
@@ -7469,7 +7779,7 @@
       <w:pPr>
         <w:numPr>
           <w:ilvl w:val="0"/>
-          <w:numId w:val="1007"/>
+          <w:numId w:val="1008"/>
         </w:numPr>
       </w:pPr>
       <w:r>
@@ -7566,7 +7876,7 @@
         <w:t xml:space="preserve"> en-US</w:t>
       </w:r>
     </w:p>
-    <w:bookmarkEnd w:id="91"/>
+    <w:bookmarkEnd w:id="92"/>
     <w:sectPr/>
   </w:body>
 </w:document>
@@ -7856,6 +8166,9 @@
     <w:abstractNumId w:val="991"/>
   </w:num>
   <w:num w:numId="1007">
+    <w:abstractNumId w:val="991"/>
+  </w:num>
+  <w:num w:numId="1008">
     <w:abstractNumId w:val="99411"/>
     <w:lvlOverride w:ilvl="0">
       <w:startOverride w:val="1"/>
